--- a/downloads/teacher/ai-6-week-23.docx
+++ b/downloads/teacher/ai-6-week-23.docx
@@ -1938,6 +1938,396 @@
         <w:t>For the Grounded Learning Service, retain an annotated trace and the changed-case result. Name the contract or evidence that makes the deciding step valid, so another team can review it.</w:t>
       </w:r>
     </w:p>
+    <w:p>
+      <w:pPr>
+        <w:pStyle w:val="Heading1"/>
+      </w:pPr>
+      <w:r>
+        <w:t>07. Prepare, teach and assess</w:t>
+      </w:r>
+    </w:p>
+    <w:p>
+      <w:r>
+        <w:t>Teaching target: Explain the mechanism and terminology of deployment environments</w:t>
+      </w:r>
+    </w:p>
+    <w:p>
+      <w:r>
+        <w:t>Prepare the labelled worked-case picture, the matching workbook, fictional input cards and a place for individual responses. Check a local Python 3 environment before class; have a paper-trace version ready.</w:t>
+      </w:r>
+    </w:p>
+    <w:tbl>
+      <w:tblPr>
+        <w:tblStyle w:val="LightShading-Accent1"/>
+        <w:tblW w:type="auto" w:w="0"/>
+        <w:tblLook w:firstColumn="1" w:firstRow="1" w:lastColumn="0" w:lastRow="0" w:noHBand="0" w:noVBand="1" w:val="04A0"/>
+      </w:tblPr>
+      <w:tblGrid>
+        <w:gridCol w:w="3408"/>
+        <w:gridCol w:w="3408"/>
+        <w:gridCol w:w="3408"/>
+      </w:tblGrid>
+      <w:tr>
+        <w:trPr>
+          <w:tblHeader/>
+        </w:trPr>
+        <w:tc>
+          <w:tcPr>
+            <w:tcW w:type="dxa" w:w="3408"/>
+          </w:tcPr>
+          <w:p>
+            <w:r>
+              <w:t>Session</w:t>
+            </w:r>
+          </w:p>
+        </w:tc>
+        <w:tc>
+          <w:tcPr>
+            <w:tcW w:type="dxa" w:w="3408"/>
+          </w:tcPr>
+          <w:p>
+            <w:r>
+              <w:t>Plan</w:t>
+            </w:r>
+          </w:p>
+        </w:tc>
+        <w:tc>
+          <w:tcPr>
+            <w:tcW w:type="dxa" w:w="3408"/>
+          </w:tcPr>
+          <w:p>
+            <w:r>
+              <w:t>Resources</w:t>
+            </w:r>
+          </w:p>
+        </w:tc>
+      </w:tr>
+      <w:tr>
+        <w:tc>
+          <w:tcPr>
+            <w:tcW w:type="dxa" w:w="3408"/>
+          </w:tcPr>
+          <w:p>
+            <w:r>
+              <w:t>Session 1 · Understand · 45 min</w:t>
+            </w:r>
+          </w:p>
+        </w:tc>
+        <w:tc>
+          <w:tcPr>
+            <w:tcW w:type="dxa" w:w="3408"/>
+          </w:tcPr>
+          <w:p>
+            <w:r>
+              <w:t>0–7: recall and prerequisite; 7–15: inspect the concrete case and predict; 15–30: teacher models the worked trace; 30–40: learners explain a step using the text and visual; 40–45: check the core idea.</w:t>
+            </w:r>
+          </w:p>
+        </w:tc>
+        <w:tc>
+          <w:tcPr>
+            <w:tcW w:type="dxa" w:w="3408"/>
+          </w:tcPr>
+          <w:p>
+            <w:r>
+              <w:t>Sections 1–6; record the brief recall in the workbook.</w:t>
+            </w:r>
+          </w:p>
+        </w:tc>
+      </w:tr>
+      <w:tr>
+        <w:tc>
+          <w:tcPr>
+            <w:tcW w:type="dxa" w:w="3408"/>
+          </w:tcPr>
+          <w:p>
+            <w:r>
+              <w:t>Session 2 · Practise · 45 min</w:t>
+            </w:r>
+          </w:p>
+        </w:tc>
+        <w:tc>
+          <w:tcPr>
+            <w:tcW w:type="dxa" w:w="3408"/>
+          </w:tcPr>
+          <w:p>
+            <w:r>
+              <w:t>0–5: retrieve the procedure; 5–15: W2 completion practice; 15–23: explain and check with a partner; 23–30: each learner answers the misconception check; 30–40: targeted reteaching or a harder variation; 40–45: prepare the investigation.</w:t>
+            </w:r>
+          </w:p>
+        </w:tc>
+        <w:tc>
+          <w:tcPr>
+            <w:tcW w:type="dxa" w:w="3408"/>
+          </w:tcPr>
+          <w:p>
+            <w:r>
+              <w:t>Sections 7–10; use the matching workbook W2 and misconception check.</w:t>
+            </w:r>
+          </w:p>
+        </w:tc>
+      </w:tr>
+      <w:tr>
+        <w:tc>
+          <w:tcPr>
+            <w:tcW w:type="dxa" w:w="3408"/>
+          </w:tcPr>
+          <w:p>
+            <w:r>
+              <w:t>Session 3 · Investigate and transfer · 45 min</w:t>
+            </w:r>
+          </w:p>
+        </w:tc>
+        <w:tc>
+          <w:tcPr>
+            <w:tcW w:type="dxa" w:w="3408"/>
+          </w:tcPr>
+          <w:p>
+            <w:r>
+              <w:t>0–5: retrieve the decision rule; 5–20: investigate or trace; 20–30: start the independent case; 30–38: connect the project; 38–43: act on feedback; 43–45: plan the return check.</w:t>
+            </w:r>
+          </w:p>
+        </w:tc>
+        <w:tc>
+          <w:tcPr>
+            <w:tcW w:type="dxa" w:w="3408"/>
+          </w:tcPr>
+          <w:p>
+            <w:r>
+              <w:t>Sections 9 and 11–14. Give extra time to finish the full task set; use Section 15 when the week includes a coding lab.</w:t>
+            </w:r>
+          </w:p>
+        </w:tc>
+      </w:tr>
+    </w:tbl>
+    <w:p>
+      <w:r>
+        <w:t>Before class, solve the supported practice: Staging configuration points to production storage while the interface displays staging. Show the intermediate steps and give the conclusion with its scope.</w:t>
+      </w:r>
+    </w:p>
+    <w:p>
+      <w:r>
+        <w:t>Reasoned practice answer: Teacher explanation: The label is misleading; block the run through configuration validation. A display badge is not an isolation boundary.</w:t>
+      </w:r>
+    </w:p>
+    <w:p>
+      <w:r>
+        <w:t>Check every learner before discussion: Use the worked case for Deployment environments. Proposed explanation: “The worked result establishes every future case”. Decide whether this explanation is supported. Point to the step or supplied fact that decides; explain your repair if needed.</w:t>
+      </w:r>
+    </w:p>
+    <w:p>
+      <w:r>
+        <w:t>Misconception repair: Passing staging tests does not prove production limits or operational conditions are identical.</w:t>
+      </w:r>
+    </w:p>
+    <w:p>
+      <w:r>
+        <w:t>Support: read the exact case aloud, enlarge the labelled picture, supply input cards and model only the first deciding step. Accept a spoken explanation or drawing; retain the reasoning goal.</w:t>
+      </w:r>
+    </w:p>
+    <w:p>
+      <w:r>
+        <w:t>Extension: Point staging at the production credential. Require a prediction and a reason before comparing. Expected result: Stop the rehearsal because its separation boundary is breached. Reason: Actual access matters more than the environment label.</w:t>
+      </w:r>
+    </w:p>
+    <w:p>
+      <w:r>
+        <w:t>Independent assessment: withhold the reserved answer until the learner has attempted the new case. Record support separately from correctness.</w:t>
+      </w:r>
+    </w:p>
+    <w:tbl>
+      <w:tblPr>
+        <w:tblStyle w:val="LightShading-Accent1"/>
+        <w:tblW w:type="auto" w:w="0"/>
+        <w:tblLook w:firstColumn="1" w:firstRow="1" w:lastColumn="0" w:lastRow="0" w:noHBand="0" w:noVBand="1" w:val="04A0"/>
+      </w:tblPr>
+      <w:tblGrid>
+        <w:gridCol w:w="2556"/>
+        <w:gridCol w:w="2556"/>
+        <w:gridCol w:w="2556"/>
+        <w:gridCol w:w="2556"/>
+      </w:tblGrid>
+      <w:tr>
+        <w:trPr>
+          <w:tblHeader/>
+        </w:trPr>
+        <w:tc>
+          <w:tcPr>
+            <w:tcW w:type="dxa" w:w="2556"/>
+          </w:tcPr>
+          <w:p>
+            <w:r>
+              <w:t>Criterion</w:t>
+            </w:r>
+          </w:p>
+        </w:tc>
+        <w:tc>
+          <w:tcPr>
+            <w:tcW w:type="dxa" w:w="2556"/>
+          </w:tcPr>
+          <w:p>
+            <w:r>
+              <w:t>Not yet</w:t>
+            </w:r>
+          </w:p>
+        </w:tc>
+        <w:tc>
+          <w:tcPr>
+            <w:tcW w:type="dxa" w:w="2556"/>
+          </w:tcPr>
+          <w:p>
+            <w:r>
+              <w:t>With support</w:t>
+            </w:r>
+          </w:p>
+        </w:tc>
+        <w:tc>
+          <w:tcPr>
+            <w:tcW w:type="dxa" w:w="2556"/>
+          </w:tcPr>
+          <w:p>
+            <w:r>
+              <w:t>Independent</w:t>
+            </w:r>
+          </w:p>
+        </w:tc>
+      </w:tr>
+      <w:tr>
+        <w:tc>
+          <w:tcPr>
+            <w:tcW w:type="dxa" w:w="2556"/>
+          </w:tcPr>
+          <w:p>
+            <w:r>
+              <w:t>Explanation</w:t>
+            </w:r>
+          </w:p>
+        </w:tc>
+        <w:tc>
+          <w:tcPr>
+            <w:tcW w:type="dxa" w:w="2556"/>
+          </w:tcPr>
+          <w:p>
+            <w:r>
+              <w:t>Names an answer without a deciding fact</w:t>
+            </w:r>
+          </w:p>
+        </w:tc>
+        <w:tc>
+          <w:tcPr>
+            <w:tcW w:type="dxa" w:w="2556"/>
+          </w:tcPr>
+          <w:p>
+            <w:r>
+              <w:t>Uses a hint to link fact and decision</w:t>
+            </w:r>
+          </w:p>
+        </w:tc>
+        <w:tc>
+          <w:tcPr>
+            <w:tcW w:type="dxa" w:w="2556"/>
+          </w:tcPr>
+          <w:p>
+            <w:r>
+              <w:t>Explains the deciding fact in own words</w:t>
+            </w:r>
+          </w:p>
+        </w:tc>
+      </w:tr>
+      <w:tr>
+        <w:tc>
+          <w:tcPr>
+            <w:tcW w:type="dxa" w:w="2556"/>
+          </w:tcPr>
+          <w:p>
+            <w:r>
+              <w:t>Trace or test</w:t>
+            </w:r>
+          </w:p>
+        </w:tc>
+        <w:tc>
+          <w:tcPr>
+            <w:tcW w:type="dxa" w:w="2556"/>
+          </w:tcPr>
+          <w:p>
+            <w:r>
+              <w:t>Cannot connect input and result</w:t>
+            </w:r>
+          </w:p>
+        </w:tc>
+        <w:tc>
+          <w:tcPr>
+            <w:tcW w:type="dxa" w:w="2556"/>
+          </w:tcPr>
+          <w:p>
+            <w:r>
+              <w:t>Completes steps with prompts</w:t>
+            </w:r>
+          </w:p>
+        </w:tc>
+        <w:tc>
+          <w:tcPr>
+            <w:tcW w:type="dxa" w:w="2556"/>
+          </w:tcPr>
+          <w:p>
+            <w:r>
+              <w:t>Traces or tests a changed case accurately</w:t>
+            </w:r>
+          </w:p>
+        </w:tc>
+      </w:tr>
+      <w:tr>
+        <w:tc>
+          <w:tcPr>
+            <w:tcW w:type="dxa" w:w="2556"/>
+          </w:tcPr>
+          <w:p>
+            <w:r>
+              <w:t>Limits and revision</w:t>
+            </w:r>
+          </w:p>
+        </w:tc>
+        <w:tc>
+          <w:tcPr>
+            <w:tcW w:type="dxa" w:w="2556"/>
+          </w:tcPr>
+          <w:p>
+            <w:r>
+              <w:t>Claims more than evidence supports</w:t>
+            </w:r>
+          </w:p>
+        </w:tc>
+        <w:tc>
+          <w:tcPr>
+            <w:tcW w:type="dxa" w:w="2556"/>
+          </w:tcPr>
+          <w:p>
+            <w:r>
+              <w:t>Names a limit after a prompt</w:t>
+            </w:r>
+          </w:p>
+        </w:tc>
+        <w:tc>
+          <w:tcPr>
+            <w:tcW w:type="dxa" w:w="2556"/>
+          </w:tcPr>
+          <w:p>
+            <w:r>
+              <w:t>States a defensible limit and useful next test</w:t>
+            </w:r>
+          </w:p>
+        </w:tc>
+      </w:tr>
+    </w:tbl>
+    <w:p>
+      <w:r>
+        <w:t>Project checkpoint: Evaluate and revise. Compare with your starting method, explain errors and record a justified revision.</w:t>
+      </w:r>
+    </w:p>
+    <w:p>
+      <w:r>
+        <w:t>Use the weekly teacher answer for topic-specific reasoning. A saved progress tick is an activity record; judge mastery from the learner’s explanation and evidence.</w:t>
+      </w:r>
+    </w:p>
     <w:sectPr>
       <w:pgSz w:w="12240" w:h="15840"/>
       <w:pgMar w:top="936" w:right="1008" w:bottom="936" w:left="1008" w:header="720" w:footer="720" w:gutter="0"/>

--- a/downloads/teacher/ai-6-week-23.docx
+++ b/downloads/teacher/ai-6-week-23.docx
@@ -2328,6 +2328,39 @@
         <w:t>Use the weekly teacher answer for topic-specific reasoning. A saved progress tick is an activity record; judge mastery from the learner’s explanation and evidence.</w:t>
       </w:r>
     </w:p>
+    <w:p>
+      <w:pPr>
+        <w:pStyle w:val="Heading1"/>
+      </w:pPr>
+      <w:r>
+        <w:t>08. Use feedback, labs and repair paths</w:t>
+      </w:r>
+    </w:p>
+    <w:p>
+      <w:r>
+        <w:t>Use the two formative questions as supported practice, not as independent mastery scores. Discuss the deciding evidence rather than accepting a guessed selection.</w:t>
+      </w:r>
+    </w:p>
+    <w:p>
+      <w:r>
+        <w:t>The feedback comes from the reviewed public worked case. Do not reveal the separately reserved independent teacher answer until the learner has attempted that case.</w:t>
+      </w:r>
+    </w:p>
+    <w:p>
+      <w:r>
+        <w:t>Ask students to predict before running code. Preserve errors and actual outputs; collect a changed test and an explanation. The branch-boundary and indexing lessons deliberately include failure cases.</w:t>
+      </w:r>
+    </w:p>
+    <w:p>
+      <w:r>
+        <w:t>Use the earlier worked-explanation links to address a specific missing building block, then return to the current question. Adapt this suggestion after observing the learner; it is not an automatic diagnosis.</w:t>
+      </w:r>
+    </w:p>
+    <w:p>
+      <w:r>
+        <w:t>Collect the completed-work portfolio as evidence. Record support separately from correctness, and assess explanation, trace/test and limitations. Progress ticks and quiz selections alone do not establish mastery.</w:t>
+      </w:r>
+    </w:p>
     <w:sectPr>
       <w:pgSz w:w="12240" w:h="15840"/>
       <w:pgMar w:top="936" w:right="1008" w:bottom="936" w:left="1008" w:header="720" w:footer="720" w:gutter="0"/>

--- a/downloads/teacher/ai-6-week-23.docx
+++ b/downloads/teacher/ai-6-week-23.docx
@@ -29,16 +29,51 @@
       </w:r>
     </w:p>
     <w:p>
-      <w:pPr>
-        <w:pStyle w:val="Heading3"/>
-      </w:pPr>
-      <w:r>
-        <w:t>Teach the learning cycle</w:t>
+      <w:r>
+        <w:t>Prepare Deployment environments: check the target, prerequisites, resources and adaptable teaching schedule.</w:t>
       </w:r>
     </w:p>
     <w:p>
-      <w:r>
-        <w:t>Primary target: Explain the mechanism and terminology of deployment environments</w:t>
+      <w:pPr>
+        <w:pStyle w:val="Heading3"/>
+      </w:pPr>
+      <w:r>
+        <w:t>Teach the learning cycle</w:t>
+      </w:r>
+    </w:p>
+    <w:p>
+      <w:pPr>
+        <w:spacing w:line="336" w:lineRule="auto" w:after="180"/>
+      </w:pPr>
+      <w:r>
+        <w:rPr>
+          <w:b w:val="0"/>
+        </w:rPr>
+        <w:t xml:space="preserve">Primary target: Explain the </w:t>
+      </w:r>
+      <w:r>
+        <w:rPr>
+          <w:b/>
+        </w:rPr>
+        <w:t>mechanism</w:t>
+      </w:r>
+      <w:r>
+        <w:rPr>
+          <w:b w:val="0"/>
+        </w:rPr>
+        <w:t xml:space="preserve"> and terminology of deployment </w:t>
+      </w:r>
+      <w:r>
+        <w:rPr>
+          <w:b/>
+        </w:rPr>
+        <w:t>environment</w:t>
+      </w:r>
+      <w:r>
+        <w:rPr>
+          <w:b w:val="0"/>
+        </w:rPr>
+        <w:t>s</w:t>
       </w:r>
     </w:p>
     <w:tbl>
@@ -185,16 +220,37 @@
       </w:tr>
     </w:tbl>
     <w:p>
-      <w:r>
-        <w:t>This is a starting allocation of 135 minutes, not a validated duration. Preserve all named topics. Schedule extra time for connected examples, the full investigation, independent cases and project building. Repeated copies of a case share one recorded attempt; they are not new evidence.</w:t>
+      <w:pPr>
+        <w:spacing w:line="336" w:lineRule="auto" w:after="180"/>
+      </w:pPr>
+      <w:r>
+        <w:rPr>
+          <w:b w:val="0"/>
+        </w:rPr>
+        <w:t>This is a starting allocation of 135 minutes, not a validated duration. Preserve all named topics. Schedule extra time for connected examples, the full investigation, independent cases and project building.</w:t>
       </w:r>
     </w:p>
     <w:p>
       <w:pPr>
-        <w:pStyle w:val="Heading3"/>
-      </w:pPr>
-      <w:r>
-        <w:t>Retrieval answer guidance</w:t>
+        <w:spacing w:line="336" w:lineRule="auto" w:after="180"/>
+      </w:pPr>
+      <w:r>
+        <w:rPr>
+          <w:b w:val="0"/>
+        </w:rPr>
+        <w:t xml:space="preserve">Repeated copies of a case share one recorded attempt; they are not new </w:t>
+      </w:r>
+      <w:r>
+        <w:rPr>
+          <w:b/>
+        </w:rPr>
+        <w:t>evidence</w:t>
+      </w:r>
+      <w:r>
+        <w:rPr>
+          <w:b w:val="0"/>
+        </w:rPr>
+        <w:t>.</w:t>
       </w:r>
     </w:p>
     <w:p>
@@ -202,178 +258,624 @@
         <w:pStyle w:val="Heading3"/>
       </w:pPr>
       <w:r>
-        <w:t>Queues and asynchronous work</w:t>
+        <w:t>Retrieval answer guidance</w:t>
       </w:r>
     </w:p>
     <w:p>
-      <w:r>
-        <w:t>Without opening the old lesson, explain one key idea from Queues and asynchronous work. Give an example and a mistake that the idea helps you avoid.</w:t>
+      <w:pPr>
+        <w:pStyle w:val="Heading3"/>
+      </w:pPr>
+      <w:r>
+        <w:t>Queues and asynchronous work</w:t>
       </w:r>
     </w:p>
     <w:p>
-      <w:r>
-        <w:t>Look for: Explain the mechanism and terminology of queues and asynchronous work</w:t>
+      <w:pPr>
+        <w:spacing w:line="336" w:lineRule="auto" w:after="180"/>
+      </w:pPr>
+      <w:r>
+        <w:rPr>
+          <w:b w:val="0"/>
+        </w:rPr>
+        <w:t>Without opening the old lesson, explain one key idea from Queues and asynchronous work. Give an example and a mistake that the idea helps you avoid.</w:t>
       </w:r>
     </w:p>
     <w:p>
-      <w:r>
-        <w:t>Reference example, not the only acceptable wording: Teacher explanation: Queues separate acceptance from completion. Work may be redelivered, so consumers must preserve operation IDs and deduplicate committed effects. A queued job is pending, running, completed or failed. Acknowledge only after the declared durable completion step. A repeated completed ID returns its prior result; unknown status needs reconciliation.</w:t>
+      <w:pPr>
+        <w:spacing w:line="336" w:lineRule="auto" w:after="180"/>
+      </w:pPr>
+      <w:r>
+        <w:rPr>
+          <w:b w:val="0"/>
+        </w:rPr>
+        <w:t xml:space="preserve">Look for: Explain the </w:t>
+      </w:r>
+      <w:r>
+        <w:rPr>
+          <w:b/>
+        </w:rPr>
+        <w:t>mechanism</w:t>
+      </w:r>
+      <w:r>
+        <w:rPr>
+          <w:b w:val="0"/>
+        </w:rPr>
+        <w:t xml:space="preserve"> and terminology of queues and asynchronous work</w:t>
       </w:r>
     </w:p>
     <w:p>
       <w:pPr>
-        <w:pStyle w:val="Heading3"/>
-      </w:pPr>
-      <w:r>
-        <w:t>Data retention and deletion</w:t>
+        <w:spacing w:line="336" w:lineRule="auto" w:after="180"/>
+      </w:pPr>
+      <w:r>
+        <w:rPr>
+          <w:b w:val="0"/>
+        </w:rPr>
+        <w:t>Reference example, not the only acceptable wording: Teacher explanation: Queues separate acceptance from completion. Work may be redelivered, so consumers must preserve operation IDs and deduplicate committed effects.</w:t>
       </w:r>
     </w:p>
     <w:p>
-      <w:r>
-        <w:t>Without opening the old lesson, explain one key idea from Data retention and deletion. Give an example and a mistake that the idea helps you avoid.</w:t>
+      <w:pPr>
+        <w:spacing w:line="336" w:lineRule="auto" w:after="180"/>
+      </w:pPr>
+      <w:r>
+        <w:rPr>
+          <w:b w:val="0"/>
+        </w:rPr>
+        <w:t>A queued job is pending, running, completed or failed. Acknowledge only after the declared durable completion step. A repeated completed ID returns its prior result; unknown status needs reconciliation.</w:t>
       </w:r>
     </w:p>
     <w:p>
-      <w:r>
-        <w:t>Look for: Explain the mechanism and terminology of data retention and deletion</w:t>
+      <w:pPr>
+        <w:pStyle w:val="Heading3"/>
+      </w:pPr>
+      <w:r>
+        <w:t>Data retention and deletion</w:t>
       </w:r>
     </w:p>
     <w:p>
-      <w:r>
-        <w:t>Reference example, not the only acceptable wording: Teacher explanation: Retention and deletion cover all declared stores, including caches and logs. Removing a visible row may leave copies elsewhere. Toy policy retains session content for 7 days and deletes it when age is at least7. Audit metadata may remain for 30 days without content. Track primary storage, cache and backup policy separately.</w:t>
+      <w:pPr>
+        <w:spacing w:line="336" w:lineRule="auto" w:after="180"/>
+      </w:pPr>
+      <w:r>
+        <w:rPr>
+          <w:b w:val="0"/>
+        </w:rPr>
+        <w:t>Without opening the old lesson, explain one key idea from Data retention and deletion. Give an example and a mistake that the idea helps you avoid.</w:t>
       </w:r>
     </w:p>
     <w:p>
       <w:pPr>
-        <w:pStyle w:val="Heading3"/>
-      </w:pPr>
-      <w:r>
-        <w:t>External side effects and recovery</w:t>
+        <w:spacing w:line="336" w:lineRule="auto" w:after="180"/>
+      </w:pPr>
+      <w:r>
+        <w:rPr>
+          <w:b w:val="0"/>
+        </w:rPr>
+        <w:t xml:space="preserve">Look for: Explain the </w:t>
+      </w:r>
+      <w:r>
+        <w:rPr>
+          <w:b/>
+        </w:rPr>
+        <w:t>mechanism</w:t>
+      </w:r>
+      <w:r>
+        <w:rPr>
+          <w:b w:val="0"/>
+        </w:rPr>
+        <w:t xml:space="preserve"> and terminology of data retention and deletion</w:t>
       </w:r>
     </w:p>
     <w:p>
-      <w:r>
-        <w:t>Without opening the old lesson, explain one key idea from External side effects and recovery. Give an example and a mistake that the idea helps you avoid.</w:t>
+      <w:pPr>
+        <w:spacing w:line="336" w:lineRule="auto" w:after="180"/>
+      </w:pPr>
+      <w:r>
+        <w:rPr>
+          <w:b w:val="0"/>
+        </w:rPr>
+        <w:t>Reference example, not the only acceptable wording: Teacher explanation: Retention and deletion cover all declared stores, including caches and logs. Removing a visible row may leave copies elsewhere.</w:t>
       </w:r>
     </w:p>
     <w:p>
-      <w:r>
-        <w:t>Look for: Explain the mechanism and terminology of external side effects and recovery</w:t>
+      <w:pPr>
+        <w:spacing w:line="336" w:lineRule="auto" w:after="180"/>
+      </w:pPr>
+      <w:r>
+        <w:rPr>
+          <w:b w:val="0"/>
+        </w:rPr>
+        <w:t>Toy policy retains session content for 7 days and deletes it when age is at least7. Audit metadata may remain for 30 days without content. Track primary storage, cache and backup policy separately.</w:t>
       </w:r>
     </w:p>
     <w:p>
-      <w:r>
-        <w:t>Reference example, not the only acceptable wording: Teacher explanation: External effects can succeed while their acknowledgement is lost. Recovery must inspect committed state before repeating the operation. The mock ledger records prepared, committed or unknown per operation ID. Retry a committed operation by returning its result; reconcile unknown status instead of assuming failure. Preserve compensation as a separate authorised action.</w:t>
+      <w:pPr>
+        <w:pStyle w:val="Heading3"/>
+      </w:pPr>
+      <w:r>
+        <w:t>External side effects and recovery</w:t>
       </w:r>
     </w:p>
     <w:p>
-      <w:r>
-        <w:t>Two 45-minute sessions. Development, staging and production are distinct environments with explicit data and credential boundaries. Test configuration must not silently target production. Use the supplied constructed scenarios to make the mechanism inspectable. Collect W4 before sharing solutions. Students should name intermediate evidence and limitations; classroom pacing and learning effectiveness remain unvalidated.</w:t>
+      <w:pPr>
+        <w:spacing w:line="336" w:lineRule="auto" w:after="180"/>
+      </w:pPr>
+      <w:r>
+        <w:rPr>
+          <w:b w:val="0"/>
+        </w:rPr>
+        <w:t>Without opening the old lesson, explain one key idea from External side effects and recovery. Give an example and a mistake that the idea helps you avoid.</w:t>
       </w:r>
     </w:p>
     <w:p>
       <w:pPr>
-        <w:pStyle w:val="Heading3"/>
-      </w:pPr>
-      <w:r>
-        <w:t>Outcomes</w:t>
+        <w:spacing w:line="336" w:lineRule="auto" w:after="180"/>
+      </w:pPr>
+      <w:r>
+        <w:rPr>
+          <w:b w:val="0"/>
+        </w:rPr>
+        <w:t xml:space="preserve">Look for: Explain the </w:t>
+      </w:r>
+      <w:r>
+        <w:rPr>
+          <w:b/>
+        </w:rPr>
+        <w:t>mechanism</w:t>
+      </w:r>
+      <w:r>
+        <w:rPr>
+          <w:b w:val="0"/>
+        </w:rPr>
+        <w:t xml:space="preserve"> and terminology of external side effects and recovery</w:t>
       </w:r>
     </w:p>
     <w:p>
-      <w:r>
-        <w:t>Explain the mechanism and terminology of deployment environments</w:t>
+      <w:pPr>
+        <w:spacing w:line="336" w:lineRule="auto" w:after="180"/>
+      </w:pPr>
+      <w:r>
+        <w:rPr>
+          <w:b w:val="0"/>
+        </w:rPr>
+        <w:t>Reference example, not the only acceptable wording: Teacher explanation: External effects can succeed while their acknowledgement is lost. Recovery must inspect committed state before repeating the operation.</w:t>
       </w:r>
     </w:p>
     <w:p>
-      <w:r>
-        <w:t>Apply the stated procedure to a new case with a traceable result</w:t>
+      <w:pPr>
+        <w:spacing w:line="336" w:lineRule="auto" w:after="180"/>
+      </w:pPr>
+      <w:r>
+        <w:rPr>
+          <w:b w:val="0"/>
+        </w:rPr>
+        <w:t>The mock ledger records prepared, committed or unknown per operation ID. Retry a committed operation by returning its result; reconcile unknown status instead of assuming failure.</w:t>
       </w:r>
     </w:p>
     <w:p>
-      <w:r>
-        <w:t>Identify an assumption or limitation and design a revealing follow-up</w:t>
+      <w:pPr>
+        <w:spacing w:line="336" w:lineRule="auto" w:after="180"/>
+      </w:pPr>
+      <w:r>
+        <w:rPr>
+          <w:b w:val="0"/>
+        </w:rPr>
+        <w:t>Preserve compensation as a separate authorised action.</w:t>
       </w:r>
     </w:p>
     <w:p>
       <w:pPr>
-        <w:pStyle w:val="Heading3"/>
-      </w:pPr>
-      <w:r>
-        <w:t>Preparation</w:t>
+        <w:spacing w:line="336" w:lineRule="auto" w:after="180"/>
+      </w:pPr>
+      <w:r>
+        <w:rPr>
+          <w:b w:val="0"/>
+        </w:rPr>
+        <w:t xml:space="preserve">Two 45-minute sessions. Development, staging and production are distinct </w:t>
+      </w:r>
+      <w:r>
+        <w:rPr>
+          <w:b/>
+        </w:rPr>
+        <w:t>environment</w:t>
+      </w:r>
+      <w:r>
+        <w:rPr>
+          <w:b w:val="0"/>
+        </w:rPr>
+        <w:t>s with explicit data and credential boundaries. Test configuration must not silently target production.</w:t>
       </w:r>
     </w:p>
     <w:p>
-      <w:r>
-        <w:t>Lesson and workbook; paper and pencil</w:t>
+      <w:pPr>
+        <w:spacing w:line="336" w:lineRule="auto" w:after="180"/>
+      </w:pPr>
+      <w:r>
+        <w:rPr>
+          <w:b w:val="0"/>
+        </w:rPr>
+        <w:t xml:space="preserve">Use the supplied constructed scenarios to make the </w:t>
+      </w:r>
+      <w:r>
+        <w:rPr>
+          <w:b/>
+        </w:rPr>
+        <w:t>mechanism</w:t>
+      </w:r>
+      <w:r>
+        <w:rPr>
+          <w:b w:val="0"/>
+        </w:rPr>
+        <w:t xml:space="preserve"> inspectable. Collect W4 before sharing solutions.</w:t>
       </w:r>
     </w:p>
     <w:p>
-      <w:r>
-        <w:t>Calculator and optional local Python 3 for arithmetic; no live API or private data</w:t>
+      <w:pPr>
+        <w:spacing w:line="336" w:lineRule="auto" w:after="180"/>
+      </w:pPr>
+      <w:r>
+        <w:rPr>
+          <w:b w:val="0"/>
+        </w:rPr>
+        <w:t xml:space="preserve">Students should name intermediate </w:t>
+      </w:r>
+      <w:r>
+        <w:rPr>
+          <w:b/>
+        </w:rPr>
+        <w:t>evidence</w:t>
+      </w:r>
+      <w:r>
+        <w:rPr>
+          <w:b w:val="0"/>
+        </w:rPr>
+        <w:t xml:space="preserve"> and limitations; classroom pacing and learning effectiveness remain unvalidated.</w:t>
       </w:r>
     </w:p>
     <w:p>
-      <w:r>
-        <w:t>Prepare the fresh retry separately and withhold its solution until after collection</w:t>
+      <w:pPr>
+        <w:pStyle w:val="Heading3"/>
+      </w:pPr>
+      <w:r>
+        <w:t>Outcomes</w:t>
       </w:r>
     </w:p>
     <w:p>
       <w:pPr>
-        <w:pStyle w:val="Heading3"/>
-      </w:pPr>
-      <w:r>
-        <w:t>Prerequisite answer</w:t>
+        <w:spacing w:line="336" w:lineRule="auto" w:after="180"/>
+      </w:pPr>
+      <w:r>
+        <w:rPr>
+          <w:b w:val="0"/>
+        </w:rPr>
+        <w:t xml:space="preserve">Explain the </w:t>
+      </w:r>
+      <w:r>
+        <w:rPr>
+          <w:b/>
+        </w:rPr>
+        <w:t>mechanism</w:t>
+      </w:r>
+      <w:r>
+        <w:rPr>
+          <w:b w:val="0"/>
+        </w:rPr>
+        <w:t xml:space="preserve"> and terminology of deployment </w:t>
+      </w:r>
+      <w:r>
+        <w:rPr>
+          <w:b/>
+        </w:rPr>
+        <w:t>environment</w:t>
+      </w:r>
+      <w:r>
+        <w:rPr>
+          <w:b w:val="0"/>
+        </w:rPr>
+        <w:t>s</w:t>
       </w:r>
     </w:p>
     <w:p>
-      <w:r>
-        <w:t>A result depends on the inputs, procedure and conditions that produced it. Preserve data roles and distinguish observed outcomes from predictions or unmeasured conditions. If the prior concept cannot be explained, use a short retrieval activity before this chapter.</w:t>
+      <w:pPr>
+        <w:spacing w:line="336" w:lineRule="auto" w:after="180"/>
+      </w:pPr>
+      <w:r>
+        <w:rPr>
+          <w:b w:val="0"/>
+        </w:rPr>
+        <w:t>Apply the stated procedure to a new case with a traceable result</w:t>
       </w:r>
     </w:p>
     <w:p>
       <w:pPr>
-        <w:pStyle w:val="Heading3"/>
-      </w:pPr>
-      <w:r>
-        <w:t>End goal for the pictorial case</w:t>
+        <w:spacing w:line="336" w:lineRule="auto" w:after="180"/>
+      </w:pPr>
+      <w:r>
+        <w:rPr>
+          <w:b w:val="0"/>
+        </w:rPr>
+        <w:t>Identify an assumption or limitation and design a revealing follow-up</w:t>
       </w:r>
     </w:p>
     <w:p>
-      <w:r>
-        <w:t>Explain deployment environments using the deciding step in this fictional service.</w:t>
+      <w:pPr>
+        <w:pStyle w:val="Heading3"/>
+      </w:pPr>
+      <w:r>
+        <w:t>Preparation</w:t>
       </w:r>
     </w:p>
     <w:p>
-      <w:r>
-        <w:t>This added worked case illustrates the week’s main idea. Retain all original and connected topics; schedule its practice within the teaching cycle.</w:t>
+      <w:pPr>
+        <w:spacing w:line="336" w:lineRule="auto" w:after="180"/>
+      </w:pPr>
+      <w:r>
+        <w:rPr>
+          <w:b w:val="0"/>
+        </w:rPr>
+        <w:t>Lesson and workbook; paper and pencil</w:t>
       </w:r>
     </w:p>
     <w:p>
       <w:pPr>
-        <w:pStyle w:val="Heading1"/>
-      </w:pPr>
-      <w:r>
-        <w:t>02. Explain and model the mechanism</w:t>
+        <w:spacing w:line="336" w:lineRule="auto" w:after="180"/>
+      </w:pPr>
+      <w:r>
+        <w:rPr>
+          <w:b w:val="0"/>
+        </w:rPr>
+        <w:t>Calculator and optional local Python 3 for arithmetic; no live API or private data</w:t>
       </w:r>
     </w:p>
     <w:p>
-      <w:r>
-        <w:t>Development, staging and production are distinct environments with explicit data and credential boundaries. Test configuration must not silently target production.</w:t>
+      <w:pPr>
+        <w:spacing w:line="336" w:lineRule="auto" w:after="180"/>
+      </w:pPr>
+      <w:r>
+        <w:rPr>
+          <w:b w:val="0"/>
+        </w:rPr>
+        <w:t>Prepare the fresh retry separately and withhold its solution until after collection</w:t>
       </w:r>
     </w:p>
     <w:p>
-      <w:r>
-        <w:t>Begin by writing the question the procedure is intended to answer. Identify the information already supplied, the information it will produce and the information still missing. These are constructed classroom examples; they do not require live accounts, private records or an external service. Do not treat a plausible explanation as a measured outcome.</w:t>
+      <w:pPr>
+        <w:pStyle w:val="Heading3"/>
+      </w:pPr>
+      <w:r>
+        <w:t>Prerequisite answer</w:t>
       </w:r>
     </w:p>
     <w:p>
-      <w:r>
-        <w:t>For the classroom mock ENV selects a separate fixture store and secret namespace. Validate allowed environment names. A staging run cannot use production write credentials.</w:t>
+      <w:pPr>
+        <w:spacing w:line="336" w:lineRule="auto" w:after="180"/>
+      </w:pPr>
+      <w:r>
+        <w:rPr>
+          <w:b w:val="0"/>
+        </w:rPr>
+        <w:t xml:space="preserve">A result depends on the </w:t>
+      </w:r>
+      <w:r>
+        <w:rPr>
+          <w:b/>
+        </w:rPr>
+        <w:t>input</w:t>
+      </w:r>
+      <w:r>
+        <w:rPr>
+          <w:b w:val="0"/>
+        </w:rPr>
+        <w:t xml:space="preserve">s, procedure and conditions that produced it. Preserve data roles and distinguish observed outcomes from </w:t>
+      </w:r>
+      <w:r>
+        <w:rPr>
+          <w:b/>
+        </w:rPr>
+        <w:t>prediction</w:t>
+      </w:r>
+      <w:r>
+        <w:rPr>
+          <w:b w:val="0"/>
+        </w:rPr>
+        <w:t>s or unmeasured conditions.</w:t>
       </w:r>
     </w:p>
     <w:p>
-      <w:r>
-        <w:t>Before applying the procedure, write its units, denominator or decision boundary where relevant. A partner should be able to repeat each step using the same inputs. If a required input is absent or violates the stated contract, record that condition explicitly instead of quietly replacing it with a convenient value.</w:t>
+      <w:pPr>
+        <w:spacing w:line="336" w:lineRule="auto" w:after="180"/>
+      </w:pPr>
+      <w:r>
+        <w:rPr>
+          <w:b w:val="0"/>
+        </w:rPr>
+        <w:t>If the prior concept cannot be explained, use a short retrieval activity before this chapter.</w:t>
+      </w:r>
+    </w:p>
+    <w:p>
+      <w:pPr>
+        <w:pStyle w:val="Heading3"/>
+      </w:pPr>
+      <w:r>
+        <w:t>End goal for the pictorial case</w:t>
+      </w:r>
+    </w:p>
+    <w:p>
+      <w:pPr>
+        <w:spacing w:line="336" w:lineRule="auto" w:after="180"/>
+      </w:pPr>
+      <w:r>
+        <w:rPr>
+          <w:b w:val="0"/>
+        </w:rPr>
+        <w:t xml:space="preserve">Explain deployment </w:t>
+      </w:r>
+      <w:r>
+        <w:rPr>
+          <w:b/>
+        </w:rPr>
+        <w:t>environment</w:t>
+      </w:r>
+      <w:r>
+        <w:rPr>
+          <w:b w:val="0"/>
+        </w:rPr>
+        <w:t>s using the deciding step in this fictional service.</w:t>
+      </w:r>
+    </w:p>
+    <w:p>
+      <w:pPr>
+        <w:spacing w:line="336" w:lineRule="auto" w:after="180"/>
+      </w:pPr>
+      <w:r>
+        <w:rPr>
+          <w:b w:val="0"/>
+        </w:rPr>
+        <w:t>This added worked case illustrates the week’s main idea. Retain all original and connected topics; schedule its practice within the teaching cycle.</w:t>
+      </w:r>
+    </w:p>
+    <w:p>
+      <w:pPr>
+        <w:pStyle w:val="Heading1"/>
+      </w:pPr>
+      <w:r>
+        <w:t>02. Explain and model the mechanism</w:t>
+      </w:r>
+    </w:p>
+    <w:p>
+      <w:r>
+        <w:t>Model Deployment environments using the supplied case, labelled mechanism and reasoning. Make the scope of each conclusion explicit.</w:t>
+      </w:r>
+    </w:p>
+    <w:p>
+      <w:pPr>
+        <w:spacing w:line="336" w:lineRule="auto" w:after="180"/>
+      </w:pPr>
+      <w:r>
+        <w:rPr>
+          <w:b w:val="0"/>
+        </w:rPr>
+        <w:t xml:space="preserve">Development, staging and production are distinct </w:t>
+      </w:r>
+      <w:r>
+        <w:rPr>
+          <w:b/>
+        </w:rPr>
+        <w:t>environment</w:t>
+      </w:r>
+      <w:r>
+        <w:rPr>
+          <w:b w:val="0"/>
+        </w:rPr>
+        <w:t>s with explicit data and credential boundaries. Test configuration must not silently target production.</w:t>
+      </w:r>
+    </w:p>
+    <w:p>
+      <w:pPr>
+        <w:pStyle w:val="Heading3"/>
+      </w:pPr>
+      <w:r>
+        <w:t>Explain Deployment environments · 1</w:t>
+      </w:r>
+    </w:p>
+    <w:p>
+      <w:pPr>
+        <w:spacing w:line="336" w:lineRule="auto" w:after="180"/>
+      </w:pPr>
+      <w:r>
+        <w:rPr>
+          <w:b w:val="0"/>
+        </w:rPr>
+        <w:t>Begin by writing the question the procedure is intended to answer. Identify the information already supplied, the information it will produce and the information still missing.</w:t>
+      </w:r>
+    </w:p>
+    <w:p>
+      <w:pPr>
+        <w:spacing w:line="336" w:lineRule="auto" w:after="180"/>
+      </w:pPr>
+      <w:r>
+        <w:rPr>
+          <w:b w:val="0"/>
+        </w:rPr>
+        <w:t>These are constructed classroom examples; they do not require live accounts, private records or an external service. Do not treat a plausible explanation as a measured outcome.</w:t>
+      </w:r>
+    </w:p>
+    <w:p>
+      <w:pPr>
+        <w:spacing w:line="336" w:lineRule="auto" w:after="180"/>
+      </w:pPr>
+      <w:r>
+        <w:rPr>
+          <w:b w:val="0"/>
+        </w:rPr>
+        <w:t xml:space="preserve">For the classroom mock ENV selects a separate fixture store and secret namespace. Validate allowed </w:t>
+      </w:r>
+      <w:r>
+        <w:rPr>
+          <w:b/>
+        </w:rPr>
+        <w:t>environment</w:t>
+      </w:r>
+      <w:r>
+        <w:rPr>
+          <w:b w:val="0"/>
+        </w:rPr>
+        <w:t xml:space="preserve"> names. A staging run cannot use production write credentials.</w:t>
+      </w:r>
+    </w:p>
+    <w:p>
+      <w:pPr>
+        <w:pStyle w:val="Heading3"/>
+      </w:pPr>
+      <w:r>
+        <w:t>Explain Deployment environments · 2</w:t>
+      </w:r>
+    </w:p>
+    <w:p>
+      <w:pPr>
+        <w:spacing w:line="336" w:lineRule="auto" w:after="180"/>
+      </w:pPr>
+      <w:r>
+        <w:rPr>
+          <w:b w:val="0"/>
+        </w:rPr>
+        <w:t xml:space="preserve">Before applying the procedure, write its units, denominator or decision boundary where relevant. A partner should be able to repeat each step using the same </w:t>
+      </w:r>
+      <w:r>
+        <w:rPr>
+          <w:b/>
+        </w:rPr>
+        <w:t>input</w:t>
+      </w:r>
+      <w:r>
+        <w:rPr>
+          <w:b w:val="0"/>
+        </w:rPr>
+        <w:t>s.</w:t>
+      </w:r>
+    </w:p>
+    <w:p>
+      <w:pPr>
+        <w:spacing w:line="336" w:lineRule="auto" w:after="180"/>
+      </w:pPr>
+      <w:r>
+        <w:rPr>
+          <w:b w:val="0"/>
+        </w:rPr>
+        <w:t xml:space="preserve">If a required </w:t>
+      </w:r>
+      <w:r>
+        <w:rPr>
+          <w:b/>
+        </w:rPr>
+        <w:t>input</w:t>
+      </w:r>
+      <w:r>
+        <w:rPr>
+          <w:b w:val="0"/>
+        </w:rPr>
+        <w:t xml:space="preserve"> is absent or violates the stated contract, record that condition explicitly instead of quietly replacing it with a convenient value.</w:t>
       </w:r>
     </w:p>
     <w:tbl>
@@ -571,36 +1073,222 @@
       </w:r>
     </w:p>
     <w:p>
-      <w:r>
-        <w:t>Guided: The label is misleading; block the run through configuration validation. A display badge is not an isolation boundary. Qualification: Passing staging tests does not prove production limits or operational conditions are identical. Exit: accept a concrete variation with its predicted outcome and a stated condition that would challenge the mechanism; reject a claim resting on unmeasured evidence.</w:t>
+      <w:pPr>
+        <w:pStyle w:val="Heading3"/>
+      </w:pPr>
+      <w:r>
+        <w:t>Explain Deployment environments · 3</w:t>
       </w:r>
     </w:p>
     <w:p>
       <w:pPr>
-        <w:pStyle w:val="Heading3"/>
-      </w:pPr>
-      <w:r>
-        <w:t>Model the reasoning aloud</w:t>
+        <w:spacing w:line="336" w:lineRule="auto" w:after="180"/>
+      </w:pPr>
+      <w:r>
+        <w:rPr>
+          <w:b w:val="0"/>
+        </w:rPr>
+        <w:t xml:space="preserve">Guided: The label is misleading; block the run through configuration validation. A display badge is not an </w:t>
+      </w:r>
+      <w:r>
+        <w:rPr>
+          <w:b/>
+        </w:rPr>
+        <w:t>isolation</w:t>
+      </w:r>
+      <w:r>
+        <w:rPr>
+          <w:b w:val="0"/>
+        </w:rPr>
+        <w:t xml:space="preserve"> boundary.</w:t>
       </w:r>
     </w:p>
     <w:p>
-      <w:r>
-        <w:t>Use the complete worked example below before asking learners to complete W2. Reveal a small part, invite a prediction, then explain the deciding step. These teacher notes contain solutions; do not reveal the independent case answer during modelling.</w:t>
+      <w:pPr>
+        <w:spacing w:line="336" w:lineRule="auto" w:after="180"/>
+      </w:pPr>
+      <w:r>
+        <w:rPr>
+          <w:b w:val="0"/>
+        </w:rPr>
+        <w:t>Qualification: Passing staging tests does not prove production limits or operational conditions are identical.</w:t>
       </w:r>
     </w:p>
     <w:p>
-      <w:r>
-        <w:t>Staging configuration points to production storage while the interface displays staging.</w:t>
+      <w:pPr>
+        <w:spacing w:line="336" w:lineRule="auto" w:after="180"/>
+      </w:pPr>
+      <w:r>
+        <w:rPr>
+          <w:b w:val="0"/>
+        </w:rPr>
+        <w:t xml:space="preserve">Exit: accept a concrete variation with its predicted outcome and a stated condition that would challenge the </w:t>
+      </w:r>
+      <w:r>
+        <w:rPr>
+          <w:b/>
+        </w:rPr>
+        <w:t>mechanism</w:t>
+      </w:r>
+      <w:r>
+        <w:rPr>
+          <w:b w:val="0"/>
+        </w:rPr>
+        <w:t xml:space="preserve">; reject a claim resting on unmeasured </w:t>
+      </w:r>
+      <w:r>
+        <w:rPr>
+          <w:b/>
+        </w:rPr>
+        <w:t>evidence</w:t>
+      </w:r>
+      <w:r>
+        <w:rPr>
+          <w:b w:val="0"/>
+        </w:rPr>
+        <w:t>.</w:t>
       </w:r>
     </w:p>
     <w:p>
-      <w:r>
-        <w:t>The label is misleading; block the run through configuration validation. A display badge is not an isolation boundary.</w:t>
+      <w:pPr>
+        <w:pStyle w:val="Heading3"/>
+      </w:pPr>
+      <w:r>
+        <w:t>Model the reasoning aloud</w:t>
       </w:r>
     </w:p>
     <w:p>
-      <w:r>
-        <w:t>Compare the intermediate evidence with the final statement. Explain why each number or decision follows from the stated inputs. The conclusion belongs to this scenario and procedure; changing the inputs, evaluation population or authority can change what it establishes. Retain the raw record so a later revision can be compared honestly.</w:t>
+      <w:pPr>
+        <w:spacing w:line="336" w:lineRule="auto" w:after="180"/>
+      </w:pPr>
+      <w:r>
+        <w:rPr>
+          <w:b w:val="0"/>
+        </w:rPr>
+        <w:t xml:space="preserve">Use the complete worked example below before asking learners to complete W2. Reveal a small part, invite a </w:t>
+      </w:r>
+      <w:r>
+        <w:rPr>
+          <w:b/>
+        </w:rPr>
+        <w:t>prediction</w:t>
+      </w:r>
+      <w:r>
+        <w:rPr>
+          <w:b w:val="0"/>
+        </w:rPr>
+        <w:t>, then explain the deciding step.</w:t>
+      </w:r>
+    </w:p>
+    <w:p>
+      <w:pPr>
+        <w:spacing w:line="336" w:lineRule="auto" w:after="180"/>
+      </w:pPr>
+      <w:r>
+        <w:rPr>
+          <w:b w:val="0"/>
+        </w:rPr>
+        <w:t>These teacher notes contain solutions; do not reveal the independent case answer during modelling.</w:t>
+      </w:r>
+    </w:p>
+    <w:p>
+      <w:pPr>
+        <w:spacing w:line="336" w:lineRule="auto" w:after="180"/>
+      </w:pPr>
+      <w:r>
+        <w:rPr>
+          <w:b w:val="0"/>
+        </w:rPr>
+        <w:t>Staging configuration points to production storage while the interface displays staging.</w:t>
+      </w:r>
+    </w:p>
+    <w:p>
+      <w:pPr>
+        <w:spacing w:line="336" w:lineRule="auto" w:after="180"/>
+      </w:pPr>
+      <w:r>
+        <w:rPr>
+          <w:b w:val="0"/>
+        </w:rPr>
+        <w:t xml:space="preserve">The label is misleading; block the run through configuration validation. A display badge is not an </w:t>
+      </w:r>
+      <w:r>
+        <w:rPr>
+          <w:b/>
+        </w:rPr>
+        <w:t>isolation</w:t>
+      </w:r>
+      <w:r>
+        <w:rPr>
+          <w:b w:val="0"/>
+        </w:rPr>
+        <w:t xml:space="preserve"> boundary.</w:t>
+      </w:r>
+    </w:p>
+    <w:p>
+      <w:pPr>
+        <w:pStyle w:val="Heading3"/>
+      </w:pPr>
+      <w:r>
+        <w:t>Model the reasoning aloud · 4</w:t>
+      </w:r>
+    </w:p>
+    <w:p>
+      <w:pPr>
+        <w:spacing w:line="336" w:lineRule="auto" w:after="180"/>
+      </w:pPr>
+      <w:r>
+        <w:rPr>
+          <w:b w:val="0"/>
+        </w:rPr>
+        <w:t xml:space="preserve">Compare the intermediate </w:t>
+      </w:r>
+      <w:r>
+        <w:rPr>
+          <w:b/>
+        </w:rPr>
+        <w:t>evidence</w:t>
+      </w:r>
+      <w:r>
+        <w:rPr>
+          <w:b w:val="0"/>
+        </w:rPr>
+        <w:t xml:space="preserve"> with the final statement. Explain why each number or decision follows from the stated </w:t>
+      </w:r>
+      <w:r>
+        <w:rPr>
+          <w:b/>
+        </w:rPr>
+        <w:t>input</w:t>
+      </w:r>
+      <w:r>
+        <w:rPr>
+          <w:b w:val="0"/>
+        </w:rPr>
+        <w:t>s.</w:t>
+      </w:r>
+    </w:p>
+    <w:p>
+      <w:pPr>
+        <w:spacing w:line="336" w:lineRule="auto" w:after="180"/>
+      </w:pPr>
+      <w:r>
+        <w:rPr>
+          <w:b w:val="0"/>
+        </w:rPr>
+        <w:t xml:space="preserve">The conclusion belongs to this scenario and procedure; changing the </w:t>
+      </w:r>
+      <w:r>
+        <w:rPr>
+          <w:b/>
+        </w:rPr>
+        <w:t>input</w:t>
+      </w:r>
+      <w:r>
+        <w:rPr>
+          <w:b w:val="0"/>
+        </w:rPr>
+        <w:t>s, evaluation population or authority can change what it establishes. Retain the raw record so a later revision can be compared honestly.</w:t>
       </w:r>
     </w:p>
     <w:tbl>
@@ -706,7 +1394,13 @@
       </w:tr>
     </w:tbl>
     <w:p>
-      <w:r>
+      <w:pPr>
+        <w:spacing w:line="336" w:lineRule="auto" w:after="180"/>
+      </w:pPr>
+      <w:r>
+        <w:rPr>
+          <w:b w:val="0"/>
+        </w:rPr>
         <w:t>Use the diagram and verbal explanation together. Ask learners to match a sentence to a specific visual step; do not assign learners fixed visual or auditory learning styles.</w:t>
       </w:r>
     </w:p>
@@ -719,7 +1413,13 @@
       </w:r>
     </w:p>
     <w:p>
-      <w:r>
+      <w:pPr>
+        <w:spacing w:line="336" w:lineRule="auto" w:after="180"/>
+      </w:pPr>
+      <w:r>
+        <w:rPr>
+          <w:b w:val="0"/>
+        </w:rPr>
         <w:t>Separate rehearsal and live service. Staging rehearses a new answer version with fictional records; production serves approved school records.</w:t>
       </w:r>
     </w:p>
@@ -732,7 +1432,22 @@
       </w:r>
     </w:p>
     <w:p>
-      <w:r>
+      <w:pPr>
+        <w:pStyle w:val="Heading3"/>
+      </w:pPr>
+      <w:r>
+        <w:t>Supplied facts</w:t>
+      </w:r>
+    </w:p>
+    <w:p>
+      <w:pPr>
+        <w:spacing w:line="336" w:lineRule="auto" w:after="180"/>
+        <w:shd w:fill="F1F6FC"/>
+      </w:pPr>
+      <w:r>
+        <w:rPr>
+          <w:b w:val="0"/>
+        </w:rPr>
         <w:t>Staging card names trial room Z; production card names room A. Credentials and stores are separate.</w:t>
       </w:r>
     </w:p>
@@ -896,21 +1611,43 @@
       </w:r>
     </w:p>
     <w:p>
-      <w:r>
-        <w:t>An environment includes code, configuration, permissions and data. A staging label alone cannot create separation.</w:t>
+      <w:pPr>
+        <w:pStyle w:val="Heading3"/>
+      </w:pPr>
+      <w:r>
+        <w:t>Why the result follows</w:t>
       </w:r>
     </w:p>
     <w:p>
       <w:pPr>
-        <w:pStyle w:val="Heading3"/>
-      </w:pPr>
-      <w:r>
-        <w:t>What this example does not establish</w:t>
+        <w:spacing w:line="336" w:lineRule="auto" w:after="180"/>
+        <w:shd w:fill="F1F6FC"/>
+      </w:pPr>
+      <w:r>
+        <w:rPr>
+          <w:b w:val="0"/>
+        </w:rPr>
+        <w:t xml:space="preserve">An </w:t>
+      </w:r>
+      <w:r>
+        <w:rPr>
+          <w:b/>
+        </w:rPr>
+        <w:t>environment</w:t>
+      </w:r>
+      <w:r>
+        <w:rPr>
+          <w:b w:val="0"/>
+        </w:rPr>
+        <w:t xml:space="preserve"> includes code, configuration, permissions and data. A staging label alone cannot create separation.</w:t>
       </w:r>
     </w:p>
     <w:p>
-      <w:r>
-        <w:t>Fictional fixtures can miss live edge cases; use approved privacy-safe representative test conditions too.</w:t>
+      <w:pPr>
+        <w:pStyle w:val="Heading3"/>
+      </w:pPr>
+      <w:r>
+        <w:t>What this example does not establish</w:t>
       </w:r>
     </w:p>
     <w:p>
@@ -918,43 +1655,180 @@
         <w:pStyle w:val="Heading3"/>
       </w:pPr>
       <w:r>
-        <w:t>Change one thing in the pictured case</w:t>
+        <w:t>Keep the stated limit</w:t>
       </w:r>
     </w:p>
     <w:p>
-      <w:r>
-        <w:t>Change: Point staging at the production credential.</w:t>
+      <w:pPr>
+        <w:spacing w:line="336" w:lineRule="auto" w:after="180"/>
+        <w:shd w:fill="FFF5E6"/>
+      </w:pPr>
+      <w:r>
+        <w:rPr>
+          <w:b w:val="0"/>
+        </w:rPr>
+        <w:t>Fictional fixtures can miss live edge cases; use approved privacy-safe representative test conditions too.</w:t>
       </w:r>
     </w:p>
     <w:p>
-      <w:r>
-        <w:t>Prediction: Stop the rehearsal because its separation boundary is breached.</w:t>
+      <w:pPr>
+        <w:pStyle w:val="Heading3"/>
+      </w:pPr>
+      <w:r>
+        <w:t>Change one thing in the pictured case</w:t>
       </w:r>
     </w:p>
     <w:p>
-      <w:r>
-        <w:t>Reason: Actual access matters more than the environment label.</w:t>
+      <w:pPr>
+        <w:pStyle w:val="Heading3"/>
+      </w:pPr>
+      <w:r>
+        <w:t>Change one thing</w:t>
       </w:r>
     </w:p>
     <w:p>
       <w:pPr>
-        <w:pStyle w:val="Heading3"/>
-      </w:pPr>
-      <w:r>
-        <w:t>Ask while showing the picture</w:t>
+        <w:spacing w:line="336" w:lineRule="auto" w:after="180"/>
+        <w:shd w:fill="F5F1FB"/>
+      </w:pPr>
+      <w:r>
+        <w:rPr>
+          <w:b w:val="0"/>
+        </w:rPr>
+        <w:t>Change: Point staging at the production credential.</w:t>
       </w:r>
     </w:p>
     <w:p>
-      <w:r>
-        <w:t>Cover the result. Ask learners to name the inputs and predict the next step. Uncover one step, connect the icon to the actual procedure, and explain its evidence. Then change the supplied condition and compare. The picture is a representation; it does not document execution of a real AI model.</w:t>
+      <w:pPr>
+        <w:pStyle w:val="Heading3"/>
+      </w:pPr>
+      <w:r>
+        <w:t>Predicted result</w:t>
       </w:r>
     </w:p>
     <w:p>
       <w:pPr>
+        <w:spacing w:line="336" w:lineRule="auto" w:after="180"/>
+        <w:shd w:fill="F1F6FC"/>
+      </w:pPr>
+      <w:r>
+        <w:rPr>
+          <w:b/>
+        </w:rPr>
+        <w:t>Prediction</w:t>
+      </w:r>
+      <w:r>
+        <w:rPr>
+          <w:b w:val="0"/>
+        </w:rPr>
+        <w:t>: Stop the rehearsal because its separation boundary is breached.</w:t>
+      </w:r>
+    </w:p>
+    <w:p>
+      <w:pPr>
+        <w:pStyle w:val="Heading3"/>
+      </w:pPr>
+      <w:r>
+        <w:t>Why the result follows</w:t>
+      </w:r>
+    </w:p>
+    <w:p>
+      <w:pPr>
+        <w:spacing w:line="336" w:lineRule="auto" w:after="180"/>
+        <w:shd w:fill="F1F6FC"/>
+      </w:pPr>
+      <w:r>
+        <w:rPr>
+          <w:b w:val="0"/>
+        </w:rPr>
+        <w:t xml:space="preserve">Reason: Actual access matters more than the </w:t>
+      </w:r>
+      <w:r>
+        <w:rPr>
+          <w:b/>
+        </w:rPr>
+        <w:t>environment</w:t>
+      </w:r>
+      <w:r>
+        <w:rPr>
+          <w:b w:val="0"/>
+        </w:rPr>
+        <w:t xml:space="preserve"> label.</w:t>
+      </w:r>
+    </w:p>
+    <w:p>
+      <w:pPr>
+        <w:pStyle w:val="Heading3"/>
+      </w:pPr>
+      <w:r>
+        <w:t>Ask while showing the picture</w:t>
+      </w:r>
+    </w:p>
+    <w:p>
+      <w:pPr>
+        <w:pStyle w:val="Heading3"/>
+      </w:pPr>
+      <w:r>
+        <w:t>Ask while showing the picture · 5</w:t>
+      </w:r>
+    </w:p>
+    <w:p>
+      <w:pPr>
+        <w:spacing w:line="336" w:lineRule="auto" w:after="180"/>
+      </w:pPr>
+      <w:r>
+        <w:rPr>
+          <w:b w:val="0"/>
+        </w:rPr>
+        <w:t xml:space="preserve">Cover the result. Ask learners to name the </w:t>
+      </w:r>
+      <w:r>
+        <w:rPr>
+          <w:b/>
+        </w:rPr>
+        <w:t>input</w:t>
+      </w:r>
+      <w:r>
+        <w:rPr>
+          <w:b w:val="0"/>
+        </w:rPr>
+        <w:t xml:space="preserve">s and predict the next step. Uncover one step, connect the icon to the actual procedure, and explain its </w:t>
+      </w:r>
+      <w:r>
+        <w:rPr>
+          <w:b/>
+        </w:rPr>
+        <w:t>evidence</w:t>
+      </w:r>
+      <w:r>
+        <w:rPr>
+          <w:b w:val="0"/>
+        </w:rPr>
+        <w:t>. Then change the supplied condition and compare.</w:t>
+      </w:r>
+    </w:p>
+    <w:p>
+      <w:pPr>
+        <w:spacing w:line="336" w:lineRule="auto" w:after="180"/>
+      </w:pPr>
+      <w:r>
+        <w:rPr>
+          <w:b w:val="0"/>
+        </w:rPr>
+        <w:t>The picture is a representation; it does not document execution of a real AI model.</w:t>
+      </w:r>
+    </w:p>
+    <w:p>
+      <w:pPr>
         <w:pStyle w:val="Heading1"/>
       </w:pPr>
       <w:r>
         <w:t>03. Demonstrate and guide practice</w:t>
+      </w:r>
+    </w:p>
+    <w:p>
+      <w:r>
+        <w:t>Demonstrate Deployment environments, reduce support deliberately and check individual reasoning before discussing answers.</w:t>
       </w:r>
     </w:p>
     <w:tbl>
@@ -1170,36 +2044,100 @@
       </w:tr>
     </w:tbl>
     <w:p>
-      <w:r>
-        <w:t>Use the worked example in Sections 3 and 6. Collect a prediction before revealing its result; ask the learner to point to each intermediate fact.</w:t>
+      <w:pPr>
+        <w:spacing w:line="336" w:lineRule="auto" w:after="180"/>
+      </w:pPr>
+      <w:r>
+        <w:rPr>
+          <w:b w:val="0"/>
+        </w:rPr>
+        <w:t xml:space="preserve">Use the worked example in Sections 3 and 6. Collect a </w:t>
+      </w:r>
+      <w:r>
+        <w:rPr>
+          <w:b/>
+        </w:rPr>
+        <w:t>prediction</w:t>
+      </w:r>
+      <w:r>
+        <w:rPr>
+          <w:b w:val="0"/>
+        </w:rPr>
+        <w:t xml:space="preserve"> before revealing its result; ask the learner to point to each intermediate fact.</w:t>
       </w:r>
     </w:p>
     <w:p>
-      <w:r>
-        <w:t>Provide an input/procedure/result/limit frame and a calculator when needed. Ask students to identify the first step before completing the whole trace. Extension: compare two concrete variants of this mechanism while holding unrelated conditions fixed; report both successful and unsuccessful outcomes.</w:t>
+      <w:pPr>
+        <w:spacing w:line="336" w:lineRule="auto" w:after="180"/>
+      </w:pPr>
+      <w:r>
+        <w:rPr>
+          <w:b w:val="0"/>
+        </w:rPr>
+        <w:t xml:space="preserve">Provide an </w:t>
+      </w:r>
+      <w:r>
+        <w:rPr>
+          <w:b/>
+        </w:rPr>
+        <w:t>input</w:t>
+      </w:r>
+      <w:r>
+        <w:rPr>
+          <w:b w:val="0"/>
+        </w:rPr>
+        <w:t>/procedure/result/limit frame and a calculator when needed. Ask students to identify the first step before completing the whole trace.</w:t>
       </w:r>
     </w:p>
     <w:p>
       <w:pPr>
-        <w:pStyle w:val="Heading3"/>
-      </w:pPr>
-      <w:r>
-        <w:t>Reduce help deliberately</w:t>
+        <w:spacing w:line="336" w:lineRule="auto" w:after="180"/>
+      </w:pPr>
+      <w:r>
+        <w:rPr>
+          <w:b w:val="0"/>
+        </w:rPr>
+        <w:t xml:space="preserve">Extension: compare two concrete variants of this </w:t>
+      </w:r>
+      <w:r>
+        <w:rPr>
+          <w:b/>
+        </w:rPr>
+        <w:t>mechanism</w:t>
+      </w:r>
+      <w:r>
+        <w:rPr>
+          <w:b w:val="0"/>
+        </w:rPr>
+        <w:t xml:space="preserve"> while holding unrelated conditions fixed; report both successful and unsuccessful outcomes.</w:t>
       </w:r>
     </w:p>
     <w:p>
-      <w:r>
-        <w:t>Completion task: Staging configuration points to production storage while the interface displays staging. Show the intermediate steps and give the conclusion with its scope.</w:t>
+      <w:pPr>
+        <w:pStyle w:val="Heading3"/>
+      </w:pPr>
+      <w:r>
+        <w:t>Reduce help deliberately</w:t>
       </w:r>
     </w:p>
     <w:p>
-      <w:r>
-        <w:t>Teacher check: Teacher explanation: The label is misleading; block the run through configuration validation. A display badge is not an isolation boundary.</w:t>
+      <w:pPr>
+        <w:pStyle w:val="Heading3"/>
+      </w:pPr>
+      <w:r>
+        <w:t>Completion practice</w:t>
       </w:r>
     </w:p>
     <w:p>
-      <w:r>
-        <w:t>Start by identifying the given inputs together. Leave the intermediate steps blank. If needed, model one step, then withdraw that help on the next step. Move to a full trace only when the partial trace is understood. For partners, alternate explainer and checker; collect a response from every learner before discussion.</w:t>
+      <w:pPr>
+        <w:spacing w:line="336" w:lineRule="auto" w:after="180"/>
+        <w:shd w:fill="F5F1FB"/>
+      </w:pPr>
+      <w:r>
+        <w:rPr>
+          <w:b w:val="0"/>
+        </w:rPr>
+        <w:t>Completion task: Staging configuration points to production storage while the interface displays staging. Show the intermediate steps and give the conclusion with its scope.</w:t>
       </w:r>
     </w:p>
     <w:p>
@@ -1207,22 +2145,65 @@
         <w:pStyle w:val="Heading3"/>
       </w:pPr>
       <w:r>
-        <w:t>Individual reasoning check</w:t>
+        <w:t>Reasoning to listen for</w:t>
       </w:r>
     </w:p>
     <w:p>
-      <w:r>
-        <w:t>Use the worked case for Deployment environments. Proposed explanation: “The worked result establishes every future case”. Decide whether this explanation is supported. Point to the step or supplied fact that decides; explain your repair if needed.</w:t>
+      <w:pPr>
+        <w:spacing w:line="336" w:lineRule="auto" w:after="180"/>
+        <w:shd w:fill="F1F6FC"/>
+      </w:pPr>
+      <w:r>
+        <w:rPr>
+          <w:b w:val="0"/>
+        </w:rPr>
+        <w:t xml:space="preserve">Teacher check: Teacher explanation: The label is misleading; block the run through configuration validation. A display badge is not an </w:t>
+      </w:r>
+      <w:r>
+        <w:rPr>
+          <w:b/>
+        </w:rPr>
+        <w:t>isolation</w:t>
+      </w:r>
+      <w:r>
+        <w:rPr>
+          <w:b w:val="0"/>
+        </w:rPr>
+        <w:t xml:space="preserve"> boundary.</w:t>
       </w:r>
     </w:p>
     <w:p>
-      <w:r>
-        <w:t>Expected correction: Passing staging tests does not prove production limits or operational conditions are identical.</w:t>
+      <w:pPr>
+        <w:spacing w:line="336" w:lineRule="auto" w:after="180"/>
+      </w:pPr>
+      <w:r>
+        <w:rPr>
+          <w:b w:val="0"/>
+        </w:rPr>
+        <w:t xml:space="preserve">Start by identifying the given </w:t>
+      </w:r>
+      <w:r>
+        <w:rPr>
+          <w:b/>
+        </w:rPr>
+        <w:t>input</w:t>
+      </w:r>
+      <w:r>
+        <w:rPr>
+          <w:b w:val="0"/>
+        </w:rPr>
+        <w:t>s together. Leave the intermediate steps blank. If needed, model one step, then withdraw that help on the next step. Move to a full trace only when the partial trace is understood.</w:t>
       </w:r>
     </w:p>
     <w:p>
-      <w:r>
-        <w:t>Collect explanations, not only yes/no votes. If a misunderstanding is common, re-model the relevant step for the class. If it affects a few learners, give a short targeted group explanation while others solve a more demanding variation.</w:t>
+      <w:pPr>
+        <w:spacing w:line="336" w:lineRule="auto" w:after="180"/>
+      </w:pPr>
+      <w:r>
+        <w:rPr>
+          <w:b w:val="0"/>
+        </w:rPr>
+        <w:t>For partners, alternate explainer and checker; collect a response from every learner before discussion.</w:t>
       </w:r>
     </w:p>
     <w:p>
@@ -1230,63 +2211,332 @@
         <w:pStyle w:val="Heading3"/>
       </w:pPr>
       <w:r>
-        <w:t>Pictorial practice question</w:t>
+        <w:t>Individual reasoning check</w:t>
       </w:r>
     </w:p>
     <w:p>
-      <w:r>
-        <w:t>Identify the staging data and credential boundary. Why must the rehearsal stop if its credential reaches production even though the process is labelled staging?</w:t>
+      <w:pPr>
+        <w:spacing w:line="336" w:lineRule="auto" w:after="180"/>
+      </w:pPr>
+      <w:r>
+        <w:rPr>
+          <w:b w:val="0"/>
+        </w:rPr>
+        <w:t xml:space="preserve">Use the worked case for Deployment </w:t>
+      </w:r>
+      <w:r>
+        <w:rPr>
+          <w:b/>
+        </w:rPr>
+        <w:t>environment</w:t>
+      </w:r>
+      <w:r>
+        <w:rPr>
+          <w:b w:val="0"/>
+        </w:rPr>
+        <w:t>s. Proposed explanation: “The worked result establishes every future case”. Decide whether this explanation is supported.</w:t>
       </w:r>
     </w:p>
     <w:p>
       <w:pPr>
-        <w:pStyle w:val="Heading3"/>
-      </w:pPr>
-      <w:r>
-        <w:t>Reasoned teacher answer</w:t>
+        <w:spacing w:line="336" w:lineRule="auto" w:after="180"/>
+      </w:pPr>
+      <w:r>
+        <w:rPr>
+          <w:b w:val="0"/>
+        </w:rPr>
+        <w:t>Point to the step or supplied fact that decides; explain your repair if needed.</w:t>
       </w:r>
     </w:p>
     <w:p>
-      <w:r>
-        <w:t>The rehearsal reads fictional room Z. Staging credentials must not reach production storage. A passing rehearsal supports release review, not automatic promotion. Changed case: Stop the rehearsal because its separation boundary is breached. Actual access matters more than the environment label.</w:t>
+      <w:pPr>
+        <w:pStyle w:val="Heading3"/>
+      </w:pPr>
+      <w:r>
+        <w:t>Expected repair</w:t>
       </w:r>
     </w:p>
     <w:p>
-      <w:r>
-        <w:t>Changed-case reasoning: Stop the rehearsal because its separation boundary is breached. Actual access matters more than the environment label.</w:t>
+      <w:pPr>
+        <w:spacing w:line="336" w:lineRule="auto" w:after="180"/>
+        <w:shd w:fill="F1F6FC"/>
+      </w:pPr>
+      <w:r>
+        <w:rPr>
+          <w:b w:val="0"/>
+        </w:rPr>
+        <w:t>Expected correction: Passing staging tests does not prove production limits or operational conditions are identical.</w:t>
       </w:r>
     </w:p>
     <w:p>
-      <w:r>
-        <w:t>Collect each learner’s explanation before discussion. Use the first missing connection between input, deciding step and result to choose support. This question is worked-case practice, not fresh mastery evidence.</w:t>
+      <w:pPr>
+        <w:spacing w:line="336" w:lineRule="auto" w:after="180"/>
+      </w:pPr>
+      <w:r>
+        <w:rPr>
+          <w:b w:val="0"/>
+        </w:rPr>
+        <w:t>Collect explanations, not only yes/no votes. If a misunderstanding is common, re-model the relevant step for the class.</w:t>
       </w:r>
     </w:p>
     <w:p>
       <w:pPr>
-        <w:pStyle w:val="Heading1"/>
-      </w:pPr>
-      <w:r>
-        <w:t>04. Run the investigation and diagnose misconceptions</w:t>
+        <w:spacing w:line="336" w:lineRule="auto" w:after="180"/>
+      </w:pPr>
+      <w:r>
+        <w:rPr>
+          <w:b w:val="0"/>
+        </w:rPr>
+        <w:t>If it affects a few learners, give a short targeted group explanation while others solve a more demanding variation.</w:t>
       </w:r>
     </w:p>
     <w:p>
-      <w:r>
-        <w:t>The worked result establishes every future case: Passing staging tests does not prove production limits or operational conditions are identical.</w:t>
+      <w:pPr>
+        <w:pStyle w:val="Heading3"/>
+      </w:pPr>
+      <w:r>
+        <w:t>Pictorial practice question</w:t>
       </w:r>
     </w:p>
     <w:p>
-      <w:r>
-        <w:t>A missing input may be replaced without recording the change: A replacement changes the evidence or contract. Record the change and its justification; do not silently turn unknown into a measured value.</w:t>
+      <w:pPr>
+        <w:spacing w:line="336" w:lineRule="auto" w:after="180"/>
+        <w:shd w:fill="F5F1FB"/>
+      </w:pPr>
+      <w:r>
+        <w:rPr>
+          <w:b w:val="0"/>
+        </w:rPr>
+        <w:t xml:space="preserve">Identify the staging data and credential boundary. Why must the rehearsal stop if its credential reaches production even though the </w:t>
+      </w:r>
+      <w:r>
+        <w:rPr>
+          <w:b/>
+        </w:rPr>
+        <w:t>process</w:t>
+      </w:r>
+      <w:r>
+        <w:rPr>
+          <w:b w:val="0"/>
+        </w:rPr>
+        <w:t xml:space="preserve"> is labelled staging?</w:t>
       </w:r>
     </w:p>
     <w:p>
-      <w:r>
-        <w:t>Repeating an assessed case is new independent evidence: A replay checks consistency. An example used for feedback or revision cannot later be described as untouched final evaluation.</w:t>
+      <w:pPr>
+        <w:pStyle w:val="Heading3"/>
+      </w:pPr>
+      <w:r>
+        <w:t>Reasoned teacher answer</w:t>
       </w:r>
     </w:p>
     <w:p>
-      <w:r>
-        <w:t>Use Section 9 for the evidence ledger. Add a boundary or missing-input case and record the expected response before checking. More successful repeats of one case do not establish wider coverage.</w:t>
+      <w:pPr>
+        <w:spacing w:line="336" w:lineRule="auto" w:after="180"/>
+      </w:pPr>
+      <w:r>
+        <w:rPr>
+          <w:b w:val="0"/>
+        </w:rPr>
+        <w:t>The rehearsal reads fictional room Z. Staging credentials must not reach production storage. A passing rehearsal supports release review, not automatic promotion.</w:t>
+      </w:r>
+    </w:p>
+    <w:p>
+      <w:pPr>
+        <w:spacing w:line="336" w:lineRule="auto" w:after="180"/>
+      </w:pPr>
+      <w:r>
+        <w:rPr>
+          <w:b w:val="0"/>
+        </w:rPr>
+        <w:t xml:space="preserve">Changed case: Stop the rehearsal because its separation boundary is breached. Actual access matters more than the </w:t>
+      </w:r>
+      <w:r>
+        <w:rPr>
+          <w:b/>
+        </w:rPr>
+        <w:t>environment</w:t>
+      </w:r>
+      <w:r>
+        <w:rPr>
+          <w:b w:val="0"/>
+        </w:rPr>
+        <w:t xml:space="preserve"> label.</w:t>
+      </w:r>
+    </w:p>
+    <w:p>
+      <w:pPr>
+        <w:spacing w:line="336" w:lineRule="auto" w:after="180"/>
+      </w:pPr>
+      <w:r>
+        <w:rPr>
+          <w:b w:val="0"/>
+        </w:rPr>
+        <w:t xml:space="preserve">Changed-case reasoning: Stop the rehearsal because its separation boundary is breached. Actual access matters more than the </w:t>
+      </w:r>
+      <w:r>
+        <w:rPr>
+          <w:b/>
+        </w:rPr>
+        <w:t>environment</w:t>
+      </w:r>
+      <w:r>
+        <w:rPr>
+          <w:b w:val="0"/>
+        </w:rPr>
+        <w:t xml:space="preserve"> label.</w:t>
+      </w:r>
+    </w:p>
+    <w:p>
+      <w:pPr>
+        <w:spacing w:line="336" w:lineRule="auto" w:after="180"/>
+      </w:pPr>
+      <w:r>
+        <w:rPr>
+          <w:b w:val="0"/>
+        </w:rPr>
+        <w:t xml:space="preserve">Collect each learner’s explanation before discussion. Use the first missing connection between </w:t>
+      </w:r>
+      <w:r>
+        <w:rPr>
+          <w:b/>
+        </w:rPr>
+        <w:t>input</w:t>
+      </w:r>
+      <w:r>
+        <w:rPr>
+          <w:b w:val="0"/>
+        </w:rPr>
+        <w:t xml:space="preserve">, deciding step and result to choose support. This question is worked-case practice, not fresh mastery </w:t>
+      </w:r>
+      <w:r>
+        <w:rPr>
+          <w:b/>
+        </w:rPr>
+        <w:t>evidence</w:t>
+      </w:r>
+      <w:r>
+        <w:rPr>
+          <w:b w:val="0"/>
+        </w:rPr>
+        <w:t>.</w:t>
+      </w:r>
+    </w:p>
+    <w:p>
+      <w:pPr>
+        <w:pStyle w:val="Heading1"/>
+      </w:pPr>
+      <w:r>
+        <w:t>04. Run the investigation and diagnose misconceptions</w:t>
+      </w:r>
+    </w:p>
+    <w:p>
+      <w:r>
+        <w:t>Run the Deployment environments investigation and use the first unsupported step to choose a teaching response.</w:t>
+      </w:r>
+    </w:p>
+    <w:p>
+      <w:pPr>
+        <w:spacing w:line="336" w:lineRule="auto" w:after="180"/>
+      </w:pPr>
+      <w:r>
+        <w:rPr>
+          <w:b w:val="0"/>
+        </w:rPr>
+        <w:t>The worked result establishes every future case: Passing staging tests does not prove production limits or operational conditions are identical.</w:t>
+      </w:r>
+    </w:p>
+    <w:p>
+      <w:pPr>
+        <w:spacing w:line="336" w:lineRule="auto" w:after="180"/>
+      </w:pPr>
+      <w:r>
+        <w:rPr>
+          <w:b w:val="0"/>
+        </w:rPr>
+        <w:t xml:space="preserve">A missing </w:t>
+      </w:r>
+      <w:r>
+        <w:rPr>
+          <w:b/>
+        </w:rPr>
+        <w:t>input</w:t>
+      </w:r>
+      <w:r>
+        <w:rPr>
+          <w:b w:val="0"/>
+        </w:rPr>
+        <w:t xml:space="preserve"> may be replaced without recording the change: A replacement changes the </w:t>
+      </w:r>
+      <w:r>
+        <w:rPr>
+          <w:b/>
+        </w:rPr>
+        <w:t>evidence</w:t>
+      </w:r>
+      <w:r>
+        <w:rPr>
+          <w:b w:val="0"/>
+        </w:rPr>
+        <w:t xml:space="preserve"> or contract. Record the change and its justification; do not silently turn unknown into a measured value.</w:t>
+      </w:r>
+    </w:p>
+    <w:p>
+      <w:pPr>
+        <w:spacing w:line="336" w:lineRule="auto" w:after="180"/>
+      </w:pPr>
+      <w:r>
+        <w:rPr>
+          <w:b w:val="0"/>
+        </w:rPr>
+        <w:t xml:space="preserve">Repeating an assessed case is new independent </w:t>
+      </w:r>
+      <w:r>
+        <w:rPr>
+          <w:b/>
+        </w:rPr>
+        <w:t>evidence</w:t>
+      </w:r>
+      <w:r>
+        <w:rPr>
+          <w:b w:val="0"/>
+        </w:rPr>
+        <w:t>: A replay checks consistency. An example used for feedback or revision cannot later be described as untouched final evaluation.</w:t>
+      </w:r>
+    </w:p>
+    <w:p>
+      <w:pPr>
+        <w:spacing w:line="336" w:lineRule="auto" w:after="180"/>
+      </w:pPr>
+      <w:r>
+        <w:rPr>
+          <w:b w:val="0"/>
+        </w:rPr>
+        <w:t xml:space="preserve">Use Section 9 for the </w:t>
+      </w:r>
+      <w:r>
+        <w:rPr>
+          <w:b/>
+        </w:rPr>
+        <w:t>evidence</w:t>
+      </w:r>
+      <w:r>
+        <w:rPr>
+          <w:b w:val="0"/>
+        </w:rPr>
+        <w:t xml:space="preserve"> ledger. Add a boundary or missing-</w:t>
+      </w:r>
+      <w:r>
+        <w:rPr>
+          <w:b/>
+        </w:rPr>
+        <w:t>input</w:t>
+      </w:r>
+      <w:r>
+        <w:rPr>
+          <w:b w:val="0"/>
+        </w:rPr>
+        <w:t xml:space="preserve"> case and record the expected response before checking. More successful repeats of one case do not establish wider coverage.</w:t>
       </w:r>
     </w:p>
     <w:p>
@@ -1444,29 +2694,38 @@
       </w:tr>
     </w:tbl>
     <w:p>
-      <w:r>
-        <w:t>Offer an oral explanation, drawing, enlarged visual or fewer examples when that removes a reading/writing barrier. Keep the same reasoning goal. Stretch secure learners by changing a boundary or assumption and asking them to defend the effect, not simply by assigning more of the same questions.</w:t>
+      <w:pPr>
+        <w:spacing w:line="336" w:lineRule="auto" w:after="180"/>
+      </w:pPr>
+      <w:r>
+        <w:rPr>
+          <w:b w:val="0"/>
+        </w:rPr>
+        <w:t>Offer an oral explanation, drawing, enlarged visual or fewer examples when that removes a reading/writing barrier. Keep the same reasoning goal.</w:t>
       </w:r>
     </w:p>
     <w:p>
       <w:pPr>
-        <w:pStyle w:val="Heading1"/>
-      </w:pPr>
-      <w:r>
-        <w:t>05. Assess and explain the answers</w:t>
+        <w:spacing w:line="336" w:lineRule="auto" w:after="180"/>
+      </w:pPr>
+      <w:r>
+        <w:rPr>
+          <w:b w:val="0"/>
+        </w:rPr>
+        <w:t>Stretch secure learners by changing a boundary or assumption and asking them to defend the effect, not simply by assigning more of the same questions.</w:t>
       </w:r>
     </w:p>
     <w:p>
       <w:pPr>
-        <w:pStyle w:val="Heading3"/>
-      </w:pPr>
-      <w:r>
-        <w:t>Guided and exit questions</w:t>
+        <w:pStyle w:val="Heading1"/>
+      </w:pPr>
+      <w:r>
+        <w:t>05. Assess and explain the answers</w:t>
       </w:r>
     </w:p>
     <w:p>
       <w:r>
-        <w:t>Guided: The label is misleading; block the run through configuration validation. A display badge is not an isolation boundary. Qualification: Passing staging tests does not prove production limits or operational conditions are identical. Exit: accept a concrete variation with its predicted outcome and a stated condition that would challenge the mechanism; reject a claim resting on unmeasured evidence.</w:t>
+        <w:t>Use the Deployment environments questions, teacher keys and criteria after the relevant attempts. Previously discussed cases are practice; protect the separately selected independent task.</w:t>
       </w:r>
     </w:p>
     <w:p>
@@ -1474,89 +2733,256 @@
         <w:pStyle w:val="Heading3"/>
       </w:pPr>
       <w:r>
-        <w:t>W1 Explain the mechanism</w:t>
+        <w:t>Guided and exit questions</w:t>
       </w:r>
     </w:p>
     <w:p>
-      <w:r>
-        <w:t>Explain the weekly mechanism in your own words. Use the worked scenario to name its input, decision rule and output.</w:t>
+      <w:pPr>
+        <w:spacing w:line="336" w:lineRule="auto" w:after="180"/>
+      </w:pPr>
+      <w:r>
+        <w:rPr>
+          <w:b w:val="0"/>
+        </w:rPr>
+        <w:t xml:space="preserve">Guided: The label is misleading; block the run through configuration validation. A display badge is not an </w:t>
+      </w:r>
+      <w:r>
+        <w:rPr>
+          <w:b/>
+        </w:rPr>
+        <w:t>isolation</w:t>
+      </w:r>
+      <w:r>
+        <w:rPr>
+          <w:b w:val="0"/>
+        </w:rPr>
+        <w:t xml:space="preserve"> boundary.</w:t>
       </w:r>
     </w:p>
     <w:p>
-      <w:r>
-        <w:t>Teacher explanation: Development, staging and production are distinct environments with explicit data and credential boundaries. Test configuration must not silently target production. For the classroom mock ENV selects a separate fixture store and secret namespace. Validate allowed environment names. A staging run cannot use production write credentials.</w:t>
+      <w:pPr>
+        <w:spacing w:line="336" w:lineRule="auto" w:after="180"/>
+      </w:pPr>
+      <w:r>
+        <w:rPr>
+          <w:b w:val="0"/>
+        </w:rPr>
+        <w:t>Qualification: Passing staging tests does not prove production limits or operational conditions are identical.</w:t>
       </w:r>
     </w:p>
     <w:p>
       <w:pPr>
-        <w:pStyle w:val="Heading3"/>
-      </w:pPr>
-      <w:r>
-        <w:t>W2 Trace the worked case</w:t>
+        <w:spacing w:line="336" w:lineRule="auto" w:after="180"/>
+      </w:pPr>
+      <w:r>
+        <w:rPr>
+          <w:b w:val="0"/>
+        </w:rPr>
+        <w:t xml:space="preserve">Exit: accept a concrete variation with its predicted outcome and a stated condition that would challenge the </w:t>
+      </w:r>
+      <w:r>
+        <w:rPr>
+          <w:b/>
+        </w:rPr>
+        <w:t>mechanism</w:t>
+      </w:r>
+      <w:r>
+        <w:rPr>
+          <w:b w:val="0"/>
+        </w:rPr>
+        <w:t xml:space="preserve">; reject a claim resting on unmeasured </w:t>
+      </w:r>
+      <w:r>
+        <w:rPr>
+          <w:b/>
+        </w:rPr>
+        <w:t>evidence</w:t>
+      </w:r>
+      <w:r>
+        <w:rPr>
+          <w:b w:val="0"/>
+        </w:rPr>
+        <w:t>.</w:t>
       </w:r>
     </w:p>
     <w:p>
-      <w:r>
-        <w:t>Staging configuration points to production storage while the interface displays staging. Show the intermediate steps and give the conclusion with its scope.</w:t>
+      <w:pPr>
+        <w:pStyle w:val="Heading3"/>
+      </w:pPr>
+      <w:r>
+        <w:t>W1 Explain the mechanism</w:t>
       </w:r>
     </w:p>
     <w:p>
-      <w:r>
-        <w:t>Teacher explanation: The label is misleading; block the run through configuration validation. A display badge is not an isolation boundary.</w:t>
+      <w:pPr>
+        <w:pStyle w:val="Heading3"/>
+      </w:pPr>
+      <w:r>
+        <w:t>Workbook question · W1</w:t>
       </w:r>
     </w:p>
     <w:p>
       <w:pPr>
-        <w:pStyle w:val="Heading3"/>
-      </w:pPr>
-      <w:r>
-        <w:t>W3 Audit the limit</w:t>
+        <w:spacing w:line="336" w:lineRule="auto" w:after="180"/>
+        <w:shd w:fill="F5F1FB"/>
+      </w:pPr>
+      <w:r>
+        <w:rPr>
+          <w:b w:val="0"/>
+        </w:rPr>
+        <w:t xml:space="preserve">Explain the weekly </w:t>
+      </w:r>
+      <w:r>
+        <w:rPr>
+          <w:b/>
+        </w:rPr>
+        <w:t>mechanism</w:t>
+      </w:r>
+      <w:r>
+        <w:rPr>
+          <w:b w:val="0"/>
+        </w:rPr>
+        <w:t xml:space="preserve"> in your own words. Use the worked scenario to name its </w:t>
+      </w:r>
+      <w:r>
+        <w:rPr>
+          <w:b/>
+        </w:rPr>
+        <w:t>input</w:t>
+      </w:r>
+      <w:r>
+        <w:rPr>
+          <w:b w:val="0"/>
+        </w:rPr>
+        <w:t xml:space="preserve">, decision rule and </w:t>
+      </w:r>
+      <w:r>
+        <w:rPr>
+          <w:b/>
+        </w:rPr>
+        <w:t>output</w:t>
+      </w:r>
+      <w:r>
+        <w:rPr>
+          <w:b w:val="0"/>
+        </w:rPr>
+        <w:t>.</w:t>
       </w:r>
     </w:p>
     <w:p>
-      <w:r>
-        <w:t>A report omits this qualification: Passing staging tests does not prove production limits or operational conditions are identical. Explain how omitting it could change a reader's interpretation, and write an accurate replacement.</w:t>
+      <w:pPr>
+        <w:pStyle w:val="Heading3"/>
+      </w:pPr>
+      <w:r>
+        <w:t>Teacher reasoning · W1</w:t>
       </w:r>
     </w:p>
     <w:p>
-      <w:r>
-        <w:t>Teacher explanation: Passing staging tests does not prove production limits or operational conditions are identical. State the observed result separately from the unverified or out-of-scope claim; preserve the original evidence rather than inventing a missing fact.</w:t>
+      <w:pPr>
+        <w:spacing w:line="336" w:lineRule="auto" w:after="180"/>
+        <w:shd w:fill="F1F6FC"/>
+      </w:pPr>
+      <w:r>
+        <w:rPr>
+          <w:b w:val="0"/>
+        </w:rPr>
+        <w:t xml:space="preserve">Teacher explanation: Development, staging and production are distinct </w:t>
+      </w:r>
+      <w:r>
+        <w:rPr>
+          <w:b/>
+        </w:rPr>
+        <w:t>environment</w:t>
+      </w:r>
+      <w:r>
+        <w:rPr>
+          <w:b w:val="0"/>
+        </w:rPr>
+        <w:t>s with explicit data and credential boundaries. Test configuration must not silently target production.</w:t>
       </w:r>
     </w:p>
     <w:p>
       <w:pPr>
-        <w:pStyle w:val="Heading3"/>
-      </w:pPr>
-      <w:r>
-        <w:t>W4 Apply a new case independently</w:t>
+        <w:spacing w:line="336" w:lineRule="auto" w:after="180"/>
+        <w:shd w:fill="F1F6FC"/>
+      </w:pPr>
+      <w:r>
+        <w:rPr>
+          <w:b w:val="0"/>
+        </w:rPr>
+        <w:t xml:space="preserve">For the classroom mock ENV selects a separate fixture store and secret namespace. Validate allowed </w:t>
+      </w:r>
+      <w:r>
+        <w:rPr>
+          <w:b/>
+        </w:rPr>
+        <w:t>environment</w:t>
+      </w:r>
+      <w:r>
+        <w:rPr>
+          <w:b w:val="0"/>
+        </w:rPr>
+        <w:t xml:space="preserve"> names. A staging run cannot use production write credentials.</w:t>
       </w:r>
     </w:p>
     <w:p>
-      <w:r>
-        <w:t>Development uses fake records but a production token. What boundary is violated?</w:t>
+      <w:pPr>
+        <w:pStyle w:val="Heading3"/>
+      </w:pPr>
+      <w:r>
+        <w:t>W2 Trace the worked case</w:t>
       </w:r>
     </w:p>
     <w:p>
-      <w:r>
-        <w:t>Teacher explanation: Credential scope crosses environments. Use development-only mock authority and inspect endpoints as well as labels.</w:t>
+      <w:pPr>
+        <w:pStyle w:val="Heading3"/>
+      </w:pPr>
+      <w:r>
+        <w:t>Workbook question · W2</w:t>
       </w:r>
     </w:p>
     <w:p>
       <w:pPr>
-        <w:pStyle w:val="Heading3"/>
-      </w:pPr>
-      <w:r>
-        <w:t>W5 Design a revealing follow-up</w:t>
+        <w:spacing w:line="336" w:lineRule="auto" w:after="180"/>
+        <w:shd w:fill="F5F1FB"/>
+      </w:pPr>
+      <w:r>
+        <w:rPr>
+          <w:b w:val="0"/>
+        </w:rPr>
+        <w:t>Staging configuration points to production storage while the interface displays staging. Show the intermediate steps and give the conclusion with its scope.</w:t>
       </w:r>
     </w:p>
     <w:p>
-      <w:r>
-        <w:t>For the worked scenario, propose one additional case that could reveal a failure, describe its expected outcome before running it, and explain what would need to remain fixed for a fair comparison. Do not reuse W4 as a new final test after receiving feedback.</w:t>
+      <w:pPr>
+        <w:pStyle w:val="Heading3"/>
+      </w:pPr>
+      <w:r>
+        <w:t>Teacher reasoning · W2</w:t>
       </w:r>
     </w:p>
     <w:p>
-      <w:r>
-        <w:t>Teacher explanation: Accept a concrete variant of the worked input or a missing/conflicting/boundary condition, with an expectation derived from the declared procedure. Require preserved settings, original outputs and data roles. Passing staging tests does not prove production limits or operational conditions are identical. The new case should test this particular mechanism rather than merely restate the original result.</w:t>
+      <w:pPr>
+        <w:spacing w:line="336" w:lineRule="auto" w:after="180"/>
+        <w:shd w:fill="F1F6FC"/>
+      </w:pPr>
+      <w:r>
+        <w:rPr>
+          <w:b w:val="0"/>
+        </w:rPr>
+        <w:t xml:space="preserve">Teacher explanation: The label is misleading; block the run through configuration validation. A display badge is not an </w:t>
+      </w:r>
+      <w:r>
+        <w:rPr>
+          <w:b/>
+        </w:rPr>
+        <w:t>isolation</w:t>
+      </w:r>
+      <w:r>
+        <w:rPr>
+          <w:b w:val="0"/>
+        </w:rPr>
+        <w:t xml:space="preserve"> boundary.</w:t>
       </w:r>
     </w:p>
     <w:p>
@@ -1564,25 +2990,39 @@
         <w:pStyle w:val="Heading3"/>
       </w:pPr>
       <w:r>
-        <w:t>Independent assessment and fresh retry</w:t>
+        <w:t>W3 Audit the limit</w:t>
       </w:r>
     </w:p>
     <w:p>
-      <w:r>
-        <w:t>W4: Credential scope crosses environments. Use development-only mock authority and inspect endpoints as well as labels. Require intermediate reasoning and the stated scope. Fresh retry: Test environment correctly uses fixtures but exports production secrets to logs. Expected reasoning: Secret boundary violated despite test data. Validate environment/credential mapping and redact logs. If students need support, record it and reassess with another new case rather than awarding independence to a copied answer.</w:t>
+      <w:pPr>
+        <w:pStyle w:val="Heading3"/>
+      </w:pPr>
+      <w:r>
+        <w:t>Workbook question · W3</w:t>
       </w:r>
     </w:p>
     <w:p>
       <w:pPr>
-        <w:pStyle w:val="Heading3"/>
-      </w:pPr>
-      <w:r>
-        <w:t>Assess independent transfer</w:t>
+        <w:spacing w:line="336" w:lineRule="auto" w:after="180"/>
+        <w:shd w:fill="F5F1FB"/>
+      </w:pPr>
+      <w:r>
+        <w:rPr>
+          <w:b w:val="0"/>
+        </w:rPr>
+        <w:t>A report omits this qualification: Passing staging tests does not prove production limits or operational conditions are identical.</w:t>
       </w:r>
     </w:p>
     <w:p>
-      <w:r>
-        <w:t>Selected case: Development uses fake records but a production token. What boundary is violated?</w:t>
+      <w:pPr>
+        <w:spacing w:line="336" w:lineRule="auto" w:after="180"/>
+        <w:shd w:fill="F5F1FB"/>
+      </w:pPr>
+      <w:r>
+        <w:rPr>
+          <w:b w:val="0"/>
+        </w:rPr>
+        <w:t>Explain how omitting it could change a reader's interpretation, and write an accurate replacement.</w:t>
       </w:r>
     </w:p>
     <w:p>
@@ -1590,12 +3030,379 @@
         <w:pStyle w:val="Heading3"/>
       </w:pPr>
       <w:r>
-        <w:t>Selected case answer</w:t>
+        <w:t>Teacher reasoning · W3</w:t>
       </w:r>
     </w:p>
     <w:p>
-      <w:r>
-        <w:t>Teacher explanation: Credential scope crosses environments. Use development-only mock authority and inspect endpoints as well as labels.</w:t>
+      <w:pPr>
+        <w:spacing w:line="336" w:lineRule="auto" w:after="180"/>
+        <w:shd w:fill="F1F6FC"/>
+      </w:pPr>
+      <w:r>
+        <w:rPr>
+          <w:b w:val="0"/>
+        </w:rPr>
+        <w:t>Teacher explanation: Passing staging tests does not prove production limits or operational conditions are identical.</w:t>
+      </w:r>
+    </w:p>
+    <w:p>
+      <w:pPr>
+        <w:spacing w:line="336" w:lineRule="auto" w:after="180"/>
+        <w:shd w:fill="F1F6FC"/>
+      </w:pPr>
+      <w:r>
+        <w:rPr>
+          <w:b w:val="0"/>
+        </w:rPr>
+        <w:t xml:space="preserve">State the observed result separately from the unverified or out-of-scope claim; preserve the original </w:t>
+      </w:r>
+      <w:r>
+        <w:rPr>
+          <w:b/>
+        </w:rPr>
+        <w:t>evidence</w:t>
+      </w:r>
+      <w:r>
+        <w:rPr>
+          <w:b w:val="0"/>
+        </w:rPr>
+        <w:t xml:space="preserve"> rather than inventing a missing fact.</w:t>
+      </w:r>
+    </w:p>
+    <w:p>
+      <w:pPr>
+        <w:pStyle w:val="Heading3"/>
+      </w:pPr>
+      <w:r>
+        <w:t>W4 Apply a new case independently</w:t>
+      </w:r>
+    </w:p>
+    <w:p>
+      <w:pPr>
+        <w:pStyle w:val="Heading3"/>
+      </w:pPr>
+      <w:r>
+        <w:t>Workbook question · W4</w:t>
+      </w:r>
+    </w:p>
+    <w:p>
+      <w:pPr>
+        <w:spacing w:line="336" w:lineRule="auto" w:after="180"/>
+        <w:shd w:fill="F5F1FB"/>
+      </w:pPr>
+      <w:r>
+        <w:rPr>
+          <w:b w:val="0"/>
+        </w:rPr>
+        <w:t>Development uses fake records but a production token. What boundary is violated?</w:t>
+      </w:r>
+    </w:p>
+    <w:p>
+      <w:pPr>
+        <w:pStyle w:val="Heading3"/>
+      </w:pPr>
+      <w:r>
+        <w:t>Teacher reasoning · W4</w:t>
+      </w:r>
+    </w:p>
+    <w:p>
+      <w:pPr>
+        <w:spacing w:line="336" w:lineRule="auto" w:after="180"/>
+        <w:shd w:fill="F1F6FC"/>
+      </w:pPr>
+      <w:r>
+        <w:rPr>
+          <w:b w:val="0"/>
+        </w:rPr>
+        <w:t xml:space="preserve">Teacher explanation: Credential scope crosses </w:t>
+      </w:r>
+      <w:r>
+        <w:rPr>
+          <w:b/>
+        </w:rPr>
+        <w:t>environment</w:t>
+      </w:r>
+      <w:r>
+        <w:rPr>
+          <w:b w:val="0"/>
+        </w:rPr>
+        <w:t>s. Use development-only mock authority and inspect endpoints as well as labels.</w:t>
+      </w:r>
+    </w:p>
+    <w:p>
+      <w:pPr>
+        <w:pStyle w:val="Heading3"/>
+      </w:pPr>
+      <w:r>
+        <w:t>W5 Design a revealing follow-up</w:t>
+      </w:r>
+    </w:p>
+    <w:p>
+      <w:pPr>
+        <w:pStyle w:val="Heading3"/>
+      </w:pPr>
+      <w:r>
+        <w:t>Workbook question · W5</w:t>
+      </w:r>
+    </w:p>
+    <w:p>
+      <w:pPr>
+        <w:spacing w:line="336" w:lineRule="auto" w:after="180"/>
+        <w:shd w:fill="F5F1FB"/>
+      </w:pPr>
+      <w:r>
+        <w:rPr>
+          <w:b w:val="0"/>
+        </w:rPr>
+        <w:t>For the worked scenario, propose one additional case that could reveal a failure, describe its expected outcome before running it, and explain what would need to remain fixed for a fair comparison.</w:t>
+      </w:r>
+    </w:p>
+    <w:p>
+      <w:pPr>
+        <w:spacing w:line="336" w:lineRule="auto" w:after="180"/>
+        <w:shd w:fill="F5F1FB"/>
+      </w:pPr>
+      <w:r>
+        <w:rPr>
+          <w:b w:val="0"/>
+        </w:rPr>
+        <w:t>Do not reuse W4 as a new final test after receiving feedback.</w:t>
+      </w:r>
+    </w:p>
+    <w:p>
+      <w:pPr>
+        <w:pStyle w:val="Heading3"/>
+      </w:pPr>
+      <w:r>
+        <w:t>Teacher reasoning · W5</w:t>
+      </w:r>
+    </w:p>
+    <w:p>
+      <w:pPr>
+        <w:spacing w:line="336" w:lineRule="auto" w:after="180"/>
+        <w:shd w:fill="F1F6FC"/>
+      </w:pPr>
+      <w:r>
+        <w:rPr>
+          <w:b w:val="0"/>
+        </w:rPr>
+        <w:t xml:space="preserve">Teacher explanation: Accept a concrete variant of the worked </w:t>
+      </w:r>
+      <w:r>
+        <w:rPr>
+          <w:b/>
+        </w:rPr>
+        <w:t>input</w:t>
+      </w:r>
+      <w:r>
+        <w:rPr>
+          <w:b w:val="0"/>
+        </w:rPr>
+        <w:t xml:space="preserve"> or a missing/conflicting/boundary condition, with an expectation derived from the declared procedure.</w:t>
+      </w:r>
+    </w:p>
+    <w:p>
+      <w:pPr>
+        <w:spacing w:line="336" w:lineRule="auto" w:after="180"/>
+        <w:shd w:fill="F1F6FC"/>
+      </w:pPr>
+      <w:r>
+        <w:rPr>
+          <w:b w:val="0"/>
+        </w:rPr>
+        <w:t xml:space="preserve">Require preserved settings, original </w:t>
+      </w:r>
+      <w:r>
+        <w:rPr>
+          <w:b/>
+        </w:rPr>
+        <w:t>output</w:t>
+      </w:r>
+      <w:r>
+        <w:rPr>
+          <w:b w:val="0"/>
+        </w:rPr>
+        <w:t>s and data roles. Passing staging tests does not prove production limits or operational conditions are identical.</w:t>
+      </w:r>
+    </w:p>
+    <w:p>
+      <w:pPr>
+        <w:spacing w:line="336" w:lineRule="auto" w:after="180"/>
+        <w:shd w:fill="F1F6FC"/>
+      </w:pPr>
+      <w:r>
+        <w:rPr>
+          <w:b w:val="0"/>
+        </w:rPr>
+        <w:t xml:space="preserve">The new case should test this particular </w:t>
+      </w:r>
+      <w:r>
+        <w:rPr>
+          <w:b/>
+        </w:rPr>
+        <w:t>mechanism</w:t>
+      </w:r>
+      <w:r>
+        <w:rPr>
+          <w:b w:val="0"/>
+        </w:rPr>
+        <w:t xml:space="preserve"> rather than merely restate the original result.</w:t>
+      </w:r>
+    </w:p>
+    <w:p>
+      <w:pPr>
+        <w:pStyle w:val="Heading3"/>
+      </w:pPr>
+      <w:r>
+        <w:t>Independent assessment and fresh retry</w:t>
+      </w:r>
+    </w:p>
+    <w:p>
+      <w:pPr>
+        <w:pStyle w:val="Heading3"/>
+      </w:pPr>
+      <w:r>
+        <w:t>Teacher key · Independent assessment and fresh retry</w:t>
+      </w:r>
+    </w:p>
+    <w:p>
+      <w:pPr>
+        <w:spacing w:line="336" w:lineRule="auto" w:after="180"/>
+        <w:shd w:fill="F1F6FC"/>
+      </w:pPr>
+      <w:r>
+        <w:rPr>
+          <w:b w:val="0"/>
+        </w:rPr>
+        <w:t xml:space="preserve">W4: Credential scope crosses </w:t>
+      </w:r>
+      <w:r>
+        <w:rPr>
+          <w:b/>
+        </w:rPr>
+        <w:t>environment</w:t>
+      </w:r>
+      <w:r>
+        <w:rPr>
+          <w:b w:val="0"/>
+        </w:rPr>
+        <w:t>s. Use development-only mock authority and inspect endpoints as well as labels. Require intermediate reasoning and the stated scope.</w:t>
+      </w:r>
+    </w:p>
+    <w:p>
+      <w:pPr>
+        <w:spacing w:line="336" w:lineRule="auto" w:after="180"/>
+        <w:shd w:fill="F1F6FC"/>
+      </w:pPr>
+      <w:r>
+        <w:rPr>
+          <w:b w:val="0"/>
+        </w:rPr>
+        <w:t xml:space="preserve">Fresh retry: Test </w:t>
+      </w:r>
+      <w:r>
+        <w:rPr>
+          <w:b/>
+        </w:rPr>
+        <w:t>environment</w:t>
+      </w:r>
+      <w:r>
+        <w:rPr>
+          <w:b w:val="0"/>
+        </w:rPr>
+        <w:t xml:space="preserve"> correctly uses fixtures but exports production secrets to logs. Expected reasoning: Secret boundary violated despite test data. Validate </w:t>
+      </w:r>
+      <w:r>
+        <w:rPr>
+          <w:b/>
+        </w:rPr>
+        <w:t>environment</w:t>
+      </w:r>
+      <w:r>
+        <w:rPr>
+          <w:b w:val="0"/>
+        </w:rPr>
+        <w:t>/credential mapping and redact logs.</w:t>
+      </w:r>
+    </w:p>
+    <w:p>
+      <w:pPr>
+        <w:spacing w:line="336" w:lineRule="auto" w:after="180"/>
+        <w:shd w:fill="F1F6FC"/>
+      </w:pPr>
+      <w:r>
+        <w:rPr>
+          <w:b w:val="0"/>
+        </w:rPr>
+        <w:t>If students need support, record it and reassess with another new case rather than awarding independence to a copied answer.</w:t>
+      </w:r>
+    </w:p>
+    <w:p>
+      <w:pPr>
+        <w:pStyle w:val="Heading3"/>
+      </w:pPr>
+      <w:r>
+        <w:t>Assess independent transfer</w:t>
+      </w:r>
+    </w:p>
+    <w:p>
+      <w:pPr>
+        <w:pStyle w:val="Heading3"/>
+      </w:pPr>
+      <w:r>
+        <w:t>Independent question · withhold the key</w:t>
+      </w:r>
+    </w:p>
+    <w:p>
+      <w:pPr>
+        <w:spacing w:line="336" w:lineRule="auto" w:after="180"/>
+        <w:shd w:fill="F5F1FB"/>
+      </w:pPr>
+      <w:r>
+        <w:rPr>
+          <w:b w:val="0"/>
+        </w:rPr>
+        <w:t>Selected case: Development uses fake records but a production token. What boundary is violated?</w:t>
+      </w:r>
+    </w:p>
+    <w:p>
+      <w:pPr>
+        <w:pStyle w:val="Heading3"/>
+      </w:pPr>
+      <w:r>
+        <w:t>Selected case answer</w:t>
+      </w:r>
+    </w:p>
+    <w:p>
+      <w:pPr>
+        <w:pStyle w:val="Heading3"/>
+      </w:pPr>
+      <w:r>
+        <w:t>Teacher key · Selected case answer</w:t>
+      </w:r>
+    </w:p>
+    <w:p>
+      <w:pPr>
+        <w:spacing w:line="336" w:lineRule="auto" w:after="180"/>
+        <w:shd w:fill="F1F6FC"/>
+      </w:pPr>
+      <w:r>
+        <w:rPr>
+          <w:b w:val="0"/>
+        </w:rPr>
+        <w:t xml:space="preserve">Teacher explanation: Credential scope crosses </w:t>
+      </w:r>
+      <w:r>
+        <w:rPr>
+          <w:b/>
+        </w:rPr>
+        <w:t>environment</w:t>
+      </w:r>
+      <w:r>
+        <w:rPr>
+          <w:b w:val="0"/>
+        </w:rPr>
+        <w:t>s. Use development-only mock authority and inspect endpoints as well as labels.</w:t>
       </w:r>
     </w:p>
     <w:tbl>
@@ -1701,67 +3508,305 @@
       </w:tr>
     </w:tbl>
     <w:p>
-      <w:r>
-        <w:t>Record each dimension as not yet, with support, or independent. Accept a valid alternative procedure with a defensible trace. Do not penalise an honestly recorded model failure if the learner correctly explains its evidence and limits.</w:t>
+      <w:pPr>
+        <w:pStyle w:val="Heading3"/>
+      </w:pPr>
+      <w:r>
+        <w:t>Teacher key · Selected case answer</w:t>
       </w:r>
     </w:p>
     <w:p>
       <w:pPr>
-        <w:pStyle w:val="Heading3"/>
-      </w:pPr>
-      <w:r>
-        <w:t>Feedback that the learner uses</w:t>
+        <w:spacing w:line="336" w:lineRule="auto" w:after="180"/>
+        <w:shd w:fill="F1F6FC"/>
+      </w:pPr>
+      <w:r>
+        <w:rPr>
+          <w:b w:val="0"/>
+        </w:rPr>
+        <w:t>Record each dimension as not yet, with support, or independent. Accept a valid alternative procedure with a defensible trace.</w:t>
       </w:r>
     </w:p>
     <w:p>
-      <w:r>
-        <w:t>Name the earliest unsupported step and give one action to repair it. Have the learner make that repair now and explain why. Then assess the relevant skill on a fresh, fully specified case. Confirm it was not previously practised with feedback; solve and check the new case before assigning it. A follow-up design prompt is a starting brief, not automatically an equivalent test.</w:t>
+      <w:pPr>
+        <w:spacing w:line="336" w:lineRule="auto" w:after="180"/>
+        <w:shd w:fill="F1F6FC"/>
+      </w:pPr>
+      <w:r>
+        <w:rPr>
+          <w:b w:val="0"/>
+        </w:rPr>
+        <w:t xml:space="preserve">Do not penalise an honestly recorded model failure if the learner correctly explains its </w:t>
+      </w:r>
+      <w:r>
+        <w:rPr>
+          <w:b/>
+        </w:rPr>
+        <w:t>evidence</w:t>
+      </w:r>
+      <w:r>
+        <w:rPr>
+          <w:b w:val="0"/>
+        </w:rPr>
+        <w:t xml:space="preserve"> and limits.</w:t>
       </w:r>
     </w:p>
     <w:p>
       <w:pPr>
-        <w:pStyle w:val="Heading1"/>
-      </w:pPr>
-      <w:r>
-        <w:t>06. Connect the project, support and next lesson</w:t>
+        <w:pStyle w:val="Heading3"/>
+      </w:pPr>
+      <w:r>
+        <w:t>Feedback that the learner uses</w:t>
       </w:r>
     </w:p>
     <w:p>
-      <w:r>
-        <w:t>Add a labelled deployment environments evidence sheet to Grounded Learning Service. Show how you can explain the mechanism and terminology of deployment environments. Use the supplied fictional case and keep its inputs, intermediate steps, calculation or prediction, and limitation. Connect this record to last week’s record; a matching answer without a trace is insufficient.</w:t>
+      <w:pPr>
+        <w:spacing w:line="336" w:lineRule="auto" w:after="180"/>
+      </w:pPr>
+      <w:r>
+        <w:rPr>
+          <w:b w:val="0"/>
+        </w:rPr>
+        <w:t>Name the earliest unsupported step and give one action to repair it. Have the learner make that repair now and explain why. Then assess the relevant skill on a fresh, fully specified case.</w:t>
       </w:r>
     </w:p>
     <w:p>
-      <w:r>
-        <w:t>Provide an input/procedure/result/limit frame and a calculator when needed. Ask students to identify the first step before completing the whole trace. Extension: compare two concrete variants of this mechanism while holding unrelated conditions fixed; report both successful and unsuccessful outcomes.</w:t>
+      <w:pPr>
+        <w:spacing w:line="336" w:lineRule="auto" w:after="180"/>
+      </w:pPr>
+      <w:r>
+        <w:rPr>
+          <w:b w:val="0"/>
+        </w:rPr>
+        <w:t>Confirm it was not previously practised with feedback; solve and check the new case before assigning it. A follow-up design prompt is a starting brief, not automatically an equivalent test.</w:t>
       </w:r>
     </w:p>
     <w:p>
-      <w:r>
-        <w:t>Next connection: Release and rollback. Preserve the current case record and retrieve its evidence boundary before moving on.</w:t>
+      <w:pPr>
+        <w:pStyle w:val="Heading1"/>
+      </w:pPr>
+      <w:r>
+        <w:t>06. Connect the project, support and next lesson</w:t>
       </w:r>
     </w:p>
     <w:p>
       <w:r>
-        <w:t>Retain the project ledger and assess a changed case after support. Check the relevant prerequisite before carrying this component forward.</w:t>
+        <w:t>Connect Deployment environments to Grounded Learning Service, adapt support and plan a later changed-case check.</w:t>
       </w:r>
     </w:p>
     <w:p>
       <w:pPr>
-        <w:pStyle w:val="Heading3"/>
-      </w:pPr>
-      <w:r>
-        <w:t>Plan the delayed return</w:t>
+        <w:spacing w:line="336" w:lineRule="auto" w:after="180"/>
+      </w:pPr>
+      <w:r>
+        <w:rPr>
+          <w:b w:val="0"/>
+        </w:rPr>
+        <w:t xml:space="preserve">Add a labelled deployment </w:t>
+      </w:r>
+      <w:r>
+        <w:rPr>
+          <w:b/>
+        </w:rPr>
+        <w:t>environment</w:t>
+      </w:r>
+      <w:r>
+        <w:rPr>
+          <w:b w:val="0"/>
+        </w:rPr>
+        <w:t xml:space="preserve">s </w:t>
+      </w:r>
+      <w:r>
+        <w:rPr>
+          <w:b/>
+        </w:rPr>
+        <w:t>evidence</w:t>
+      </w:r>
+      <w:r>
+        <w:rPr>
+          <w:b w:val="0"/>
+        </w:rPr>
+        <w:t xml:space="preserve"> sheet to Grounded Learning Service. Show how you can explain the </w:t>
+      </w:r>
+      <w:r>
+        <w:rPr>
+          <w:b/>
+        </w:rPr>
+        <w:t>mechanism</w:t>
+      </w:r>
+      <w:r>
+        <w:rPr>
+          <w:b w:val="0"/>
+        </w:rPr>
+        <w:t xml:space="preserve"> and terminology of deployment </w:t>
+      </w:r>
+      <w:r>
+        <w:rPr>
+          <w:b/>
+        </w:rPr>
+        <w:t>environment</w:t>
+      </w:r>
+      <w:r>
+        <w:rPr>
+          <w:b w:val="0"/>
+        </w:rPr>
+        <w:t>s.</w:t>
       </w:r>
     </w:p>
     <w:p>
-      <w:r>
-        <w:t>Suggested return points in this level: ai-6/24, ai-6/26, ai-6/29. Use actual classroom dates, adjusting for holidays and gaps. One, three and six teaching weeks are scheduling choices, not a claimed optimal spacing.</w:t>
+      <w:pPr>
+        <w:spacing w:line="336" w:lineRule="auto" w:after="180"/>
+      </w:pPr>
+      <w:r>
+        <w:rPr>
+          <w:b w:val="0"/>
+        </w:rPr>
+        <w:t xml:space="preserve">Use the supplied fictional case and keep its </w:t>
+      </w:r>
+      <w:r>
+        <w:rPr>
+          <w:b/>
+        </w:rPr>
+        <w:t>input</w:t>
+      </w:r>
+      <w:r>
+        <w:rPr>
+          <w:b w:val="0"/>
+        </w:rPr>
+        <w:t xml:space="preserve">s, intermediate steps, calculation or </w:t>
+      </w:r>
+      <w:r>
+        <w:rPr>
+          <w:b/>
+        </w:rPr>
+        <w:t>prediction</w:t>
+      </w:r>
+      <w:r>
+        <w:rPr>
+          <w:b w:val="0"/>
+        </w:rPr>
+        <w:t>, and limitation. Connect this record to last week’s record; a matching answer without a trace is insufficient.</w:t>
       </w:r>
     </w:p>
     <w:p>
-      <w:r>
-        <w:t>At a delayed check, ask for the idea from memory and a changed application. Compare with the earlier independent response and record support used. For a new level, revisit the previous capstone before checking the new prerequisites.</w:t>
+      <w:pPr>
+        <w:spacing w:line="336" w:lineRule="auto" w:after="180"/>
+      </w:pPr>
+      <w:r>
+        <w:rPr>
+          <w:b w:val="0"/>
+        </w:rPr>
+        <w:t xml:space="preserve">Provide an </w:t>
+      </w:r>
+      <w:r>
+        <w:rPr>
+          <w:b/>
+        </w:rPr>
+        <w:t>input</w:t>
+      </w:r>
+      <w:r>
+        <w:rPr>
+          <w:b w:val="0"/>
+        </w:rPr>
+        <w:t>/procedure/result/limit frame and a calculator when needed. Ask students to identify the first step before completing the whole trace.</w:t>
+      </w:r>
+    </w:p>
+    <w:p>
+      <w:pPr>
+        <w:spacing w:line="336" w:lineRule="auto" w:after="180"/>
+      </w:pPr>
+      <w:r>
+        <w:rPr>
+          <w:b w:val="0"/>
+        </w:rPr>
+        <w:t xml:space="preserve">Extension: compare two concrete variants of this </w:t>
+      </w:r>
+      <w:r>
+        <w:rPr>
+          <w:b/>
+        </w:rPr>
+        <w:t>mechanism</w:t>
+      </w:r>
+      <w:r>
+        <w:rPr>
+          <w:b w:val="0"/>
+        </w:rPr>
+        <w:t xml:space="preserve"> while holding unrelated conditions fixed; report both successful and unsuccessful outcomes.</w:t>
+      </w:r>
+    </w:p>
+    <w:p>
+      <w:pPr>
+        <w:spacing w:line="336" w:lineRule="auto" w:after="180"/>
+      </w:pPr>
+      <w:r>
+        <w:rPr>
+          <w:b w:val="0"/>
+        </w:rPr>
+        <w:t xml:space="preserve">Next connection: Release and rollback. Preserve the current case record and retrieve its </w:t>
+      </w:r>
+      <w:r>
+        <w:rPr>
+          <w:b/>
+        </w:rPr>
+        <w:t>evidence</w:t>
+      </w:r>
+      <w:r>
+        <w:rPr>
+          <w:b w:val="0"/>
+        </w:rPr>
+        <w:t xml:space="preserve"> boundary before moving on.</w:t>
+      </w:r>
+    </w:p>
+    <w:p>
+      <w:pPr>
+        <w:spacing w:line="336" w:lineRule="auto" w:after="180"/>
+      </w:pPr>
+      <w:r>
+        <w:rPr>
+          <w:b w:val="0"/>
+        </w:rPr>
+        <w:t>Retain the project ledger and assess a changed case after support. Check the relevant prerequisite before carrying this component forward.</w:t>
+      </w:r>
+    </w:p>
+    <w:p>
+      <w:pPr>
+        <w:pStyle w:val="Heading3"/>
+      </w:pPr>
+      <w:r>
+        <w:t>Plan the delayed return</w:t>
+      </w:r>
+    </w:p>
+    <w:p>
+      <w:pPr>
+        <w:spacing w:line="336" w:lineRule="auto" w:after="180"/>
+      </w:pPr>
+      <w:r>
+        <w:rPr>
+          <w:b w:val="0"/>
+        </w:rPr>
+        <w:t>Suggested return points in this level: ai-6/24, ai-6/26, ai-6/29. Use actual classroom dates, adjusting for holidays and gaps. One, three and six teaching weeks are scheduling choices, not a claimed optimal spacing.</w:t>
+      </w:r>
+    </w:p>
+    <w:p>
+      <w:pPr>
+        <w:spacing w:line="336" w:lineRule="auto" w:after="180"/>
+      </w:pPr>
+      <w:r>
+        <w:rPr>
+          <w:b w:val="0"/>
+        </w:rPr>
+        <w:t>At a delayed check, ask for the idea from memory and a changed application. Compare with the earlier independent response and record support used.</w:t>
+      </w:r>
+    </w:p>
+    <w:p>
+      <w:pPr>
+        <w:spacing w:line="336" w:lineRule="auto" w:after="180"/>
+      </w:pPr>
+      <w:r>
+        <w:rPr>
+          <w:b w:val="0"/>
+        </w:rPr>
+        <w:t>For a new level, revisit the previous capstone before checking the new prerequisites.</w:t>
       </w:r>
     </w:p>
     <w:tbl>
@@ -1921,8 +3966,26 @@
       </w:tr>
     </w:tbl>
     <w:p>
-      <w:r>
-        <w:t>Use the evidence to choose reteaching or the next step. A completed page, confidence rating or attractive project does not by itself demonstrate understanding.</w:t>
+      <w:pPr>
+        <w:spacing w:line="336" w:lineRule="auto" w:after="180"/>
+      </w:pPr>
+      <w:r>
+        <w:rPr>
+          <w:b w:val="0"/>
+        </w:rPr>
+        <w:t xml:space="preserve">Use the </w:t>
+      </w:r>
+      <w:r>
+        <w:rPr>
+          <w:b/>
+        </w:rPr>
+        <w:t>evidence</w:t>
+      </w:r>
+      <w:r>
+        <w:rPr>
+          <w:b w:val="0"/>
+        </w:rPr>
+        <w:t xml:space="preserve"> to choose reteaching or the next step. A completed page, confidence rating or attractive project does not by itself demonstrate understanding.</w:t>
       </w:r>
     </w:p>
     <w:p>
@@ -1934,8 +3997,26 @@
       </w:r>
     </w:p>
     <w:p>
-      <w:r>
-        <w:t>For the Grounded Learning Service, retain an annotated trace and the changed-case result. Name the contract or evidence that makes the deciding step valid, so another team can review it.</w:t>
+      <w:pPr>
+        <w:spacing w:line="336" w:lineRule="auto" w:after="180"/>
+      </w:pPr>
+      <w:r>
+        <w:rPr>
+          <w:b w:val="0"/>
+        </w:rPr>
+        <w:t xml:space="preserve">For the Grounded Learning Service, retain an annotated trace and the changed-case result. Name the contract or </w:t>
+      </w:r>
+      <w:r>
+        <w:rPr>
+          <w:b/>
+        </w:rPr>
+        <w:t>evidence</w:t>
+      </w:r>
+      <w:r>
+        <w:rPr>
+          <w:b w:val="0"/>
+        </w:rPr>
+        <w:t xml:space="preserve"> that makes the deciding step valid, so another team can review it.</w:t>
       </w:r>
     </w:p>
     <w:p>
@@ -1948,12 +4029,86 @@
     </w:p>
     <w:p>
       <w:r>
-        <w:t>Teaching target: Explain the mechanism and terminology of deployment environments</w:t>
+        <w:t>Use this preparation summary alongside the detailed Deployment environments lesson; it is a checklist rather than a replacement for the full sequence.</w:t>
       </w:r>
     </w:p>
     <w:p>
-      <w:r>
-        <w:t>Prepare the labelled worked-case picture, the matching workbook, fictional input cards and a place for individual responses. Check a local Python 3 environment before class; have a paper-trace version ready.</w:t>
+      <w:pPr>
+        <w:pStyle w:val="Heading3"/>
+      </w:pPr>
+      <w:r>
+        <w:t>Teaching target</w:t>
+      </w:r>
+    </w:p>
+    <w:p>
+      <w:pPr>
+        <w:spacing w:line="336" w:lineRule="auto" w:after="180"/>
+        <w:shd w:fill="EDF7F3"/>
+      </w:pPr>
+      <w:r>
+        <w:rPr>
+          <w:b w:val="0"/>
+        </w:rPr>
+        <w:t xml:space="preserve">Teaching target: Explain the </w:t>
+      </w:r>
+      <w:r>
+        <w:rPr>
+          <w:b/>
+        </w:rPr>
+        <w:t>mechanism</w:t>
+      </w:r>
+      <w:r>
+        <w:rPr>
+          <w:b w:val="0"/>
+        </w:rPr>
+        <w:t xml:space="preserve"> and terminology of deployment </w:t>
+      </w:r>
+      <w:r>
+        <w:rPr>
+          <w:b/>
+        </w:rPr>
+        <w:t>environment</w:t>
+      </w:r>
+      <w:r>
+        <w:rPr>
+          <w:b w:val="0"/>
+        </w:rPr>
+        <w:t>s</w:t>
+      </w:r>
+    </w:p>
+    <w:p>
+      <w:pPr>
+        <w:spacing w:line="336" w:lineRule="auto" w:after="180"/>
+      </w:pPr>
+      <w:r>
+        <w:rPr>
+          <w:b w:val="0"/>
+        </w:rPr>
+        <w:t xml:space="preserve">Prepare the labelled worked-case picture, the matching workbook, fictional </w:t>
+      </w:r>
+      <w:r>
+        <w:rPr>
+          <w:b/>
+        </w:rPr>
+        <w:t>input</w:t>
+      </w:r>
+      <w:r>
+        <w:rPr>
+          <w:b w:val="0"/>
+        </w:rPr>
+        <w:t xml:space="preserve"> cards and a place for individual responses. Check a local Python 3 </w:t>
+      </w:r>
+      <w:r>
+        <w:rPr>
+          <w:b/>
+        </w:rPr>
+        <w:t>environment</w:t>
+      </w:r>
+      <w:r>
+        <w:rPr>
+          <w:b w:val="0"/>
+        </w:rPr>
+        <w:t xml:space="preserve"> before class; have a paper-trace version ready.</w:t>
       </w:r>
     </w:p>
     <w:tbl>
@@ -2100,37 +4255,207 @@
       </w:tr>
     </w:tbl>
     <w:p>
-      <w:r>
+      <w:pPr>
+        <w:spacing w:line="336" w:lineRule="auto" w:after="180"/>
+      </w:pPr>
+      <w:r>
+        <w:rPr>
+          <w:b w:val="0"/>
+        </w:rPr>
         <w:t>Before class, solve the supported practice: Staging configuration points to production storage while the interface displays staging. Show the intermediate steps and give the conclusion with its scope.</w:t>
       </w:r>
     </w:p>
     <w:p>
-      <w:r>
-        <w:t>Reasoned practice answer: Teacher explanation: The label is misleading; block the run through configuration validation. A display badge is not an isolation boundary.</w:t>
+      <w:pPr>
+        <w:pStyle w:val="Heading3"/>
+      </w:pPr>
+      <w:r>
+        <w:t>Supported practice answer</w:t>
       </w:r>
     </w:p>
     <w:p>
-      <w:r>
-        <w:t>Check every learner before discussion: Use the worked case for Deployment environments. Proposed explanation: “The worked result establishes every future case”. Decide whether this explanation is supported. Point to the step or supplied fact that decides; explain your repair if needed.</w:t>
+      <w:pPr>
+        <w:spacing w:line="336" w:lineRule="auto" w:after="180"/>
+        <w:shd w:fill="F1F6FC"/>
+      </w:pPr>
+      <w:r>
+        <w:rPr>
+          <w:b w:val="0"/>
+        </w:rPr>
+        <w:t xml:space="preserve">Reasoned practice answer: Teacher explanation: The label is misleading; block the run through configuration validation. A display badge is not an </w:t>
+      </w:r>
+      <w:r>
+        <w:rPr>
+          <w:b/>
+        </w:rPr>
+        <w:t>isolation</w:t>
+      </w:r>
+      <w:r>
+        <w:rPr>
+          <w:b w:val="0"/>
+        </w:rPr>
+        <w:t xml:space="preserve"> boundary.</w:t>
       </w:r>
     </w:p>
     <w:p>
-      <w:r>
-        <w:t>Misconception repair: Passing staging tests does not prove production limits or operational conditions are identical.</w:t>
+      <w:pPr>
+        <w:spacing w:line="336" w:lineRule="auto" w:after="180"/>
+      </w:pPr>
+      <w:r>
+        <w:rPr>
+          <w:b w:val="0"/>
+        </w:rPr>
+        <w:t xml:space="preserve">Check every learner before discussion: Use the worked case for Deployment </w:t>
+      </w:r>
+      <w:r>
+        <w:rPr>
+          <w:b/>
+        </w:rPr>
+        <w:t>environment</w:t>
+      </w:r>
+      <w:r>
+        <w:rPr>
+          <w:b w:val="0"/>
+        </w:rPr>
+        <w:t>s. Proposed explanation: “The worked result establishes every future case”. Decide whether this explanation is supported.</w:t>
       </w:r>
     </w:p>
     <w:p>
-      <w:r>
-        <w:t>Support: read the exact case aloud, enlarge the labelled picture, supply input cards and model only the first deciding step. Accept a spoken explanation or drawing; retain the reasoning goal.</w:t>
+      <w:pPr>
+        <w:spacing w:line="336" w:lineRule="auto" w:after="180"/>
+      </w:pPr>
+      <w:r>
+        <w:rPr>
+          <w:b w:val="0"/>
+        </w:rPr>
+        <w:t>Point to the step or supplied fact that decides; explain your repair if needed.</w:t>
       </w:r>
     </w:p>
     <w:p>
-      <w:r>
-        <w:t>Extension: Point staging at the production credential. Require a prediction and a reason before comparing. Expected result: Stop the rehearsal because its separation boundary is breached. Reason: Actual access matters more than the environment label.</w:t>
+      <w:pPr>
+        <w:pStyle w:val="Heading3"/>
+      </w:pPr>
+      <w:r>
+        <w:t>Repair the misconception</w:t>
       </w:r>
     </w:p>
     <w:p>
-      <w:r>
+      <w:pPr>
+        <w:spacing w:line="336" w:lineRule="auto" w:after="180"/>
+        <w:shd w:fill="FFF5E6"/>
+      </w:pPr>
+      <w:r>
+        <w:rPr>
+          <w:b w:val="0"/>
+        </w:rPr>
+        <w:t>Misconception repair: Passing staging tests does not prove production limits or operational conditions are identical.</w:t>
+      </w:r>
+    </w:p>
+    <w:p>
+      <w:pPr>
+        <w:pStyle w:val="Heading3"/>
+      </w:pPr>
+      <w:r>
+        <w:t>Support without giving away the answer</w:t>
+      </w:r>
+    </w:p>
+    <w:p>
+      <w:pPr>
+        <w:spacing w:line="336" w:lineRule="auto" w:after="180"/>
+        <w:shd w:fill="F1F6F8"/>
+      </w:pPr>
+      <w:r>
+        <w:rPr>
+          <w:b w:val="0"/>
+        </w:rPr>
+        <w:t xml:space="preserve">Support: read the exact case aloud, enlarge the labelled picture, supply </w:t>
+      </w:r>
+      <w:r>
+        <w:rPr>
+          <w:b/>
+        </w:rPr>
+        <w:t>input</w:t>
+      </w:r>
+      <w:r>
+        <w:rPr>
+          <w:b w:val="0"/>
+        </w:rPr>
+        <w:t xml:space="preserve"> cards and model only the first deciding step. Accept a spoken explanation or drawing; retain the reasoning goal.</w:t>
+      </w:r>
+    </w:p>
+    <w:p>
+      <w:pPr>
+        <w:pStyle w:val="Heading3"/>
+      </w:pPr>
+      <w:r>
+        <w:t>Extend the reasoning</w:t>
+      </w:r>
+    </w:p>
+    <w:p>
+      <w:pPr>
+        <w:spacing w:line="336" w:lineRule="auto" w:after="180"/>
+        <w:shd w:fill="F5F1FB"/>
+      </w:pPr>
+      <w:r>
+        <w:rPr>
+          <w:b w:val="0"/>
+        </w:rPr>
+        <w:t xml:space="preserve">Extension: Point staging at the production credential. Require a </w:t>
+      </w:r>
+      <w:r>
+        <w:rPr>
+          <w:b/>
+        </w:rPr>
+        <w:t>prediction</w:t>
+      </w:r>
+      <w:r>
+        <w:rPr>
+          <w:b w:val="0"/>
+        </w:rPr>
+        <w:t xml:space="preserve"> and a reason before comparing. Expected result: Stop the rehearsal because its separation boundary is breached.</w:t>
+      </w:r>
+    </w:p>
+    <w:p>
+      <w:pPr>
+        <w:spacing w:line="336" w:lineRule="auto" w:after="180"/>
+        <w:shd w:fill="F5F1FB"/>
+      </w:pPr>
+      <w:r>
+        <w:rPr>
+          <w:b w:val="0"/>
+        </w:rPr>
+        <w:t xml:space="preserve">Reason: Actual access matters more than the </w:t>
+      </w:r>
+      <w:r>
+        <w:rPr>
+          <w:b/>
+        </w:rPr>
+        <w:t>environment</w:t>
+      </w:r>
+      <w:r>
+        <w:rPr>
+          <w:b w:val="0"/>
+        </w:rPr>
+        <w:t xml:space="preserve"> label.</w:t>
+      </w:r>
+    </w:p>
+    <w:p>
+      <w:pPr>
+        <w:pStyle w:val="Heading3"/>
+      </w:pPr>
+      <w:r>
+        <w:t>Protect the independent attempt</w:t>
+      </w:r>
+    </w:p>
+    <w:p>
+      <w:pPr>
+        <w:spacing w:line="336" w:lineRule="auto" w:after="180"/>
+        <w:shd w:fill="FFF5E6"/>
+      </w:pPr>
+      <w:r>
+        <w:rPr>
+          <w:b w:val="0"/>
+        </w:rPr>
         <w:t>Independent assessment: withhold the reserved answer until the learner has attempted the new case. Record support separately from correctness.</w:t>
       </w:r>
     </w:p>
@@ -2319,46 +4644,1028 @@
       </w:tr>
     </w:tbl>
     <w:p>
-      <w:r>
-        <w:t>Project checkpoint: Evaluate and revise. Compare with your starting method, explain errors and record a justified revision.</w:t>
+      <w:pPr>
+        <w:pStyle w:val="Heading3"/>
+      </w:pPr>
+      <w:r>
+        <w:t>Project checkpoint</w:t>
       </w:r>
     </w:p>
     <w:p>
-      <w:r>
-        <w:t>Use the weekly teacher answer for topic-specific reasoning. A saved progress tick is an activity record; judge mastery from the learner’s explanation and evidence.</w:t>
+      <w:pPr>
+        <w:spacing w:line="336" w:lineRule="auto" w:after="180"/>
+        <w:shd w:fill="EDF7F3"/>
+      </w:pPr>
+      <w:r>
+        <w:rPr>
+          <w:b w:val="0"/>
+        </w:rPr>
+        <w:t>Project checkpoint: Evaluate and revise. Compare with your starting method, explain errors and record a justified revision.</w:t>
       </w:r>
     </w:p>
     <w:p>
       <w:pPr>
-        <w:pStyle w:val="Heading1"/>
-      </w:pPr>
-      <w:r>
-        <w:t>08. Use feedback, labs and repair paths</w:t>
+        <w:spacing w:line="336" w:lineRule="auto" w:after="180"/>
+      </w:pPr>
+      <w:r>
+        <w:rPr>
+          <w:b w:val="0"/>
+        </w:rPr>
+        <w:t xml:space="preserve">Use the weekly teacher answer for topic-specific reasoning. A saved progress tick is an activity record; judge mastery from the learner’s explanation and </w:t>
+      </w:r>
+      <w:r>
+        <w:rPr>
+          <w:b/>
+        </w:rPr>
+        <w:t>evidence</w:t>
+      </w:r>
+      <w:r>
+        <w:rPr>
+          <w:b w:val="0"/>
+        </w:rPr>
+        <w:t>.</w:t>
       </w:r>
     </w:p>
     <w:p>
-      <w:r>
-        <w:t>Use the two formative questions as supported practice, not as independent mastery scores. Discuss the deciding evidence rather than accepting a guessed selection.</w:t>
+      <w:pPr>
+        <w:pStyle w:val="Heading1"/>
+      </w:pPr>
+      <w:r>
+        <w:t>08. Use feedback, labs and repair paths</w:t>
       </w:r>
     </w:p>
     <w:p>
       <w:r>
-        <w:t>The feedback comes from the reviewed public worked case. Do not reveal the separately reserved independent teacher answer until the learner has attempted that case.</w:t>
+        <w:t>Use feedback, earlier review and portfolios purposefully. Apply the coding routine only when this lesson has an executable lab.</w:t>
       </w:r>
     </w:p>
     <w:p>
-      <w:r>
-        <w:t>Ask students to predict before running code. Preserve errors and actual outputs; collect a changed test and an explanation. The branch-boundary and indexing lessons deliberately include failure cases.</w:t>
+      <w:pPr>
+        <w:spacing w:line="336" w:lineRule="auto" w:after="180"/>
+      </w:pPr>
+      <w:r>
+        <w:rPr>
+          <w:b w:val="0"/>
+        </w:rPr>
+        <w:t xml:space="preserve">Use the two formative questions as supported practice, not as independent mastery scores. Discuss the deciding </w:t>
+      </w:r>
+      <w:r>
+        <w:rPr>
+          <w:b/>
+        </w:rPr>
+        <w:t>evidence</w:t>
+      </w:r>
+      <w:r>
+        <w:rPr>
+          <w:b w:val="0"/>
+        </w:rPr>
+        <w:t xml:space="preserve"> rather than accepting a guessed selection.</w:t>
       </w:r>
     </w:p>
     <w:p>
-      <w:r>
-        <w:t>Use the earlier worked-explanation links to address a specific missing building block, then return to the current question. Adapt this suggestion after observing the learner; it is not an automatic diagnosis.</w:t>
+      <w:pPr>
+        <w:spacing w:line="336" w:lineRule="auto" w:after="180"/>
+      </w:pPr>
+      <w:r>
+        <w:rPr>
+          <w:b w:val="0"/>
+        </w:rPr>
+        <w:t>The feedback comes from the reviewed public worked case. Do not reveal the separately reserved independent teacher answer until the learner has attempted that case.</w:t>
       </w:r>
     </w:p>
     <w:p>
-      <w:r>
-        <w:t>Collect the completed-work portfolio as evidence. Record support separately from correctness, and assess explanation, trace/test and limitations. Progress ticks and quiz selections alone do not establish mastery.</w:t>
+      <w:pPr>
+        <w:pStyle w:val="Heading3"/>
+      </w:pPr>
+      <w:r>
+        <w:t>For later coding lessons</w:t>
+      </w:r>
+    </w:p>
+    <w:p>
+      <w:r>
+        <w:t>This week has no code block. Use this routine when a later lesson includes an executable lab.</w:t>
+      </w:r>
+    </w:p>
+    <w:p>
+      <w:pPr>
+        <w:spacing w:line="336" w:lineRule="auto" w:after="180"/>
+        <w:shd w:fill="F1F6F8"/>
+      </w:pPr>
+      <w:r>
+        <w:rPr>
+          <w:b w:val="0"/>
+        </w:rPr>
+        <w:t xml:space="preserve">Ask students to predict before running code. Preserve errors and actual </w:t>
+      </w:r>
+      <w:r>
+        <w:rPr>
+          <w:b/>
+        </w:rPr>
+        <w:t>output</w:t>
+      </w:r>
+      <w:r>
+        <w:rPr>
+          <w:b w:val="0"/>
+        </w:rPr>
+        <w:t>s; collect a changed test and an explanation. The branch-boundary and indexing lessons deliberately include failure cases.</w:t>
+      </w:r>
+    </w:p>
+    <w:p>
+      <w:pPr>
+        <w:spacing w:line="336" w:lineRule="auto" w:after="180"/>
+      </w:pPr>
+      <w:r>
+        <w:rPr>
+          <w:b w:val="0"/>
+        </w:rPr>
+        <w:t>Use the earlier worked-explanation links to address a specific missing building block, then return to the current question. Adapt this suggestion after observing the learner; it is not an automatic diagnosis.</w:t>
+      </w:r>
+    </w:p>
+    <w:p>
+      <w:pPr>
+        <w:spacing w:line="336" w:lineRule="auto" w:after="180"/>
+      </w:pPr>
+      <w:r>
+        <w:rPr>
+          <w:b w:val="0"/>
+        </w:rPr>
+        <w:t xml:space="preserve">Collect the completed-work portfolio as </w:t>
+      </w:r>
+      <w:r>
+        <w:rPr>
+          <w:b/>
+        </w:rPr>
+        <w:t>evidence</w:t>
+      </w:r>
+      <w:r>
+        <w:rPr>
+          <w:b w:val="0"/>
+        </w:rPr>
+        <w:t>. Record support separately from correctness, and assess explanation, trace/test and limitations. Progress ticks and quiz selections alone do not establish mastery.</w:t>
+      </w:r>
+    </w:p>
+    <w:p>
+      <w:pPr>
+        <w:pStyle w:val="Heading1"/>
+      </w:pPr>
+      <w:r>
+        <w:t>09. Visual concept journey</w:t>
+      </w:r>
+    </w:p>
+    <w:p>
+      <w:r>
+        <w:t>Show one Deployment environments graphic at a time, request a prediction and discuss its trace before the independent assessment.</w:t>
+      </w:r>
+    </w:p>
+    <w:p>
+      <w:pPr>
+        <w:spacing w:line="336" w:lineRule="auto" w:after="180"/>
+      </w:pPr>
+      <w:r>
+        <w:rPr>
+          <w:b w:val="0"/>
+        </w:rPr>
+        <w:t xml:space="preserve">Use one picture at a time. Hide a worked result before asking for a </w:t>
+      </w:r>
+      <w:r>
+        <w:rPr>
+          <w:b/>
+        </w:rPr>
+        <w:t>prediction</w:t>
+      </w:r>
+      <w:r>
+        <w:rPr>
+          <w:b w:val="0"/>
+        </w:rPr>
+        <w:t>, then reveal it for feedback. These are supported teaching cases; retain the separate independent assessment for a fresh first attempt.</w:t>
+      </w:r>
+    </w:p>
+    <w:p>
+      <w:pPr>
+        <w:pStyle w:val="Heading3"/>
+      </w:pPr>
+      <w:r>
+        <w:t>01. Deployment environments: the case</w:t>
+      </w:r>
+    </w:p>
+    <w:p>
+      <w:r>
+        <w:drawing>
+          <wp:inline xmlns:a="http://schemas.openxmlformats.org/drawingml/2006/main" xmlns:pic="http://schemas.openxmlformats.org/drawingml/2006/picture">
+            <wp:extent cx="5486400" cy="2834640"/>
+            <wp:docPr id="2" name="Picture 2" descr="Separate rehearsal and live service. Staging rehearses a new answer version with fictional records; production serves approved school records. Supplied facts: Staging card names trial room Z; production card names room A. Credentials and stores are separate."/>
+            <wp:cNvGraphicFramePr>
+              <a:graphicFrameLocks noChangeAspect="1"/>
+            </wp:cNvGraphicFramePr>
+            <a:graphic>
+              <a:graphicData uri="http://schemas.openxmlformats.org/drawingml/2006/picture">
+                <pic:pic>
+                  <pic:nvPicPr>
+                    <pic:cNvPr id="0" name="academy-story-ai-6-23-01.png"/>
+                    <pic:cNvPicPr/>
+                  </pic:nvPicPr>
+                  <pic:blipFill>
+                    <a:blip r:embed="rId10"/>
+                    <a:stretch>
+                      <a:fillRect/>
+                    </a:stretch>
+                  </pic:blipFill>
+                  <pic:spPr>
+                    <a:xfrm>
+                      <a:off x="0" y="0"/>
+                      <a:ext cx="5486400" cy="2834640"/>
+                    </a:xfrm>
+                    <a:prstGeom prst="rect"/>
+                  </pic:spPr>
+                </pic:pic>
+              </a:graphicData>
+            </a:graphic>
+          </wp:inline>
+        </w:drawing>
+      </w:r>
+    </w:p>
+    <w:p>
+      <w:pPr>
+        <w:spacing w:line="336" w:lineRule="auto" w:after="180"/>
+      </w:pPr>
+      <w:r>
+        <w:rPr>
+          <w:b w:val="0"/>
+        </w:rPr>
+        <w:t>Separate rehearsal and live service. Staging rehearses a new answer version with fictional records; production serves approved school records. Supplied facts: Staging card names trial room Z; production card names room A.</w:t>
+      </w:r>
+    </w:p>
+    <w:p>
+      <w:pPr>
+        <w:spacing w:line="336" w:lineRule="auto" w:after="180"/>
+      </w:pPr>
+      <w:r>
+        <w:rPr>
+          <w:b w:val="0"/>
+        </w:rPr>
+        <w:t>Credentials and stores are separate.</w:t>
+      </w:r>
+    </w:p>
+    <w:p>
+      <w:pPr>
+        <w:spacing w:line="336" w:lineRule="auto" w:after="180"/>
+        <w:shd w:fill="F5F1FB"/>
+      </w:pPr>
+      <w:r>
+        <w:rPr>
+          <w:b w:val="0"/>
+        </w:rPr>
+        <w:t>Point to the given fact that matters most. Explain why it matters.</w:t>
+      </w:r>
+    </w:p>
+    <w:p>
+      <w:pPr>
+        <w:pStyle w:val="Heading3"/>
+      </w:pPr>
+      <w:r>
+        <w:t>Discuss while showing the picture</w:t>
+      </w:r>
+    </w:p>
+    <w:p>
+      <w:pPr>
+        <w:spacing w:line="336" w:lineRule="auto" w:after="180"/>
+        <w:shd w:fill="F1F6F8"/>
+      </w:pPr>
+      <w:r>
+        <w:rPr>
+          <w:b w:val="0"/>
+        </w:rPr>
+        <w:t>Teacher prompt: Point to the given fact that matters most. Explain why it matters. Ask learners to describe one label or arrow in ordinary words. Use the adjacent transcript if the image is difficult to see.</w:t>
+      </w:r>
+    </w:p>
+    <w:p>
+      <w:pPr>
+        <w:pStyle w:val="Heading3"/>
+      </w:pPr>
+      <w:r>
+        <w:t>02. Follow the deciding steps</w:t>
+      </w:r>
+    </w:p>
+    <w:p>
+      <w:r>
+        <w:drawing>
+          <wp:inline xmlns:a="http://schemas.openxmlformats.org/drawingml/2006/main" xmlns:pic="http://schemas.openxmlformats.org/drawingml/2006/picture">
+            <wp:extent cx="5486400" cy="3182112"/>
+            <wp:docPr id="3" name="Picture 3" descr="Use staging data: The rehearsal reads fictional room Z. → Check actual connection: Staging credentials must not reach production storage. → Review evidence: A passing rehearsal supports release review, not automatic promotion."/>
+            <wp:cNvGraphicFramePr>
+              <a:graphicFrameLocks noChangeAspect="1"/>
+            </wp:cNvGraphicFramePr>
+            <a:graphic>
+              <a:graphicData uri="http://schemas.openxmlformats.org/drawingml/2006/picture">
+                <pic:pic>
+                  <pic:nvPicPr>
+                    <pic:cNvPr id="0" name="academy-story-ai-6-23-02.png"/>
+                    <pic:cNvPicPr/>
+                  </pic:nvPicPr>
+                  <pic:blipFill>
+                    <a:blip r:embed="rId11"/>
+                    <a:stretch>
+                      <a:fillRect/>
+                    </a:stretch>
+                  </pic:blipFill>
+                  <pic:spPr>
+                    <a:xfrm>
+                      <a:off x="0" y="0"/>
+                      <a:ext cx="5486400" cy="3182112"/>
+                    </a:xfrm>
+                    <a:prstGeom prst="rect"/>
+                  </pic:spPr>
+                </pic:pic>
+              </a:graphicData>
+            </a:graphic>
+          </wp:inline>
+        </w:drawing>
+      </w:r>
+    </w:p>
+    <w:p>
+      <w:pPr>
+        <w:spacing w:line="336" w:lineRule="auto" w:after="180"/>
+      </w:pPr>
+      <w:r>
+        <w:rPr>
+          <w:b w:val="0"/>
+        </w:rPr>
+        <w:t xml:space="preserve">Use staging data: The rehearsal reads fictional room Z. → Check actual connection: Staging credentials must not reach production storage. → Review </w:t>
+      </w:r>
+      <w:r>
+        <w:rPr>
+          <w:b/>
+        </w:rPr>
+        <w:t>evidence</w:t>
+      </w:r>
+      <w:r>
+        <w:rPr>
+          <w:b w:val="0"/>
+        </w:rPr>
+        <w:t>: A passing rehearsal supports release review, not automatic promotion.</w:t>
+      </w:r>
+    </w:p>
+    <w:p>
+      <w:pPr>
+        <w:spacing w:line="336" w:lineRule="auto" w:after="180"/>
+        <w:shd w:fill="F5F1FB"/>
+      </w:pPr>
+      <w:r>
+        <w:rPr>
+          <w:b w:val="0"/>
+        </w:rPr>
+        <w:t xml:space="preserve">Point to each numbered stage and explain which recorded </w:t>
+      </w:r>
+      <w:r>
+        <w:rPr>
+          <w:b/>
+        </w:rPr>
+        <w:t>input</w:t>
+      </w:r>
+      <w:r>
+        <w:rPr>
+          <w:b w:val="0"/>
+        </w:rPr>
+        <w:t xml:space="preserve"> it uses.</w:t>
+      </w:r>
+    </w:p>
+    <w:p>
+      <w:pPr>
+        <w:pStyle w:val="Heading3"/>
+      </w:pPr>
+      <w:r>
+        <w:t>Discuss while showing the picture</w:t>
+      </w:r>
+    </w:p>
+    <w:p>
+      <w:pPr>
+        <w:spacing w:line="336" w:lineRule="auto" w:after="180"/>
+        <w:shd w:fill="F1F6F8"/>
+      </w:pPr>
+      <w:r>
+        <w:rPr>
+          <w:b w:val="0"/>
+        </w:rPr>
+        <w:t xml:space="preserve">Teacher prompt: Point to each numbered stage and explain which recorded </w:t>
+      </w:r>
+      <w:r>
+        <w:rPr>
+          <w:b/>
+        </w:rPr>
+        <w:t>input</w:t>
+      </w:r>
+      <w:r>
+        <w:rPr>
+          <w:b w:val="0"/>
+        </w:rPr>
+        <w:t xml:space="preserve"> it uses. Ask learners to describe one label or arrow in ordinary words. Use the adjacent transcript if the image is difficult to see.</w:t>
+      </w:r>
+    </w:p>
+    <w:p>
+      <w:pPr>
+        <w:pStyle w:val="Heading3"/>
+      </w:pPr>
+      <w:r>
+        <w:t>03. Deployment environments — evidence trace</w:t>
+      </w:r>
+    </w:p>
+    <w:p>
+      <w:r>
+        <w:drawing>
+          <wp:inline xmlns:a="http://schemas.openxmlformats.org/drawingml/2006/main" xmlns:pic="http://schemas.openxmlformats.org/drawingml/2006/picture">
+            <wp:extent cx="5486400" cy="2996184"/>
+            <wp:docPr id="4" name="Picture 4" descr="Deployment environments — evidence trace. Staging configuration points to production storage while the interface displays staging. | For the classroom mock ENV selects a separate fixture store and secret namespace. Validate allowed environment names. A staging run cannot use production write credentials. | The label is misleading; block the run through configuration validation. A display badge is not an isolation boundary."/>
+            <wp:cNvGraphicFramePr>
+              <a:graphicFrameLocks noChangeAspect="1"/>
+            </wp:cNvGraphicFramePr>
+            <a:graphic>
+              <a:graphicData uri="http://schemas.openxmlformats.org/drawingml/2006/picture">
+                <pic:pic>
+                  <pic:nvPicPr>
+                    <pic:cNvPr id="0" name="academy-story-ai-6-23-03.png"/>
+                    <pic:cNvPicPr/>
+                  </pic:nvPicPr>
+                  <pic:blipFill>
+                    <a:blip r:embed="rId12"/>
+                    <a:stretch>
+                      <a:fillRect/>
+                    </a:stretch>
+                  </pic:blipFill>
+                  <pic:spPr>
+                    <a:xfrm>
+                      <a:off x="0" y="0"/>
+                      <a:ext cx="5486400" cy="2996184"/>
+                    </a:xfrm>
+                    <a:prstGeom prst="rect"/>
+                  </pic:spPr>
+                </pic:pic>
+              </a:graphicData>
+            </a:graphic>
+          </wp:inline>
+        </w:drawing>
+      </w:r>
+    </w:p>
+    <w:p>
+      <w:pPr>
+        <w:spacing w:line="336" w:lineRule="auto" w:after="180"/>
+      </w:pPr>
+      <w:r>
+        <w:rPr>
+          <w:b w:val="0"/>
+        </w:rPr>
+        <w:t xml:space="preserve">Deployment </w:t>
+      </w:r>
+      <w:r>
+        <w:rPr>
+          <w:b/>
+        </w:rPr>
+        <w:t>environment</w:t>
+      </w:r>
+      <w:r>
+        <w:rPr>
+          <w:b w:val="0"/>
+        </w:rPr>
+        <w:t xml:space="preserve">s — </w:t>
+      </w:r>
+      <w:r>
+        <w:rPr>
+          <w:b/>
+        </w:rPr>
+        <w:t>evidence</w:t>
+      </w:r>
+      <w:r>
+        <w:rPr>
+          <w:b w:val="0"/>
+        </w:rPr>
+        <w:t xml:space="preserve"> trace. Staging configuration points to production storage while the interface displays staging. | For the classroom mock ENV selects a separate fixture store and secret namespace.</w:t>
+      </w:r>
+    </w:p>
+    <w:p>
+      <w:pPr>
+        <w:spacing w:line="336" w:lineRule="auto" w:after="180"/>
+      </w:pPr>
+      <w:r>
+        <w:rPr>
+          <w:b w:val="0"/>
+        </w:rPr>
+        <w:t xml:space="preserve">Validate allowed </w:t>
+      </w:r>
+      <w:r>
+        <w:rPr>
+          <w:b/>
+        </w:rPr>
+        <w:t>environment</w:t>
+      </w:r>
+      <w:r>
+        <w:rPr>
+          <w:b w:val="0"/>
+        </w:rPr>
+        <w:t xml:space="preserve"> names. A staging run cannot use production write credentials. | The label is misleading; block the run through configuration validation. A display badge is not an </w:t>
+      </w:r>
+      <w:r>
+        <w:rPr>
+          <w:b/>
+        </w:rPr>
+        <w:t>isolation</w:t>
+      </w:r>
+      <w:r>
+        <w:rPr>
+          <w:b w:val="0"/>
+        </w:rPr>
+        <w:t xml:space="preserve"> boundary.</w:t>
+      </w:r>
+    </w:p>
+    <w:p>
+      <w:pPr>
+        <w:spacing w:line="336" w:lineRule="auto" w:after="180"/>
+        <w:shd w:fill="F5F1FB"/>
+      </w:pPr>
+      <w:r>
+        <w:rPr>
+          <w:b w:val="0"/>
+        </w:rPr>
+        <w:t>Read the labels and values. Explain the relationship the model shows.</w:t>
+      </w:r>
+    </w:p>
+    <w:p>
+      <w:pPr>
+        <w:pStyle w:val="Heading3"/>
+      </w:pPr>
+      <w:r>
+        <w:t>Discuss while showing the picture</w:t>
+      </w:r>
+    </w:p>
+    <w:p>
+      <w:pPr>
+        <w:spacing w:line="336" w:lineRule="auto" w:after="180"/>
+        <w:shd w:fill="F1F6F8"/>
+      </w:pPr>
+      <w:r>
+        <w:rPr>
+          <w:b w:val="0"/>
+        </w:rPr>
+        <w:t>Teacher prompt: Read the labels and values. Explain the relationship the model shows. Ask learners to describe one label or arrow in ordinary words. Use the adjacent transcript if the image is difficult to see.</w:t>
+      </w:r>
+    </w:p>
+    <w:p>
+      <w:pPr>
+        <w:pStyle w:val="Heading3"/>
+      </w:pPr>
+      <w:r>
+        <w:t>04. Change one thing. Trace what follows.</w:t>
+      </w:r>
+    </w:p>
+    <w:p>
+      <w:r>
+        <w:drawing>
+          <wp:inline xmlns:a="http://schemas.openxmlformats.org/drawingml/2006/main" xmlns:pic="http://schemas.openxmlformats.org/drawingml/2006/picture">
+            <wp:extent cx="5486400" cy="3026664"/>
+            <wp:docPr id="5" name="Picture 5" descr="Original case: A passing rehearsal supports release review, not automatic promotion. Changed condition: Point staging at the production credential. Expected result: Stop the rehearsal because its separation boundary is breached. Reason: Actual access matters more than the environment label."/>
+            <wp:cNvGraphicFramePr>
+              <a:graphicFrameLocks noChangeAspect="1"/>
+            </wp:cNvGraphicFramePr>
+            <a:graphic>
+              <a:graphicData uri="http://schemas.openxmlformats.org/drawingml/2006/picture">
+                <pic:pic>
+                  <pic:nvPicPr>
+                    <pic:cNvPr id="0" name="academy-story-ai-6-23-04.png"/>
+                    <pic:cNvPicPr/>
+                  </pic:nvPicPr>
+                  <pic:blipFill>
+                    <a:blip r:embed="rId13"/>
+                    <a:stretch>
+                      <a:fillRect/>
+                    </a:stretch>
+                  </pic:blipFill>
+                  <pic:spPr>
+                    <a:xfrm>
+                      <a:off x="0" y="0"/>
+                      <a:ext cx="5486400" cy="3026664"/>
+                    </a:xfrm>
+                    <a:prstGeom prst="rect"/>
+                  </pic:spPr>
+                </pic:pic>
+              </a:graphicData>
+            </a:graphic>
+          </wp:inline>
+        </w:drawing>
+      </w:r>
+    </w:p>
+    <w:p>
+      <w:pPr>
+        <w:spacing w:line="336" w:lineRule="auto" w:after="180"/>
+      </w:pPr>
+      <w:r>
+        <w:rPr>
+          <w:b w:val="0"/>
+        </w:rPr>
+        <w:t>Original case: A passing rehearsal supports release review, not automatic promotion. Changed condition: Point staging at the production credential.</w:t>
+      </w:r>
+    </w:p>
+    <w:p>
+      <w:pPr>
+        <w:spacing w:line="336" w:lineRule="auto" w:after="180"/>
+      </w:pPr>
+      <w:r>
+        <w:rPr>
+          <w:b w:val="0"/>
+        </w:rPr>
+        <w:t xml:space="preserve">Expected result: Stop the rehearsal because its separation boundary is breached. Reason: Actual access matters more than the </w:t>
+      </w:r>
+      <w:r>
+        <w:rPr>
+          <w:b/>
+        </w:rPr>
+        <w:t>environment</w:t>
+      </w:r>
+      <w:r>
+        <w:rPr>
+          <w:b w:val="0"/>
+        </w:rPr>
+        <w:t xml:space="preserve"> label.</w:t>
+      </w:r>
+    </w:p>
+    <w:p>
+      <w:pPr>
+        <w:spacing w:line="336" w:lineRule="auto" w:after="180"/>
+        <w:shd w:fill="F5F1FB"/>
+      </w:pPr>
+      <w:r>
+        <w:rPr>
+          <w:b w:val="0"/>
+        </w:rPr>
+        <w:t>Predict before checking the worked changed-case result. Name what changed and what the supplied facts allow you to conclude.</w:t>
+      </w:r>
+    </w:p>
+    <w:p>
+      <w:pPr>
+        <w:pStyle w:val="Heading3"/>
+      </w:pPr>
+      <w:r>
+        <w:t>Discuss while showing the picture</w:t>
+      </w:r>
+    </w:p>
+    <w:p>
+      <w:pPr>
+        <w:spacing w:line="336" w:lineRule="auto" w:after="180"/>
+        <w:shd w:fill="F1F6F8"/>
+      </w:pPr>
+      <w:r>
+        <w:rPr>
+          <w:b w:val="0"/>
+        </w:rPr>
+        <w:t>Teacher prompt: Predict before checking the worked changed-case result. Name what changed and what the supplied facts allow you to conclude. Ask learners to describe one label or arrow in ordinary words.</w:t>
+      </w:r>
+    </w:p>
+    <w:p>
+      <w:pPr>
+        <w:spacing w:line="336" w:lineRule="auto" w:after="180"/>
+        <w:shd w:fill="F1F6F8"/>
+      </w:pPr>
+      <w:r>
+        <w:rPr>
+          <w:b w:val="0"/>
+        </w:rPr>
+        <w:t xml:space="preserve">Use the adjacent transcript if the image is difficult to see. Changed-case reasoning: Actual access matters more than the </w:t>
+      </w:r>
+      <w:r>
+        <w:rPr>
+          <w:b/>
+        </w:rPr>
+        <w:t>environment</w:t>
+      </w:r>
+      <w:r>
+        <w:rPr>
+          <w:b w:val="0"/>
+        </w:rPr>
+        <w:t xml:space="preserve"> label.</w:t>
+      </w:r>
+    </w:p>
+    <w:p>
+      <w:pPr>
+        <w:pStyle w:val="Heading3"/>
+      </w:pPr>
+      <w:r>
+        <w:t>05. Connect the explanation to its limit</w:t>
+      </w:r>
+    </w:p>
+    <w:p>
+      <w:r>
+        <w:drawing>
+          <wp:inline xmlns:a="http://schemas.openxmlformats.org/drawingml/2006/main" xmlns:pic="http://schemas.openxmlformats.org/drawingml/2006/picture">
+            <wp:extent cx="5486400" cy="2834640"/>
+            <wp:docPr id="6" name="Picture 6" descr="An environment includes code, configuration, permissions and data. A staging label alone cannot create separation. Limit: Fictional fixtures can miss live edge cases; use approved privacy-safe representative test conditions too."/>
+            <wp:cNvGraphicFramePr>
+              <a:graphicFrameLocks noChangeAspect="1"/>
+            </wp:cNvGraphicFramePr>
+            <a:graphic>
+              <a:graphicData uri="http://schemas.openxmlformats.org/drawingml/2006/picture">
+                <pic:pic>
+                  <pic:nvPicPr>
+                    <pic:cNvPr id="0" name="academy-story-ai-6-23-05.png"/>
+                    <pic:cNvPicPr/>
+                  </pic:nvPicPr>
+                  <pic:blipFill>
+                    <a:blip r:embed="rId14"/>
+                    <a:stretch>
+                      <a:fillRect/>
+                    </a:stretch>
+                  </pic:blipFill>
+                  <pic:spPr>
+                    <a:xfrm>
+                      <a:off x="0" y="0"/>
+                      <a:ext cx="5486400" cy="2834640"/>
+                    </a:xfrm>
+                    <a:prstGeom prst="rect"/>
+                  </pic:spPr>
+                </pic:pic>
+              </a:graphicData>
+            </a:graphic>
+          </wp:inline>
+        </w:drawing>
+      </w:r>
+    </w:p>
+    <w:p>
+      <w:pPr>
+        <w:spacing w:line="336" w:lineRule="auto" w:after="180"/>
+      </w:pPr>
+      <w:r>
+        <w:rPr>
+          <w:b w:val="0"/>
+        </w:rPr>
+        <w:t xml:space="preserve">An </w:t>
+      </w:r>
+      <w:r>
+        <w:rPr>
+          <w:b/>
+        </w:rPr>
+        <w:t>environment</w:t>
+      </w:r>
+      <w:r>
+        <w:rPr>
+          <w:b w:val="0"/>
+        </w:rPr>
+        <w:t xml:space="preserve"> includes code, configuration, permissions and data. A staging label alone cannot create separation.</w:t>
+      </w:r>
+    </w:p>
+    <w:p>
+      <w:pPr>
+        <w:spacing w:line="336" w:lineRule="auto" w:after="180"/>
+      </w:pPr>
+      <w:r>
+        <w:rPr>
+          <w:b w:val="0"/>
+        </w:rPr>
+        <w:t>Limit: Fictional fixtures can miss live edge cases; use approved privacy-safe representative test conditions too.</w:t>
+      </w:r>
+    </w:p>
+    <w:p>
+      <w:pPr>
+        <w:spacing w:line="336" w:lineRule="auto" w:after="180"/>
+        <w:shd w:fill="F5F1FB"/>
+      </w:pPr>
+      <w:r>
+        <w:rPr>
+          <w:b w:val="0"/>
+        </w:rPr>
+        <w:t>Explain the case, then point to a limit on the claim.</w:t>
+      </w:r>
+    </w:p>
+    <w:p>
+      <w:pPr>
+        <w:pStyle w:val="Heading3"/>
+      </w:pPr>
+      <w:r>
+        <w:t>Discuss while showing the picture</w:t>
+      </w:r>
+    </w:p>
+    <w:p>
+      <w:pPr>
+        <w:spacing w:line="336" w:lineRule="auto" w:after="180"/>
+        <w:shd w:fill="F1F6F8"/>
+      </w:pPr>
+      <w:r>
+        <w:rPr>
+          <w:b w:val="0"/>
+        </w:rPr>
+        <w:t>Teacher prompt: Explain the case, then point to a limit on the claim. Ask learners to describe one label or arrow in ordinary words. Use the adjacent transcript if the image is difficult to see.</w:t>
+      </w:r>
+    </w:p>
+    <w:p>
+      <w:pPr>
+        <w:spacing w:line="336" w:lineRule="auto" w:after="180"/>
+        <w:shd w:fill="F1F6F8"/>
+      </w:pPr>
+      <w:r>
+        <w:rPr>
+          <w:b w:val="0"/>
+        </w:rPr>
+        <w:t>Keep the stated scope: Fictional fixtures can miss live edge cases; use approved privacy-safe representative test conditions too.</w:t>
+      </w:r>
+    </w:p>
+    <w:p>
+      <w:pPr>
+        <w:pStyle w:val="Heading3"/>
+      </w:pPr>
+      <w:r>
+        <w:t>06. Make the idea visible in your project</w:t>
+      </w:r>
+    </w:p>
+    <w:p>
+      <w:r>
+        <w:drawing>
+          <wp:inline xmlns:a="http://schemas.openxmlformats.org/drawingml/2006/main" xmlns:pic="http://schemas.openxmlformats.org/drawingml/2006/picture">
+            <wp:extent cx="5486400" cy="3529584"/>
+            <wp:docPr id="7" name="Picture 7" descr="For the Grounded Learning Service, retain an annotated trace and the changed-case result. Name the contract or evidence that makes the deciding step valid, so another team can review it. Draw your input, deciding step, result and limit. Supported question: Identify the staging data and credential boundary. Why must the rehearsal stop if its credential reaches production even though the process is labelled staging?"/>
+            <wp:cNvGraphicFramePr>
+              <a:graphicFrameLocks noChangeAspect="1"/>
+            </wp:cNvGraphicFramePr>
+            <a:graphic>
+              <a:graphicData uri="http://schemas.openxmlformats.org/drawingml/2006/picture">
+                <pic:pic>
+                  <pic:nvPicPr>
+                    <pic:cNvPr id="0" name="academy-story-ai-6-23-06.png"/>
+                    <pic:cNvPicPr/>
+                  </pic:nvPicPr>
+                  <pic:blipFill>
+                    <a:blip r:embed="rId15"/>
+                    <a:stretch>
+                      <a:fillRect/>
+                    </a:stretch>
+                  </pic:blipFill>
+                  <pic:spPr>
+                    <a:xfrm>
+                      <a:off x="0" y="0"/>
+                      <a:ext cx="5486400" cy="3529584"/>
+                    </a:xfrm>
+                    <a:prstGeom prst="rect"/>
+                  </pic:spPr>
+                </pic:pic>
+              </a:graphicData>
+            </a:graphic>
+          </wp:inline>
+        </w:drawing>
+      </w:r>
+    </w:p>
+    <w:p>
+      <w:pPr>
+        <w:spacing w:line="336" w:lineRule="auto" w:after="180"/>
+      </w:pPr>
+      <w:r>
+        <w:rPr>
+          <w:b w:val="0"/>
+        </w:rPr>
+        <w:t xml:space="preserve">For the Grounded Learning Service, retain an annotated trace and the changed-case result. Name the contract or </w:t>
+      </w:r>
+      <w:r>
+        <w:rPr>
+          <w:b/>
+        </w:rPr>
+        <w:t>evidence</w:t>
+      </w:r>
+      <w:r>
+        <w:rPr>
+          <w:b w:val="0"/>
+        </w:rPr>
+        <w:t xml:space="preserve"> that makes the deciding step valid, so another team can review it.</w:t>
+      </w:r>
+    </w:p>
+    <w:p>
+      <w:pPr>
+        <w:spacing w:line="336" w:lineRule="auto" w:after="180"/>
+      </w:pPr>
+      <w:r>
+        <w:rPr>
+          <w:b w:val="0"/>
+        </w:rPr>
+        <w:t xml:space="preserve">Draw your </w:t>
+      </w:r>
+      <w:r>
+        <w:rPr>
+          <w:b/>
+        </w:rPr>
+        <w:t>input</w:t>
+      </w:r>
+      <w:r>
+        <w:rPr>
+          <w:b w:val="0"/>
+        </w:rPr>
+        <w:t>, deciding step, result and limit. Supported question: Identify the staging data and credential boundary.</w:t>
+      </w:r>
+    </w:p>
+    <w:p>
+      <w:pPr>
+        <w:spacing w:line="336" w:lineRule="auto" w:after="180"/>
+      </w:pPr>
+      <w:r>
+        <w:rPr>
+          <w:b w:val="0"/>
+        </w:rPr>
+        <w:t xml:space="preserve">Why must the rehearsal stop if its credential reaches production even though the </w:t>
+      </w:r>
+      <w:r>
+        <w:rPr>
+          <w:b/>
+        </w:rPr>
+        <w:t>process</w:t>
+      </w:r>
+      <w:r>
+        <w:rPr>
+          <w:b w:val="0"/>
+        </w:rPr>
+        <w:t xml:space="preserve"> is labelled staging?</w:t>
+      </w:r>
+    </w:p>
+    <w:p>
+      <w:pPr>
+        <w:spacing w:line="336" w:lineRule="auto" w:after="180"/>
+        <w:shd w:fill="F5F1FB"/>
+      </w:pPr>
+      <w:r>
+        <w:rPr>
+          <w:b w:val="0"/>
+        </w:rPr>
+        <w:t xml:space="preserve">Draw your project trace and justify the deciding step using </w:t>
+      </w:r>
+      <w:r>
+        <w:rPr>
+          <w:b/>
+        </w:rPr>
+        <w:t>evidence</w:t>
+      </w:r>
+      <w:r>
+        <w:rPr>
+          <w:b w:val="0"/>
+        </w:rPr>
+        <w:t>.</w:t>
+      </w:r>
+    </w:p>
+    <w:p>
+      <w:pPr>
+        <w:pStyle w:val="Heading3"/>
+      </w:pPr>
+      <w:r>
+        <w:t>Discuss while showing the picture</w:t>
+      </w:r>
+    </w:p>
+    <w:p>
+      <w:pPr>
+        <w:spacing w:line="336" w:lineRule="auto" w:after="180"/>
+        <w:shd w:fill="F1F6F8"/>
+      </w:pPr>
+      <w:r>
+        <w:rPr>
+          <w:b w:val="0"/>
+        </w:rPr>
+        <w:t xml:space="preserve">Teacher prompt: Draw your project trace and justify the deciding step using </w:t>
+      </w:r>
+      <w:r>
+        <w:rPr>
+          <w:b/>
+        </w:rPr>
+        <w:t>evidence</w:t>
+      </w:r>
+      <w:r>
+        <w:rPr>
+          <w:b w:val="0"/>
+        </w:rPr>
+        <w:t>. Ask learners to describe one label or arrow in ordinary words. Use the adjacent transcript if the image is difficult to see.</w:t>
+      </w:r>
+    </w:p>
+    <w:p>
+      <w:pPr>
+        <w:spacing w:line="336" w:lineRule="auto" w:after="180"/>
+        <w:shd w:fill="F1F6F8"/>
+      </w:pPr>
+      <w:r>
+        <w:rPr>
+          <w:b w:val="0"/>
+        </w:rPr>
+        <w:t>Supported practice key: The rehearsal reads fictional room Z. Staging credentials must not reach production storage. A passing rehearsal supports release review, not automatic promotion.</w:t>
+      </w:r>
+    </w:p>
+    <w:p>
+      <w:pPr>
+        <w:spacing w:line="336" w:lineRule="auto" w:after="180"/>
+        <w:shd w:fill="F1F6F8"/>
+      </w:pPr>
+      <w:r>
+        <w:rPr>
+          <w:b w:val="0"/>
+        </w:rPr>
+        <w:t xml:space="preserve">Changed case: Stop the rehearsal because its separation boundary is breached. Actual access matters more than the </w:t>
+      </w:r>
+      <w:r>
+        <w:rPr>
+          <w:b/>
+        </w:rPr>
+        <w:t>environment</w:t>
+      </w:r>
+      <w:r>
+        <w:rPr>
+          <w:b w:val="0"/>
+        </w:rPr>
+        <w:t xml:space="preserve"> label.</w:t>
       </w:r>
     </w:p>
     <w:sectPr>

--- a/downloads/teacher/ai-6-week-23.docx
+++ b/downloads/teacher/ai-6-week-23.docx
@@ -149,7 +149,7 @@
           </w:tcPr>
           <w:p>
             <w:r>
-              <w:t>Sections 1–6; record the brief recall in the workbook.</w:t>
+              <w:t>Use Your mission, Notice the evidence, See how it works, Words that unlock the idea and Follow a worked example; record recall in the workbook.</w:t>
             </w:r>
           </w:p>
         </w:tc>
@@ -181,7 +181,7 @@
           </w:tcPr>
           <w:p>
             <w:r>
-              <w:t>Sections 7–10; use the matching workbook W2 and misconception check.</w:t>
+              <w:t>Use Find and repair a mistake, Practise together and Build your understanding; use the matching workbook W2 and Individual reasoning check.</w:t>
             </w:r>
           </w:p>
         </w:tc>
@@ -213,7 +213,7 @@
           </w:tcPr>
           <w:p>
             <w:r>
-              <w:t>Sections 9 and 11–14. Give extra time to finish the full task set; use Section 15 when the week includes a coding lab.</w:t>
+              <w:t>Use Run the investigation, Connect your project and Try a new case independently. Allow extra time for the full task set. When code is supplied, use the examples in See how it works or Follow a worked example and the browser lab in Supported practice, repair and portfolio.</w:t>
             </w:r>
           </w:p>
         </w:tc>
@@ -386,7 +386,7 @@
         <w:rPr>
           <w:b w:val="0"/>
         </w:rPr>
-        <w:t>Toy policy retains session content for 7 days and deletes it when age is at least7. Audit metadata may remain for 30 days without content. Track primary storage, cache and backup policy separately.</w:t>
+        <w:t>Toy policy retains session content for 7 days and deletes it when age is at least 7. Audit metadata may remain for 30 days without content. Track primary storage, cache and backup policy separately.</w:t>
       </w:r>
     </w:p>
     <w:p>
@@ -2051,7 +2051,7 @@
         <w:rPr>
           <w:b w:val="0"/>
         </w:rPr>
-        <w:t xml:space="preserve">Use the worked example in Sections 3 and 6. Collect a </w:t>
+        <w:t xml:space="preserve">Use See how it works and Follow a worked example. Collect a </w:t>
       </w:r>
       <w:r>
         <w:rPr>
@@ -2512,7 +2512,7 @@
         <w:rPr>
           <w:b w:val="0"/>
         </w:rPr>
-        <w:t xml:space="preserve">Use Section 9 for the </w:t>
+        <w:t xml:space="preserve">Use Run the investigation for the </w:t>
       </w:r>
       <w:r>
         <w:rPr>
@@ -4184,7 +4184,7 @@
           </w:tcPr>
           <w:p>
             <w:r>
-              <w:t>Sections 1–6; record the brief recall in the workbook.</w:t>
+              <w:t>Use Your mission, Notice the evidence, See how it works, Words that unlock the idea and Follow a worked example; record recall in the workbook.</w:t>
             </w:r>
           </w:p>
         </w:tc>
@@ -4216,7 +4216,7 @@
           </w:tcPr>
           <w:p>
             <w:r>
-              <w:t>Sections 7–10; use the matching workbook W2 and misconception check.</w:t>
+              <w:t>Use Find and repair a mistake, Practise together and Build your understanding; use the matching workbook W2 and Individual reasoning check.</w:t>
             </w:r>
           </w:p>
         </w:tc>
@@ -4248,7 +4248,7 @@
           </w:tcPr>
           <w:p>
             <w:r>
-              <w:t>Sections 9 and 11–14. Give extra time to finish the full task set; use Section 15 when the week includes a coding lab.</w:t>
+              <w:t>Use Run the investigation, Connect your project and Try a new case independently. Allow extra time for the full task set. When code is supplied, use the examples in See how it works or Follow a worked example and the browser lab in Supported practice, repair and portfolio.</w:t>
             </w:r>
           </w:p>
         </w:tc>

--- a/downloads/teacher/ai-6-week-23.docx
+++ b/downloads/teacher/ai-6-week-23.docx
@@ -25,20 +25,38 @@
         <w:pStyle w:val="Heading1"/>
       </w:pPr>
       <w:r>
-        <w:t>01. Prepare the purpose, prerequisites and materials</w:t>
+        <w:t>Ask where the run points and what its credential can do.</w:t>
       </w:r>
     </w:p>
     <w:p>
       <w:r>
-        <w:t>Prepare Deployment environments: check the target, prerequisites, resources and adaptable teaching schedule.</w:t>
+        <w:t>Teach data, namespace and authority separation with harmless local fixtures.</w:t>
       </w:r>
     </w:p>
     <w:p>
-      <w:pPr>
-        <w:pStyle w:val="Heading3"/>
-      </w:pPr>
-      <w:r>
-        <w:t>Teach the learning cycle</w:t>
+      <w:r>
+        <w:t>Model wrong store → contrast wrong credential → inspect lookup trace → assess development case → record real-isolation limits.</w:t>
+      </w:r>
+    </w:p>
+    <w:p>
+      <w:pPr>
+        <w:pStyle w:val="Heading1"/>
+      </w:pPr>
+      <w:r>
+        <w:t>01. Prepare the connected service investigation</w:t>
+      </w:r>
+    </w:p>
+    <w:p>
+      <w:r>
+        <w:t>Keep modelling, shared practice and independent evidence distinct.</w:t>
+      </w:r>
+    </w:p>
+    <w:p>
+      <w:pPr>
+        <w:pStyle w:val="Heading2"/>
+      </w:pPr>
+      <w:r>
+        <w:t>Target and main teaching plan</w:t>
       </w:r>
     </w:p>
     <w:p>
@@ -255,18 +273,21 @@
     </w:p>
     <w:p>
       <w:pPr>
-        <w:pStyle w:val="Heading3"/>
-      </w:pPr>
-      <w:r>
-        <w:t>Retrieval answer guidance</w:t>
+        <w:pStyle w:val="Heading2"/>
+      </w:pPr>
+      <w:r>
+        <w:t>Preparation and prerequisite</w:t>
       </w:r>
     </w:p>
     <w:p>
       <w:pPr>
-        <w:pStyle w:val="Heading3"/>
-      </w:pPr>
-      <w:r>
-        <w:t>Queues and asynchronous work</w:t>
+        <w:spacing w:line="336" w:lineRule="auto" w:after="180"/>
+      </w:pPr>
+      <w:r>
+        <w:rPr>
+          <w:b w:val="0"/>
+        </w:rPr>
+        <w:t>Lesson and workbook; paper and pencil</w:t>
       </w:r>
     </w:p>
     <w:p>
@@ -277,7 +298,7 @@
         <w:rPr>
           <w:b w:val="0"/>
         </w:rPr>
-        <w:t>Without opening the old lesson, explain one key idea from Queues and asynchronous work. Give an example and a mistake that the idea helps you avoid.</w:t>
+        <w:t>Calculator and optional local Python 3 for arithmetic; no live API or private data</w:t>
       </w:r>
     </w:p>
     <w:p>
@@ -288,19 +309,7 @@
         <w:rPr>
           <w:b w:val="0"/>
         </w:rPr>
-        <w:t xml:space="preserve">Look for: Explain the </w:t>
-      </w:r>
-      <w:r>
-        <w:rPr>
-          <w:b/>
-        </w:rPr>
-        <w:t>mechanism</w:t>
-      </w:r>
-      <w:r>
-        <w:rPr>
-          <w:b w:val="0"/>
-        </w:rPr>
-        <w:t xml:space="preserve"> and terminology of queues and asynchronous work</w:t>
+        <w:t>Prepare the fresh retry separately and withhold its solution until after collection</w:t>
       </w:r>
     </w:p>
     <w:p>
@@ -311,7 +320,31 @@
         <w:rPr>
           <w:b w:val="0"/>
         </w:rPr>
-        <w:t>Reference example, not the only acceptable wording: Teacher explanation: Queues separate acceptance from completion. Work may be redelivered, so consumers must preserve operation IDs and deduplicate committed effects.</w:t>
+        <w:t xml:space="preserve">A result depends on the </w:t>
+      </w:r>
+      <w:r>
+        <w:rPr>
+          <w:b/>
+        </w:rPr>
+        <w:t>input</w:t>
+      </w:r>
+      <w:r>
+        <w:rPr>
+          <w:b w:val="0"/>
+        </w:rPr>
+        <w:t xml:space="preserve">s, procedure and conditions that produced it. Preserve data roles and distinguish observed outcomes from </w:t>
+      </w:r>
+      <w:r>
+        <w:rPr>
+          <w:b/>
+        </w:rPr>
+        <w:t>prediction</w:t>
+      </w:r>
+      <w:r>
+        <w:rPr>
+          <w:b w:val="0"/>
+        </w:rPr>
+        <w:t>s or unmeasured conditions.</w:t>
       </w:r>
     </w:p>
     <w:p>
@@ -322,15 +355,15 @@
         <w:rPr>
           <w:b w:val="0"/>
         </w:rPr>
-        <w:t>A queued job is pending, running, completed or failed. Acknowledge only after the declared durable completion step. A repeated completed ID returns its prior result; unknown status needs reconciliation.</w:t>
+        <w:t>If the prior concept cannot be explained, use a short retrieval activity before this chapter.</w:t>
       </w:r>
     </w:p>
     <w:p>
       <w:pPr>
-        <w:pStyle w:val="Heading3"/>
-      </w:pPr>
-      <w:r>
-        <w:t>Data retention and deletion</w:t>
+        <w:pStyle w:val="Heading2"/>
+      </w:pPr>
+      <w:r>
+        <w:t>Opening retrieval</w:t>
       </w:r>
     </w:p>
     <w:p>
@@ -341,7 +374,7 @@
         <w:rPr>
           <w:b w:val="0"/>
         </w:rPr>
-        <w:t>Without opening the old lesson, explain one key idea from Data retention and deletion. Give an example and a mistake that the idea helps you avoid.</w:t>
+        <w:t>Without opening the old lesson, explain one key idea from Queues and asynchronous work. Give an example and a mistake that the idea helps you avoid.</w:t>
       </w:r>
     </w:p>
     <w:p>
@@ -364,7 +397,7 @@
         <w:rPr>
           <w:b w:val="0"/>
         </w:rPr>
-        <w:t xml:space="preserve"> and terminology of data retention and deletion</w:t>
+        <w:t xml:space="preserve"> and terminology of queues and asynchronous work</w:t>
       </w:r>
     </w:p>
     <w:p>
@@ -375,7 +408,7 @@
         <w:rPr>
           <w:b w:val="0"/>
         </w:rPr>
-        <w:t>Reference example, not the only acceptable wording: Teacher explanation: Retention and deletion cover all declared stores, including caches and logs. Removing a visible row may leave copies elsewhere.</w:t>
+        <w:t>Reference example, not the only acceptable wording: Teacher explanation: Queues separate acceptance from completion. Work may be redelivered, so consumers must preserve operation IDs and deduplicate committed effects.</w:t>
       </w:r>
     </w:p>
     <w:p>
@@ -386,15 +419,18 @@
         <w:rPr>
           <w:b w:val="0"/>
         </w:rPr>
-        <w:t>Toy policy retains session content for 7 days and deletes it when age is at least 7. Audit metadata may remain for 30 days without content. Track primary storage, cache and backup policy separately.</w:t>
+        <w:t>A queued job is pending, running, completed or failed. Acknowledge only after the declared durable completion step. A repeated completed ID returns its prior result; unknown status needs reconciliation.</w:t>
       </w:r>
     </w:p>
     <w:p>
       <w:pPr>
-        <w:pStyle w:val="Heading3"/>
-      </w:pPr>
-      <w:r>
-        <w:t>External side effects and recovery</w:t>
+        <w:spacing w:line="336" w:lineRule="auto" w:after="180"/>
+      </w:pPr>
+      <w:r>
+        <w:rPr>
+          <w:b w:val="0"/>
+        </w:rPr>
+        <w:t>Without opening the old lesson, explain one key idea from Data retention and deletion. Give an example and a mistake that the idea helps you avoid.</w:t>
       </w:r>
     </w:p>
     <w:p>
@@ -405,7 +441,19 @@
         <w:rPr>
           <w:b w:val="0"/>
         </w:rPr>
-        <w:t>Without opening the old lesson, explain one key idea from External side effects and recovery. Give an example and a mistake that the idea helps you avoid.</w:t>
+        <w:t xml:space="preserve">Look for: Explain the </w:t>
+      </w:r>
+      <w:r>
+        <w:rPr>
+          <w:b/>
+        </w:rPr>
+        <w:t>mechanism</w:t>
+      </w:r>
+      <w:r>
+        <w:rPr>
+          <w:b w:val="0"/>
+        </w:rPr>
+        <w:t xml:space="preserve"> and terminology of data retention and deletion</w:t>
       </w:r>
     </w:p>
     <w:p>
@@ -416,19 +464,7 @@
         <w:rPr>
           <w:b w:val="0"/>
         </w:rPr>
-        <w:t xml:space="preserve">Look for: Explain the </w:t>
-      </w:r>
-      <w:r>
-        <w:rPr>
-          <w:b/>
-        </w:rPr>
-        <w:t>mechanism</w:t>
-      </w:r>
-      <w:r>
-        <w:rPr>
-          <w:b w:val="0"/>
-        </w:rPr>
-        <w:t xml:space="preserve"> and terminology of external side effects and recovery</w:t>
+        <w:t>Reference example, not the only acceptable wording: Teacher explanation: Retention and deletion cover all declared stores, including caches and logs. Removing a visible row may leave copies elsewhere.</w:t>
       </w:r>
     </w:p>
     <w:p>
@@ -439,7 +475,7 @@
         <w:rPr>
           <w:b w:val="0"/>
         </w:rPr>
-        <w:t>Reference example, not the only acceptable wording: Teacher explanation: External effects can succeed while their acknowledgement is lost. Recovery must inspect committed state before repeating the operation.</w:t>
+        <w:t>Toy policy retains session content for 7 days and deletes it when age is at least 7. Audit metadata may remain for 30 days without content. Track primary storage, cache and backup policy separately.</w:t>
       </w:r>
     </w:p>
     <w:p>
@@ -450,7 +486,7 @@
         <w:rPr>
           <w:b w:val="0"/>
         </w:rPr>
-        <w:t>The mock ledger records prepared, committed or unknown per operation ID. Retry a committed operation by returning its result; reconcile unknown status instead of assuming failure.</w:t>
+        <w:t>Without opening the old lesson, explain one key idea from External side effects and recovery. Give an example and a mistake that the idea helps you avoid.</w:t>
       </w:r>
     </w:p>
     <w:p>
@@ -461,7 +497,19 @@
         <w:rPr>
           <w:b w:val="0"/>
         </w:rPr>
-        <w:t>Preserve compensation as a separate authorised action.</w:t>
+        <w:t xml:space="preserve">Look for: Explain the </w:t>
+      </w:r>
+      <w:r>
+        <w:rPr>
+          <w:b/>
+        </w:rPr>
+        <w:t>mechanism</w:t>
+      </w:r>
+      <w:r>
+        <w:rPr>
+          <w:b w:val="0"/>
+        </w:rPr>
+        <w:t xml:space="preserve"> and terminology of external side effects and recovery</w:t>
       </w:r>
     </w:p>
     <w:p>
@@ -472,19 +520,7 @@
         <w:rPr>
           <w:b w:val="0"/>
         </w:rPr>
-        <w:t xml:space="preserve">Two 45-minute sessions. Development, staging and production are distinct </w:t>
-      </w:r>
-      <w:r>
-        <w:rPr>
-          <w:b/>
-        </w:rPr>
-        <w:t>environment</w:t>
-      </w:r>
-      <w:r>
-        <w:rPr>
-          <w:b w:val="0"/>
-        </w:rPr>
-        <w:t>s with explicit data and credential boundaries. Test configuration must not silently target production.</w:t>
+        <w:t>Reference example, not the only acceptable wording: Teacher explanation: External effects can succeed while their acknowledgement is lost. Recovery must inspect committed state before repeating the operation.</w:t>
       </w:r>
     </w:p>
     <w:p>
@@ -495,19 +531,7 @@
         <w:rPr>
           <w:b w:val="0"/>
         </w:rPr>
-        <w:t xml:space="preserve">Use the supplied constructed scenarios to make the </w:t>
-      </w:r>
-      <w:r>
-        <w:rPr>
-          <w:b/>
-        </w:rPr>
-        <w:t>mechanism</w:t>
-      </w:r>
-      <w:r>
-        <w:rPr>
-          <w:b w:val="0"/>
-        </w:rPr>
-        <w:t xml:space="preserve"> inspectable. Collect W4 before sharing solutions.</w:t>
+        <w:t>The mock ledger records prepared, committed or unknown per operation ID. Retry a committed operation by returning its result; reconcile unknown status instead of assuming failure.</w:t>
       </w:r>
     </w:p>
     <w:p>
@@ -518,27 +542,15 @@
         <w:rPr>
           <w:b w:val="0"/>
         </w:rPr>
-        <w:t xml:space="preserve">Students should name intermediate </w:t>
-      </w:r>
-      <w:r>
-        <w:rPr>
-          <w:b/>
-        </w:rPr>
-        <w:t>evidence</w:t>
-      </w:r>
-      <w:r>
-        <w:rPr>
-          <w:b w:val="0"/>
-        </w:rPr>
-        <w:t xml:space="preserve"> and limitations; classroom pacing and learning effectiveness remain unvalidated.</w:t>
+        <w:t>Preserve compensation as a separate authorised action.</w:t>
       </w:r>
     </w:p>
     <w:p>
       <w:pPr>
-        <w:pStyle w:val="Heading3"/>
-      </w:pPr>
-      <w:r>
-        <w:t>Outcomes</w:t>
+        <w:pStyle w:val="Heading2"/>
+      </w:pPr>
+      <w:r>
+        <w:t>Pictured end goal</w:t>
       </w:r>
     </w:p>
     <w:p>
@@ -549,53 +561,35 @@
         <w:rPr>
           <w:b w:val="0"/>
         </w:rPr>
-        <w:t xml:space="preserve">Explain the </w:t>
+        <w:t xml:space="preserve">Explain deployment </w:t>
       </w:r>
       <w:r>
         <w:rPr>
           <w:b/>
         </w:rPr>
-        <w:t>mechanism</w:t>
+        <w:t>environment</w:t>
       </w:r>
       <w:r>
         <w:rPr>
           <w:b w:val="0"/>
         </w:rPr>
-        <w:t xml:space="preserve"> and terminology of deployment </w:t>
-      </w:r>
-      <w:r>
-        <w:rPr>
-          <w:b/>
-        </w:rPr>
-        <w:t>environment</w:t>
-      </w:r>
-      <w:r>
-        <w:rPr>
-          <w:b w:val="0"/>
-        </w:rPr>
-        <w:t>s</w:t>
+        <w:t>s using the deciding step in this fictional service.</w:t>
       </w:r>
     </w:p>
     <w:p>
       <w:pPr>
-        <w:spacing w:line="336" w:lineRule="auto" w:after="180"/>
-      </w:pPr>
-      <w:r>
-        <w:rPr>
-          <w:b w:val="0"/>
-        </w:rPr>
-        <w:t>Apply the stated procedure to a new case with a traceable result</w:t>
+        <w:pStyle w:val="Heading2"/>
+      </w:pPr>
+      <w:r>
+        <w:t>Earlier wording, alternatives and picture transcripts · reference / check after trying</w:t>
       </w:r>
     </w:p>
     <w:p>
       <w:pPr>
-        <w:spacing w:line="336" w:lineRule="auto" w:after="180"/>
-      </w:pPr>
-      <w:r>
-        <w:rPr>
-          <w:b w:val="0"/>
-        </w:rPr>
-        <w:t>Identify an assumption or limitation and design a revealing follow-up</w:t>
+        <w:pStyle w:val="Heading3"/>
+      </w:pPr>
+      <w:r>
+        <w:t>Teach the learning cycle</w:t>
       </w:r>
     </w:p>
     <w:p>
@@ -603,83 +597,86 @@
         <w:pStyle w:val="Heading3"/>
       </w:pPr>
       <w:r>
-        <w:t>Preparation</w:t>
+        <w:t>Retrieval answer guidance</w:t>
       </w:r>
     </w:p>
     <w:p>
       <w:pPr>
-        <w:spacing w:line="336" w:lineRule="auto" w:after="180"/>
-      </w:pPr>
-      <w:r>
-        <w:rPr>
-          <w:b w:val="0"/>
-        </w:rPr>
-        <w:t>Lesson and workbook; paper and pencil</w:t>
+        <w:pStyle w:val="Heading3"/>
+      </w:pPr>
+      <w:r>
+        <w:t>Queues and asynchronous work</w:t>
       </w:r>
     </w:p>
     <w:p>
       <w:pPr>
-        <w:spacing w:line="336" w:lineRule="auto" w:after="180"/>
-      </w:pPr>
-      <w:r>
-        <w:rPr>
-          <w:b w:val="0"/>
-        </w:rPr>
-        <w:t>Calculator and optional local Python 3 for arithmetic; no live API or private data</w:t>
+        <w:pStyle w:val="Heading3"/>
+      </w:pPr>
+      <w:r>
+        <w:t>Data retention and deletion</w:t>
       </w:r>
     </w:p>
     <w:p>
       <w:pPr>
-        <w:spacing w:line="336" w:lineRule="auto" w:after="180"/>
-      </w:pPr>
-      <w:r>
-        <w:rPr>
-          <w:b w:val="0"/>
-        </w:rPr>
-        <w:t>Prepare the fresh retry separately and withhold its solution until after collection</w:t>
+        <w:pStyle w:val="Heading3"/>
+      </w:pPr>
+      <w:r>
+        <w:t>External side effects and recovery</w:t>
       </w:r>
     </w:p>
     <w:p>
       <w:pPr>
-        <w:pStyle w:val="Heading3"/>
-      </w:pPr>
-      <w:r>
-        <w:t>Prerequisite answer</w:t>
+        <w:spacing w:line="336" w:lineRule="auto" w:after="180"/>
+      </w:pPr>
+      <w:r>
+        <w:rPr>
+          <w:b w:val="0"/>
+        </w:rPr>
+        <w:t xml:space="preserve">Use the three-session teaching cycle above, with extra time as needed. Development, staging and production are distinct </w:t>
+      </w:r>
+      <w:r>
+        <w:rPr>
+          <w:b/>
+        </w:rPr>
+        <w:t>environment</w:t>
+      </w:r>
+      <w:r>
+        <w:rPr>
+          <w:b w:val="0"/>
+        </w:rPr>
+        <w:t xml:space="preserve">s with explicit data and credential boundaries. Test configuration must not silently target production. Use the supplied constructed scenarios to make the </w:t>
+      </w:r>
+      <w:r>
+        <w:rPr>
+          <w:b/>
+        </w:rPr>
+        <w:t>mechanism</w:t>
+      </w:r>
+      <w:r>
+        <w:rPr>
+          <w:b w:val="0"/>
+        </w:rPr>
+        <w:t xml:space="preserve"> inspectable. Collect W4 before sharing solutions. Students should name intermediate </w:t>
+      </w:r>
+      <w:r>
+        <w:rPr>
+          <w:b/>
+        </w:rPr>
+        <w:t>evidence</w:t>
+      </w:r>
+      <w:r>
+        <w:rPr>
+          <w:b w:val="0"/>
+        </w:rPr>
+        <w:t xml:space="preserve"> and limitations; classroom pacing and learning effectiveness remain unvalidated.</w:t>
       </w:r>
     </w:p>
     <w:p>
       <w:pPr>
-        <w:spacing w:line="336" w:lineRule="auto" w:after="180"/>
-      </w:pPr>
-      <w:r>
-        <w:rPr>
-          <w:b w:val="0"/>
-        </w:rPr>
-        <w:t xml:space="preserve">A result depends on the </w:t>
-      </w:r>
-      <w:r>
-        <w:rPr>
-          <w:b/>
-        </w:rPr>
-        <w:t>input</w:t>
-      </w:r>
-      <w:r>
-        <w:rPr>
-          <w:b w:val="0"/>
-        </w:rPr>
-        <w:t xml:space="preserve">s, procedure and conditions that produced it. Preserve data roles and distinguish observed outcomes from </w:t>
-      </w:r>
-      <w:r>
-        <w:rPr>
-          <w:b/>
-        </w:rPr>
-        <w:t>prediction</w:t>
-      </w:r>
-      <w:r>
-        <w:rPr>
-          <w:b w:val="0"/>
-        </w:rPr>
-        <w:t>s or unmeasured conditions.</w:t>
+        <w:pStyle w:val="Heading3"/>
+      </w:pPr>
+      <w:r>
+        <w:t>Outcomes</w:t>
       </w:r>
     </w:p>
     <w:p>
@@ -690,15 +687,42 @@
         <w:rPr>
           <w:b w:val="0"/>
         </w:rPr>
-        <w:t>If the prior concept cannot be explained, use a short retrieval activity before this chapter.</w:t>
+        <w:t xml:space="preserve">Explain the </w:t>
+      </w:r>
+      <w:r>
+        <w:rPr>
+          <w:b/>
+        </w:rPr>
+        <w:t>mechanism</w:t>
+      </w:r>
+      <w:r>
+        <w:rPr>
+          <w:b w:val="0"/>
+        </w:rPr>
+        <w:t xml:space="preserve"> and terminology of deployment </w:t>
+      </w:r>
+      <w:r>
+        <w:rPr>
+          <w:b/>
+        </w:rPr>
+        <w:t>environment</w:t>
+      </w:r>
+      <w:r>
+        <w:rPr>
+          <w:b w:val="0"/>
+        </w:rPr>
+        <w:t>s</w:t>
       </w:r>
     </w:p>
     <w:p>
       <w:pPr>
-        <w:pStyle w:val="Heading3"/>
-      </w:pPr>
-      <w:r>
-        <w:t>End goal for the pictorial case</w:t>
+        <w:spacing w:line="336" w:lineRule="auto" w:after="180"/>
+      </w:pPr>
+      <w:r>
+        <w:rPr>
+          <w:b w:val="0"/>
+        </w:rPr>
+        <w:t>Apply the stated procedure to a new case with a traceable result</w:t>
       </w:r>
     </w:p>
     <w:p>
@@ -709,43 +733,31 @@
         <w:rPr>
           <w:b w:val="0"/>
         </w:rPr>
-        <w:t xml:space="preserve">Explain deployment </w:t>
-      </w:r>
-      <w:r>
-        <w:rPr>
-          <w:b/>
-        </w:rPr>
-        <w:t>environment</w:t>
-      </w:r>
-      <w:r>
-        <w:rPr>
-          <w:b w:val="0"/>
-        </w:rPr>
-        <w:t>s using the deciding step in this fictional service.</w:t>
+        <w:t>Identify an assumption or limitation and design a revealing follow-up</w:t>
       </w:r>
     </w:p>
     <w:p>
       <w:pPr>
-        <w:spacing w:line="336" w:lineRule="auto" w:after="180"/>
-      </w:pPr>
-      <w:r>
-        <w:rPr>
-          <w:b w:val="0"/>
-        </w:rPr>
-        <w:t>This added worked case illustrates the week’s main idea. Retain all original and connected topics; schedule its practice within the teaching cycle.</w:t>
+        <w:pStyle w:val="Heading3"/>
+      </w:pPr>
+      <w:r>
+        <w:t>Preparation</w:t>
       </w:r>
     </w:p>
     <w:p>
       <w:pPr>
-        <w:pStyle w:val="Heading1"/>
-      </w:pPr>
-      <w:r>
-        <w:t>02. Explain and model the mechanism</w:t>
+        <w:pStyle w:val="Heading3"/>
+      </w:pPr>
+      <w:r>
+        <w:t>Prerequisite answer</w:t>
       </w:r>
     </w:p>
     <w:p>
-      <w:r>
-        <w:t>Model Deployment environments using the supplied case, labelled mechanism and reasoning. Make the scope of each conclusion explicit.</w:t>
+      <w:pPr>
+        <w:pStyle w:val="Heading3"/>
+      </w:pPr>
+      <w:r>
+        <w:t>End goal for the pictorial case</w:t>
       </w:r>
     </w:p>
     <w:p>
@@ -756,49 +768,28 @@
         <w:rPr>
           <w:b w:val="0"/>
         </w:rPr>
-        <w:t xml:space="preserve">Development, staging and production are distinct </w:t>
-      </w:r>
-      <w:r>
-        <w:rPr>
-          <w:b/>
-        </w:rPr>
-        <w:t>environment</w:t>
-      </w:r>
-      <w:r>
-        <w:rPr>
-          <w:b w:val="0"/>
-        </w:rPr>
-        <w:t>s with explicit data and credential boundaries. Test configuration must not silently target production.</w:t>
+        <w:t>This added worked case illustrates the week’s main idea. Retain all original and connected topics; schedule its practice within the teaching cycle.</w:t>
       </w:r>
     </w:p>
     <w:p>
       <w:pPr>
-        <w:pStyle w:val="Heading3"/>
-      </w:pPr>
-      <w:r>
-        <w:t>Explain Deployment environments · 1</w:t>
+        <w:pStyle w:val="Heading1"/>
+      </w:pPr>
+      <w:r>
+        <w:t>02. Teach target, namespace and authority as explicit boundaries</w:t>
       </w:r>
     </w:p>
     <w:p>
-      <w:pPr>
-        <w:spacing w:line="336" w:lineRule="auto" w:after="180"/>
-      </w:pPr>
-      <w:r>
-        <w:rPr>
-          <w:b w:val="0"/>
-        </w:rPr>
-        <w:t>Begin by writing the question the procedure is intended to answer. Identify the information already supplied, the information it will produce and the information still missing.</w:t>
+      <w:r>
+        <w:t>Inspect actual configuration rather than treating a badge as enforcement.</w:t>
       </w:r>
     </w:p>
     <w:p>
       <w:pPr>
-        <w:spacing w:line="336" w:lineRule="auto" w:after="180"/>
-      </w:pPr>
-      <w:r>
-        <w:rPr>
-          <w:b w:val="0"/>
-        </w:rPr>
-        <w:t>These are constructed classroom examples; they do not require live accounts, private records or an external service. Do not treat a plausible explanation as a measured outcome.</w:t>
+        <w:pStyle w:val="Heading2"/>
+      </w:pPr>
+      <w:r>
+        <w:t>Definitions and complete fictional manifest</w:t>
       </w:r>
     </w:p>
     <w:p>
@@ -809,7 +800,7 @@
         <w:rPr>
           <w:b w:val="0"/>
         </w:rPr>
-        <w:t xml:space="preserve">For the classroom mock ENV selects a separate fixture store and secret namespace. Validate allowed </w:t>
+        <w:t xml:space="preserve">Development, staging and production are distinct </w:t>
       </w:r>
       <w:r>
         <w:rPr>
@@ -821,15 +812,1369 @@
         <w:rPr>
           <w:b w:val="0"/>
         </w:rPr>
-        <w:t xml:space="preserve"> names. A staging run cannot use production write credentials.</w:t>
+        <w:t>s with explicit data and credential boundaries. Test configuration must not silently target production.</w:t>
       </w:r>
     </w:p>
     <w:p>
       <w:pPr>
+        <w:spacing w:line="336" w:lineRule="auto" w:after="180"/>
+      </w:pPr>
+      <w:r>
+        <w:rPr>
+          <w:b w:val="0"/>
+        </w:rPr>
+        <w:t xml:space="preserve">For the classroom mock ENV selects a separate fixture store and secret namespace. Validate allowed </w:t>
+      </w:r>
+      <w:r>
+        <w:rPr>
+          <w:b/>
+        </w:rPr>
+        <w:t>environment</w:t>
+      </w:r>
+      <w:r>
+        <w:rPr>
+          <w:b w:val="0"/>
+        </w:rPr>
+        <w:t xml:space="preserve"> names. A staging run cannot use production write credentials.</w:t>
+      </w:r>
+    </w:p>
+    <w:tbl>
+      <w:tblPr>
+        <w:tblStyle w:val="LightShading-Accent1"/>
+        <w:tblW w:type="auto" w:w="0"/>
+        <w:tblLook w:firstColumn="1" w:firstRow="1" w:lastColumn="0" w:lastRow="0" w:noHBand="0" w:noVBand="1" w:val="04A0"/>
+      </w:tblPr>
+      <w:tblGrid>
+        <w:gridCol w:w="3408"/>
+        <w:gridCol w:w="3408"/>
+        <w:gridCol w:w="3408"/>
+      </w:tblGrid>
+      <w:tr>
+        <w:trPr>
+          <w:tblHeader/>
+        </w:trPr>
+        <w:tc>
+          <w:tcPr>
+            <w:tcW w:type="dxa" w:w="3408"/>
+          </w:tcPr>
+          <w:p>
+            <w:r>
+              <w:t>Symbolic environment</w:t>
+            </w:r>
+          </w:p>
+        </w:tc>
+        <w:tc>
+          <w:tcPr>
+            <w:tcW w:type="dxa" w:w="3408"/>
+          </w:tcPr>
+          <w:p>
+            <w:r>
+              <w:t>Store / secret namespace / credential ID</w:t>
+            </w:r>
+          </w:p>
+        </w:tc>
+        <w:tc>
+          <w:tcPr>
+            <w:tcW w:type="dxa" w:w="3408"/>
+          </w:tcPr>
+          <w:p>
+            <w:r>
+              <w:t>Fictional room</w:t>
+            </w:r>
+          </w:p>
+        </w:tc>
+      </w:tr>
+      <w:tr>
+        <w:tc>
+          <w:tcPr>
+            <w:tcW w:type="dxa" w:w="3408"/>
+          </w:tcPr>
+          <w:p>
+            <w:r>
+              <w:t>development</w:t>
+            </w:r>
+          </w:p>
+        </w:tc>
+        <w:tc>
+          <w:tcPr>
+            <w:tcW w:type="dxa" w:w="3408"/>
+          </w:tcPr>
+          <w:p>
+            <w:r>
+              <w:t>dev-fixtures / dev-mock / dev-reader</w:t>
+            </w:r>
+          </w:p>
+        </w:tc>
+        <w:tc>
+          <w:tcPr>
+            <w:tcW w:type="dxa" w:w="3408"/>
+          </w:tcPr>
+          <w:p>
+            <w:r>
+              <w:t>D</w:t>
+            </w:r>
+          </w:p>
+        </w:tc>
+      </w:tr>
+      <w:tr>
+        <w:tc>
+          <w:tcPr>
+            <w:tcW w:type="dxa" w:w="3408"/>
+          </w:tcPr>
+          <w:p>
+            <w:r>
+              <w:t>staging</w:t>
+            </w:r>
+          </w:p>
+        </w:tc>
+        <w:tc>
+          <w:tcPr>
+            <w:tcW w:type="dxa" w:w="3408"/>
+          </w:tcPr>
+          <w:p>
+            <w:r>
+              <w:t>stage-fixtures / stage-mock / stage-reader</w:t>
+            </w:r>
+          </w:p>
+        </w:tc>
+        <w:tc>
+          <w:tcPr>
+            <w:tcW w:type="dxa" w:w="3408"/>
+          </w:tcPr>
+          <w:p>
+            <w:r>
+              <w:t>Z</w:t>
+            </w:r>
+          </w:p>
+        </w:tc>
+      </w:tr>
+      <w:tr>
+        <w:tc>
+          <w:tcPr>
+            <w:tcW w:type="dxa" w:w="3408"/>
+          </w:tcPr>
+          <w:p>
+            <w:r>
+              <w:t>production</w:t>
+            </w:r>
+          </w:p>
+        </w:tc>
+        <w:tc>
+          <w:tcPr>
+            <w:tcW w:type="dxa" w:w="3408"/>
+          </w:tcPr>
+          <w:p>
+            <w:r>
+              <w:t>approved-school / prod-mock / prod-reader</w:t>
+            </w:r>
+          </w:p>
+        </w:tc>
+        <w:tc>
+          <w:tcPr>
+            <w:tcW w:type="dxa" w:w="3408"/>
+          </w:tcPr>
+          <w:p>
+            <w:r>
+              <w:t>A</w:t>
+            </w:r>
+          </w:p>
+        </w:tc>
+      </w:tr>
+      <w:tr>
+        <w:tc>
+          <w:tcPr>
+            <w:tcW w:type="dxa" w:w="3408"/>
+          </w:tcPr>
+          <w:p>
+            <w:r>
+              <w:t>Allowed operation</w:t>
+            </w:r>
+          </w:p>
+        </w:tc>
+        <w:tc>
+          <w:tcPr>
+            <w:tcW w:type="dxa" w:w="3408"/>
+          </w:tcPr>
+          <w:p>
+            <w:r>
+              <w:t>Read only, in the environment and store declared by trusted credential metadata</w:t>
+            </w:r>
+          </w:p>
+        </w:tc>
+        <w:tc>
+          <w:tcPr>
+            <w:tcW w:type="dxa" w:w="3408"/>
+          </w:tcPr>
+          <w:p>
+            <w:r>
+              <w:t>No writes</w:t>
+            </w:r>
+          </w:p>
+        </w:tc>
+      </w:tr>
+      <w:tr>
+        <w:tc>
+          <w:tcPr>
+            <w:tcW w:type="dxa" w:w="3408"/>
+          </w:tcPr>
+          <w:p>
+            <w:r>
+              <w:t>Configuration validation</w:t>
+            </w:r>
+          </w:p>
+        </w:tc>
+        <w:tc>
+          <w:tcPr>
+            <w:tcW w:type="dxa" w:w="3408"/>
+          </w:tcPr>
+          <w:p>
+            <w:r>
+              <w:t>Exact field names; known environment; matching store, namespace and credential authority</w:t>
+            </w:r>
+          </w:p>
+        </w:tc>
+        <w:tc>
+          <w:tcPr>
+            <w:tcW w:type="dxa" w:w="3408"/>
+          </w:tcPr>
+          <w:p>
+            <w:r>
+              <w:t>Block before fixture lookup on mismatch</w:t>
+            </w:r>
+          </w:p>
+        </w:tc>
+      </w:tr>
+      <w:tr>
+        <w:tc>
+          <w:tcPr>
+            <w:tcW w:type="dxa" w:w="3408"/>
+          </w:tcPr>
+          <w:p>
+            <w:r>
+              <w:t>Credential IDs</w:t>
+            </w:r>
+          </w:p>
+        </w:tc>
+        <w:tc>
+          <w:tcPr>
+            <w:tcW w:type="dxa" w:w="3408"/>
+          </w:tcPr>
+          <w:p>
+            <w:r>
+              <w:t>Harmless symbolic labels, not usable keys or secret values</w:t>
+            </w:r>
+          </w:p>
+        </w:tc>
+        <w:tc>
+          <w:tcPr>
+            <w:tcW w:type="dxa" w:w="3408"/>
+          </w:tcPr>
+          <w:p>
+            <w:r>
+              <w:t>No real secret access</w:t>
+            </w:r>
+          </w:p>
+        </w:tc>
+      </w:tr>
+      <w:tr>
+        <w:tc>
+          <w:tcPr>
+            <w:tcW w:type="dxa" w:w="3408"/>
+          </w:tcPr>
+          <w:p>
+            <w:r>
+              <w:t>Isolation limit</w:t>
+            </w:r>
+          </w:p>
+        </w:tc>
+        <w:tc>
+          <w:tcPr>
+            <w:tcW w:type="dxa" w:w="3408"/>
+          </w:tcPr>
+          <w:p>
+            <w:r>
+              <w:t>Dictionary checks model policy decisions, not actual IAM or network enforcement</w:t>
+            </w:r>
+          </w:p>
+        </w:tc>
+        <w:tc>
+          <w:tcPr>
+            <w:tcW w:type="dxa" w:w="3408"/>
+          </w:tcPr>
+          <w:p>
+            <w:r>
+              <w:t>No live systems used</w:t>
+            </w:r>
+          </w:p>
+        </w:tc>
+      </w:tr>
+    </w:tbl>
+    <w:p>
+      <w:pPr>
+        <w:pStyle w:val="Heading2"/>
+      </w:pPr>
+      <w:r>
+        <w:t>Main decision ledger and checked reasoning</w:t>
+      </w:r>
+    </w:p>
+    <w:tbl>
+      <w:tblPr>
+        <w:tblStyle w:val="LightShading-Accent1"/>
+        <w:tblW w:type="auto" w:w="0"/>
+        <w:tblLook w:firstColumn="1" w:firstRow="1" w:lastColumn="0" w:lastRow="0" w:noHBand="0" w:noVBand="1" w:val="04A0"/>
+      </w:tblPr>
+      <w:tblGrid>
+        <w:gridCol w:w="3408"/>
+        <w:gridCol w:w="3408"/>
+        <w:gridCol w:w="3408"/>
+      </w:tblGrid>
+      <w:tr>
+        <w:trPr>
+          <w:tblHeader/>
+        </w:trPr>
+        <w:tc>
+          <w:tcPr>
+            <w:tcW w:type="dxa" w:w="3408"/>
+          </w:tcPr>
+          <w:p>
+            <w:r>
+              <w:t>Staging request variant</w:t>
+            </w:r>
+          </w:p>
+        </w:tc>
+        <w:tc>
+          <w:tcPr>
+            <w:tcW w:type="dxa" w:w="3408"/>
+          </w:tcPr>
+          <w:p>
+            <w:r>
+              <w:t>Expected decision</w:t>
+            </w:r>
+          </w:p>
+        </w:tc>
+        <w:tc>
+          <w:tcPr>
+            <w:tcW w:type="dxa" w:w="3408"/>
+          </w:tcPr>
+          <w:p>
+            <w:r>
+              <w:t>Local read trace</w:t>
+            </w:r>
+          </w:p>
+        </w:tc>
+      </w:tr>
+      <w:tr>
+        <w:tc>
+          <w:tcPr>
+            <w:tcW w:type="dxa" w:w="3408"/>
+          </w:tcPr>
+          <w:p>
+            <w:r>
+              <w:t>Label staging, store approved-school</w:t>
+            </w:r>
+          </w:p>
+        </w:tc>
+        <w:tc>
+          <w:tcPr>
+            <w:tcW w:type="dxa" w:w="3408"/>
+          </w:tcPr>
+          <w:p>
+            <w:r>
+              <w:t>Blocked: store crosses environment</w:t>
+            </w:r>
+          </w:p>
+        </w:tc>
+        <w:tc>
+          <w:tcPr>
+            <w:tcW w:type="dxa" w:w="3408"/>
+          </w:tcPr>
+          <w:p>
+            <w:r>
+              <w:t>Empty</w:t>
+            </w:r>
+          </w:p>
+        </w:tc>
+      </w:tr>
+      <w:tr>
+        <w:tc>
+          <w:tcPr>
+            <w:tcW w:type="dxa" w:w="3408"/>
+          </w:tcPr>
+          <w:p>
+            <w:r>
+              <w:t>Correct stage-fixtures / stage-mock / stage-reader, read</w:t>
+            </w:r>
+          </w:p>
+        </w:tc>
+        <w:tc>
+          <w:tcPr>
+            <w:tcW w:type="dxa" w:w="3408"/>
+          </w:tcPr>
+          <w:p>
+            <w:r>
+              <w:t>Allowed fictional rehearsal; returns room Z</w:t>
+            </w:r>
+          </w:p>
+        </w:tc>
+        <w:tc>
+          <w:tcPr>
+            <w:tcW w:type="dxa" w:w="3408"/>
+          </w:tcPr>
+          <w:p>
+            <w:r>
+              <w:t>stage-fixtures once</w:t>
+            </w:r>
+          </w:p>
+        </w:tc>
+      </w:tr>
+      <w:tr>
+        <w:tc>
+          <w:tcPr>
+            <w:tcW w:type="dxa" w:w="3408"/>
+          </w:tcPr>
+          <w:p>
+            <w:r>
+              <w:t>Correct staging store but prod-reader</w:t>
+            </w:r>
+          </w:p>
+        </w:tc>
+        <w:tc>
+          <w:tcPr>
+            <w:tcW w:type="dxa" w:w="3408"/>
+          </w:tcPr>
+          <w:p>
+            <w:r>
+              <w:t>Blocked: wrong credential authority</w:t>
+            </w:r>
+          </w:p>
+        </w:tc>
+        <w:tc>
+          <w:tcPr>
+            <w:tcW w:type="dxa" w:w="3408"/>
+          </w:tcPr>
+          <w:p>
+            <w:r>
+              <w:t>No added read</w:t>
+            </w:r>
+          </w:p>
+        </w:tc>
+      </w:tr>
+      <w:tr>
+        <w:tc>
+          <w:tcPr>
+            <w:tcW w:type="dxa" w:w="3408"/>
+          </w:tcPr>
+          <w:p>
+            <w:r>
+              <w:t>Correct staging store but prod-mock namespace</w:t>
+            </w:r>
+          </w:p>
+        </w:tc>
+        <w:tc>
+          <w:tcPr>
+            <w:tcW w:type="dxa" w:w="3408"/>
+          </w:tcPr>
+          <w:p>
+            <w:r>
+              <w:t>Blocked: wrong secret namespace</w:t>
+            </w:r>
+          </w:p>
+        </w:tc>
+        <w:tc>
+          <w:tcPr>
+            <w:tcW w:type="dxa" w:w="3408"/>
+          </w:tcPr>
+          <w:p>
+            <w:r>
+              <w:t>No added read</w:t>
+            </w:r>
+          </w:p>
+        </w:tc>
+      </w:tr>
+      <w:tr>
+        <w:tc>
+          <w:tcPr>
+            <w:tcW w:type="dxa" w:w="3408"/>
+          </w:tcPr>
+          <w:p>
+            <w:r>
+              <w:t>Correct staging fields but write operation</w:t>
+            </w:r>
+          </w:p>
+        </w:tc>
+        <w:tc>
+          <w:tcPr>
+            <w:tcW w:type="dxa" w:w="3408"/>
+          </w:tcPr>
+          <w:p>
+            <w:r>
+              <w:t>Blocked: read-only authority</w:t>
+            </w:r>
+          </w:p>
+        </w:tc>
+        <w:tc>
+          <w:tcPr>
+            <w:tcW w:type="dxa" w:w="3408"/>
+          </w:tcPr>
+          <w:p>
+            <w:r>
+              <w:t>No added read</w:t>
+            </w:r>
+          </w:p>
+        </w:tc>
+      </w:tr>
+      <w:tr>
+        <w:tc>
+          <w:tcPr>
+            <w:tcW w:type="dxa" w:w="3408"/>
+          </w:tcPr>
+          <w:p>
+            <w:r>
+              <w:t>Unknown environment name stage</w:t>
+            </w:r>
+          </w:p>
+        </w:tc>
+        <w:tc>
+          <w:tcPr>
+            <w:tcW w:type="dxa" w:w="3408"/>
+          </w:tcPr>
+          <w:p>
+            <w:r>
+              <w:t>Blocked; no implicit fallback</w:t>
+            </w:r>
+          </w:p>
+        </w:tc>
+        <w:tc>
+          <w:tcPr>
+            <w:tcW w:type="dxa" w:w="3408"/>
+          </w:tcPr>
+          <w:p>
+            <w:r>
+              <w:t>No added read</w:t>
+            </w:r>
+          </w:p>
+        </w:tc>
+      </w:tr>
+    </w:tbl>
+    <w:p>
+      <w:pPr>
+        <w:spacing w:line="336" w:lineRule="auto" w:after="180"/>
+      </w:pPr>
+      <w:r>
+        <w:rPr>
+          <w:b w:val="0"/>
+        </w:rPr>
+        <w:t>Require separate checks of environment name, target store, secret namespace and trusted credential operation/scope. Main staging-to-production-store configuration blocks before lookup. Correct staging reads fictional Z once; substituting prod-reader blocks even with the correct staging store. Fake data cannot reduce a credential’s authority. No configuration silently defaults to production.</w:t>
+      </w:r>
+    </w:p>
+    <w:p>
+      <w:pPr>
+        <w:spacing w:line="336" w:lineRule="auto" w:after="180"/>
+      </w:pPr>
+      <w:r>
+        <w:rPr>
+          <w:b w:val="0"/>
+        </w:rPr>
+        <w:t>The symbolic production dictionary is not live school data. A passing rehearsal supports review rather than automatic promotion, and the code cannot demonstrate real network/IAM separation. The selected development/production-token case transfers the authority check to a different environment but retains the same principle; assess the learner’s explanation, not a claim of wholly unfamiliar content.</w:t>
+      </w:r>
+    </w:p>
+    <w:p>
+      <w:pPr>
         <w:pStyle w:val="Heading3"/>
       </w:pPr>
       <w:r>
-        <w:t>Explain Deployment environments · 2</w:t>
+        <w:t>Deployment environments — evidence trace</w:t>
+      </w:r>
+    </w:p>
+    <w:tbl>
+      <w:tblPr>
+        <w:tblStyle w:val="LightShading-Accent1"/>
+        <w:tblW w:type="auto" w:w="0"/>
+        <w:tblLook w:firstColumn="1" w:firstRow="1" w:lastColumn="0" w:lastRow="0" w:noHBand="0" w:noVBand="1" w:val="04A0"/>
+      </w:tblPr>
+      <w:tblGrid>
+        <w:gridCol w:w="3408"/>
+        <w:gridCol w:w="3408"/>
+        <w:gridCol w:w="3408"/>
+      </w:tblGrid>
+      <w:tr>
+        <w:trPr>
+          <w:tblHeader/>
+        </w:trPr>
+        <w:tc>
+          <w:tcPr>
+            <w:tcW w:type="dxa" w:w="3408"/>
+          </w:tcPr>
+          <w:p>
+            <w:r>
+              <w:t>Input and scope</w:t>
+            </w:r>
+          </w:p>
+        </w:tc>
+        <w:tc>
+          <w:tcPr>
+            <w:tcW w:type="dxa" w:w="3408"/>
+          </w:tcPr>
+          <w:p>
+            <w:r>
+              <w:t>Check or calculation</w:t>
+            </w:r>
+          </w:p>
+        </w:tc>
+        <w:tc>
+          <w:tcPr>
+            <w:tcW w:type="dxa" w:w="3408"/>
+          </w:tcPr>
+          <w:p>
+            <w:r>
+              <w:t>Conclusion and limit</w:t>
+            </w:r>
+          </w:p>
+        </w:tc>
+      </w:tr>
+      <w:tr>
+        <w:tc>
+          <w:tcPr>
+            <w:tcW w:type="dxa" w:w="3408"/>
+          </w:tcPr>
+          <w:p>
+            <w:r>
+              <w:t>Staging configuration points to production storage while the interface displays staging.</w:t>
+            </w:r>
+          </w:p>
+        </w:tc>
+        <w:tc>
+          <w:tcPr>
+            <w:tcW w:type="dxa" w:w="3408"/>
+          </w:tcPr>
+          <w:p>
+            <w:r>
+              <w:t>For the classroom mock ENV selects a separate fixture store and secret namespace. Validate allowed environment names. A staging run cannot use production write credentials.</w:t>
+            </w:r>
+          </w:p>
+        </w:tc>
+        <w:tc>
+          <w:tcPr>
+            <w:tcW w:type="dxa" w:w="3408"/>
+          </w:tcPr>
+          <w:p>
+            <w:r>
+              <w:t>The label is misleading; block the run through configuration validation. A display badge is not an isolation boundary.</w:t>
+            </w:r>
+          </w:p>
+        </w:tc>
+      </w:tr>
+    </w:tbl>
+    <w:p>
+      <w:r>
+        <w:t>The figure connects this chapter's worked input, declared procedure and result. Read the complete worked reasoning for qualifiers and intermediate steps; the abbreviated labels do not replace that reasoning.</w:t>
+      </w:r>
+    </w:p>
+    <w:p>
+      <w:pPr>
+        <w:spacing w:line="336" w:lineRule="auto" w:after="180"/>
+      </w:pPr>
+      <w:r>
+        <w:rPr>
+          <w:b w:val="0"/>
+        </w:rPr>
+        <w:t xml:space="preserve">Guided: The label is misleading; block the run through configuration validation. A display badge is not an </w:t>
+      </w:r>
+      <w:r>
+        <w:rPr>
+          <w:b/>
+        </w:rPr>
+        <w:t>isolation</w:t>
+      </w:r>
+      <w:r>
+        <w:rPr>
+          <w:b w:val="0"/>
+        </w:rPr>
+        <w:t xml:space="preserve"> boundary.</w:t>
+      </w:r>
+    </w:p>
+    <w:p>
+      <w:pPr>
+        <w:spacing w:line="336" w:lineRule="auto" w:after="180"/>
+      </w:pPr>
+      <w:r>
+        <w:rPr>
+          <w:b w:val="0"/>
+        </w:rPr>
+        <w:t>Qualification: Passing staging tests does not prove production limits or operational conditions are identical.</w:t>
+      </w:r>
+    </w:p>
+    <w:p>
+      <w:pPr>
+        <w:spacing w:line="336" w:lineRule="auto" w:after="180"/>
+      </w:pPr>
+      <w:r>
+        <w:rPr>
+          <w:b w:val="0"/>
+        </w:rPr>
+        <w:t xml:space="preserve">Exit: accept a concrete variation with its predicted outcome and a stated condition that would challenge the </w:t>
+      </w:r>
+      <w:r>
+        <w:rPr>
+          <w:b/>
+        </w:rPr>
+        <w:t>mechanism</w:t>
+      </w:r>
+      <w:r>
+        <w:rPr>
+          <w:b w:val="0"/>
+        </w:rPr>
+        <w:t xml:space="preserve">; reject a claim resting on unmeasured </w:t>
+      </w:r>
+      <w:r>
+        <w:rPr>
+          <w:b/>
+        </w:rPr>
+        <w:t>evidence</w:t>
+      </w:r>
+      <w:r>
+        <w:rPr>
+          <w:b w:val="0"/>
+        </w:rPr>
+        <w:t>.</w:t>
+      </w:r>
+    </w:p>
+    <w:p>
+      <w:pPr>
+        <w:spacing w:line="336" w:lineRule="auto" w:after="180"/>
+      </w:pPr>
+      <w:r>
+        <w:rPr>
+          <w:b w:val="0"/>
+        </w:rPr>
+        <w:t>Staging configuration points to production storage while the interface displays staging.</w:t>
+      </w:r>
+    </w:p>
+    <w:p>
+      <w:pPr>
+        <w:spacing w:line="336" w:lineRule="auto" w:after="180"/>
+      </w:pPr>
+      <w:r>
+        <w:rPr>
+          <w:b w:val="0"/>
+        </w:rPr>
+        <w:t xml:space="preserve">The label is misleading; block the run through configuration validation. A display badge is not an </w:t>
+      </w:r>
+      <w:r>
+        <w:rPr>
+          <w:b/>
+        </w:rPr>
+        <w:t>isolation</w:t>
+      </w:r>
+      <w:r>
+        <w:rPr>
+          <w:b w:val="0"/>
+        </w:rPr>
+        <w:t xml:space="preserve"> boundary.</w:t>
+      </w:r>
+    </w:p>
+    <w:p>
+      <w:pPr>
+        <w:spacing w:line="336" w:lineRule="auto" w:after="180"/>
+      </w:pPr>
+      <w:r>
+        <w:rPr>
+          <w:b w:val="0"/>
+        </w:rPr>
+        <w:t xml:space="preserve">Compare the intermediate </w:t>
+      </w:r>
+      <w:r>
+        <w:rPr>
+          <w:b/>
+        </w:rPr>
+        <w:t>evidence</w:t>
+      </w:r>
+      <w:r>
+        <w:rPr>
+          <w:b w:val="0"/>
+        </w:rPr>
+        <w:t xml:space="preserve"> with the final statement. Explain why each number or decision follows from the stated </w:t>
+      </w:r>
+      <w:r>
+        <w:rPr>
+          <w:b/>
+        </w:rPr>
+        <w:t>input</w:t>
+      </w:r>
+      <w:r>
+        <w:rPr>
+          <w:b w:val="0"/>
+        </w:rPr>
+        <w:t>s.</w:t>
+      </w:r>
+    </w:p>
+    <w:p>
+      <w:pPr>
+        <w:spacing w:line="336" w:lineRule="auto" w:after="180"/>
+      </w:pPr>
+      <w:r>
+        <w:rPr>
+          <w:b w:val="0"/>
+        </w:rPr>
+        <w:t xml:space="preserve">The conclusion belongs to this scenario and procedure; changing the </w:t>
+      </w:r>
+      <w:r>
+        <w:rPr>
+          <w:b/>
+        </w:rPr>
+        <w:t>input</w:t>
+      </w:r>
+      <w:r>
+        <w:rPr>
+          <w:b w:val="0"/>
+        </w:rPr>
+        <w:t>s, evaluation population or authority can change what it establishes. Retain the raw record so a later revision can be compared honestly.</w:t>
+      </w:r>
+    </w:p>
+    <w:p>
+      <w:pPr>
+        <w:pStyle w:val="Heading2"/>
+      </w:pPr>
+      <w:r>
+        <w:t>Mismatch and representativeness probes</w:t>
+      </w:r>
+    </w:p>
+    <w:tbl>
+      <w:tblPr>
+        <w:tblStyle w:val="LightShading-Accent1"/>
+        <w:tblW w:type="auto" w:w="0"/>
+        <w:tblLook w:firstColumn="1" w:firstRow="1" w:lastColumn="0" w:lastRow="0" w:noHBand="0" w:noVBand="1" w:val="04A0"/>
+      </w:tblPr>
+      <w:tblGrid>
+        <w:gridCol w:w="5112"/>
+        <w:gridCol w:w="5112"/>
+      </w:tblGrid>
+      <w:tr>
+        <w:trPr>
+          <w:tblHeader/>
+        </w:trPr>
+        <w:tc>
+          <w:tcPr>
+            <w:tcW w:type="dxa" w:w="5112"/>
+          </w:tcPr>
+          <w:p>
+            <w:r>
+              <w:t>Probe</w:t>
+            </w:r>
+          </w:p>
+        </w:tc>
+        <w:tc>
+          <w:tcPr>
+            <w:tcW w:type="dxa" w:w="5112"/>
+          </w:tcPr>
+          <w:p>
+            <w:r>
+              <w:t>Expected interpretation</w:t>
+            </w:r>
+          </w:p>
+        </w:tc>
+      </w:tr>
+      <w:tr>
+        <w:tc>
+          <w:tcPr>
+            <w:tcW w:type="dxa" w:w="5112"/>
+          </w:tcPr>
+          <w:p>
+            <w:r>
+              <w:t>Staging badge but production target</w:t>
+            </w:r>
+          </w:p>
+        </w:tc>
+        <w:tc>
+          <w:tcPr>
+            <w:tcW w:type="dxa" w:w="5112"/>
+          </w:tcPr>
+          <w:p>
+            <w:r>
+              <w:t>Block; label is not an isolation boundary</w:t>
+            </w:r>
+          </w:p>
+        </w:tc>
+      </w:tr>
+      <w:tr>
+        <w:tc>
+          <w:tcPr>
+            <w:tcW w:type="dxa" w:w="5112"/>
+          </w:tcPr>
+          <w:p>
+            <w:r>
+              <w:t>Fake records but production-capable credential</w:t>
+            </w:r>
+          </w:p>
+        </w:tc>
+        <w:tc>
+          <w:tcPr>
+            <w:tcW w:type="dxa" w:w="5112"/>
+          </w:tcPr>
+          <w:p>
+            <w:r>
+              <w:t>Authority crosses environments; fake data does not repair it</w:t>
+            </w:r>
+          </w:p>
+        </w:tc>
+      </w:tr>
+      <w:tr>
+        <w:tc>
+          <w:tcPr>
+            <w:tcW w:type="dxa" w:w="5112"/>
+          </w:tcPr>
+          <w:p>
+            <w:r>
+              <w:t>Staging store and correct credential, wrong namespace</w:t>
+            </w:r>
+          </w:p>
+        </w:tc>
+        <w:tc>
+          <w:tcPr>
+            <w:tcW w:type="dxa" w:w="5112"/>
+          </w:tcPr>
+          <w:p>
+            <w:r>
+              <w:t>Block; do not silently borrow production secrets</w:t>
+            </w:r>
+          </w:p>
+        </w:tc>
+      </w:tr>
+      <w:tr>
+        <w:tc>
+          <w:tcPr>
+            <w:tcW w:type="dxa" w:w="5112"/>
+          </w:tcPr>
+          <w:p>
+            <w:r>
+              <w:t>Unknown environment or missing field</w:t>
+            </w:r>
+          </w:p>
+        </w:tc>
+        <w:tc>
+          <w:tcPr>
+            <w:tcW w:type="dxa" w:w="5112"/>
+          </w:tcPr>
+          <w:p>
+            <w:r>
+              <w:t>Reject rather than default to production</w:t>
+            </w:r>
+          </w:p>
+        </w:tc>
+      </w:tr>
+      <w:tr>
+        <w:tc>
+          <w:tcPr>
+            <w:tcW w:type="dxa" w:w="5112"/>
+          </w:tcPr>
+          <w:p>
+            <w:r>
+              <w:t>Read-only credential asked to write</w:t>
+            </w:r>
+          </w:p>
+        </w:tc>
+        <w:tc>
+          <w:tcPr>
+            <w:tcW w:type="dxa" w:w="5112"/>
+          </w:tcPr>
+          <w:p>
+            <w:r>
+              <w:t>Block operation mismatch</w:t>
+            </w:r>
+          </w:p>
+        </w:tc>
+      </w:tr>
+      <w:tr>
+        <w:tc>
+          <w:tcPr>
+            <w:tcW w:type="dxa" w:w="5112"/>
+          </w:tcPr>
+          <w:p>
+            <w:r>
+              <w:t>Successful fictional rehearsal</w:t>
+            </w:r>
+          </w:p>
+        </w:tc>
+        <w:tc>
+          <w:tcPr>
+            <w:tcW w:type="dxa" w:w="5112"/>
+          </w:tcPr>
+          <w:p>
+            <w:r>
+              <w:t>Evidence for supplied fixtures; no automatic promotion</w:t>
+            </w:r>
+          </w:p>
+        </w:tc>
+      </w:tr>
+      <w:tr>
+        <w:tc>
+          <w:tcPr>
+            <w:tcW w:type="dxa" w:w="5112"/>
+          </w:tcPr>
+          <w:p>
+            <w:r>
+              <w:t>Actual network route/IAM privileges</w:t>
+            </w:r>
+          </w:p>
+        </w:tc>
+        <w:tc>
+          <w:tcPr>
+            <w:tcW w:type="dxa" w:w="5112"/>
+          </w:tcPr>
+          <w:p>
+            <w:r>
+              <w:t>Not exercised by this symbolic model</w:t>
+            </w:r>
+          </w:p>
+        </w:tc>
+      </w:tr>
+      <w:tr>
+        <w:tc>
+          <w:tcPr>
+            <w:tcW w:type="dxa" w:w="5112"/>
+          </w:tcPr>
+          <w:p>
+            <w:r>
+              <w:t>Real representative test conditions</w:t>
+            </w:r>
+          </w:p>
+        </w:tc>
+        <w:tc>
+          <w:tcPr>
+            <w:tcW w:type="dxa" w:w="5112"/>
+          </w:tcPr>
+          <w:p>
+            <w:r>
+              <w:t>Require approved privacy-safe cases, not copied private production data</w:t>
+            </w:r>
+          </w:p>
+        </w:tc>
+      </w:tr>
+    </w:tbl>
+    <w:p>
+      <w:pPr>
+        <w:pStyle w:val="Heading2"/>
+      </w:pPr>
+      <w:r>
+        <w:t>Separate room-Z rehearsal and changed-credential scope</w:t>
+      </w:r>
+    </w:p>
+    <w:p>
+      <w:pPr>
+        <w:spacing w:line="336" w:lineRule="auto" w:after="180"/>
+      </w:pPr>
+      <w:r>
+        <w:rPr>
+          <w:b w:val="0"/>
+        </w:rPr>
+        <w:t>Separate rehearsal and live service. Staging rehearses a new answer version with fictional records; production serves approved school records.</w:t>
+      </w:r>
+    </w:p>
+    <w:p>
+      <w:pPr>
+        <w:spacing w:line="336" w:lineRule="auto" w:after="180"/>
+      </w:pPr>
+      <w:r>
+        <w:rPr>
+          <w:b w:val="0"/>
+        </w:rPr>
+        <w:t>Staging card names trial room Z; production card names room A. Credentials and stores are separate.</w:t>
+      </w:r>
+    </w:p>
+    <w:p>
+      <w:pPr>
+        <w:spacing w:line="336" w:lineRule="auto" w:after="180"/>
+      </w:pPr>
+      <w:r>
+        <w:rPr>
+          <w:b w:val="0"/>
+        </w:rPr>
+        <w:t>The picture’s approved rehearsal reads fictional room Z with staging-only authority. Its contrasting production card names room A; in our program both are harmless dictionaries. The main bad configuration points staging at the production-labelled store and must stop before any lookup.</w:t>
+      </w:r>
+    </w:p>
+    <w:p>
+      <w:pPr>
+        <w:spacing w:line="336" w:lineRule="auto" w:after="180"/>
+      </w:pPr>
+      <w:r>
+        <w:rPr>
+          <w:b w:val="0"/>
+        </w:rPr>
+        <w:t>The pictured change instead keeps the staging store but substitutes a production credential; this also blocks, for an independent authority mismatch. A successful room-Z rehearsal supports review of that fixture only. It does not promote code, verify every live edge case or prove actual storage/credential isolation.</w:t>
+      </w:r>
+    </w:p>
+    <w:p>
+      <w:pPr>
+        <w:pStyle w:val="Heading2"/>
+      </w:pPr>
+      <w:r>
+        <w:t>Picture trace and boundary key</w:t>
+      </w:r>
+    </w:p>
+    <w:p>
+      <w:r>
+        <w:drawing>
+          <wp:inline xmlns:a="http://schemas.openxmlformats.org/drawingml/2006/main" xmlns:pic="http://schemas.openxmlformats.org/drawingml/2006/picture">
+            <wp:extent cx="5486400" cy="3182112"/>
+            <wp:docPr id="1" name="Picture 1" descr="Use staging data: The rehearsal reads fictional room Z. → Check actual connection: Staging credentials must not reach production storage. → Review evidence: A passing rehearsal supports release review, not automatic promotion."/>
+            <wp:cNvGraphicFramePr>
+              <a:graphicFrameLocks noChangeAspect="1"/>
+            </wp:cNvGraphicFramePr>
+            <a:graphic>
+              <a:graphicData uri="http://schemas.openxmlformats.org/drawingml/2006/picture">
+                <pic:pic>
+                  <pic:nvPicPr>
+                    <pic:cNvPr id="0" name="academy-story-ai-6-23-02.png"/>
+                    <pic:cNvPicPr/>
+                  </pic:nvPicPr>
+                  <pic:blipFill>
+                    <a:blip r:embed="rId9"/>
+                    <a:stretch>
+                      <a:fillRect/>
+                    </a:stretch>
+                  </pic:blipFill>
+                  <pic:spPr>
+                    <a:xfrm>
+                      <a:off x="0" y="0"/>
+                      <a:ext cx="5486400" cy="3182112"/>
+                    </a:xfrm>
+                    <a:prstGeom prst="rect"/>
+                  </pic:spPr>
+                </pic:pic>
+              </a:graphicData>
+            </a:graphic>
+          </wp:inline>
+        </w:drawing>
+      </w:r>
+    </w:p>
+    <w:p>
+      <w:pPr>
+        <w:pStyle w:val="Heading3"/>
+      </w:pPr>
+      <w:r>
+        <w:t>Read the picture one step at a time</w:t>
+      </w:r>
+    </w:p>
+    <w:tbl>
+      <w:tblPr>
+        <w:tblStyle w:val="LightShading-Accent1"/>
+        <w:tblW w:type="auto" w:w="0"/>
+        <w:tblLook w:firstColumn="1" w:firstRow="1" w:lastColumn="0" w:lastRow="0" w:noHBand="0" w:noVBand="1" w:val="04A0"/>
+      </w:tblPr>
+      <w:tblGrid>
+        <w:gridCol w:w="5112"/>
+        <w:gridCol w:w="5112"/>
+      </w:tblGrid>
+      <w:tr>
+        <w:trPr>
+          <w:tblHeader/>
+        </w:trPr>
+        <w:tc>
+          <w:tcPr>
+            <w:tcW w:type="dxa" w:w="5112"/>
+          </w:tcPr>
+          <w:p>
+            <w:r>
+              <w:t>Step</w:t>
+            </w:r>
+          </w:p>
+        </w:tc>
+        <w:tc>
+          <w:tcPr>
+            <w:tcW w:type="dxa" w:w="5112"/>
+          </w:tcPr>
+          <w:p>
+            <w:r>
+              <w:t>What happens and why</w:t>
+            </w:r>
+          </w:p>
+        </w:tc>
+      </w:tr>
+      <w:tr>
+        <w:tc>
+          <w:tcPr>
+            <w:tcW w:type="dxa" w:w="5112"/>
+          </w:tcPr>
+          <w:p>
+            <w:r>
+              <w:t>1. Use staging data</w:t>
+            </w:r>
+          </w:p>
+        </w:tc>
+        <w:tc>
+          <w:tcPr>
+            <w:tcW w:type="dxa" w:w="5112"/>
+          </w:tcPr>
+          <w:p>
+            <w:r>
+              <w:t>The rehearsal reads fictional room Z.</w:t>
+            </w:r>
+          </w:p>
+        </w:tc>
+      </w:tr>
+      <w:tr>
+        <w:tc>
+          <w:tcPr>
+            <w:tcW w:type="dxa" w:w="5112"/>
+          </w:tcPr>
+          <w:p>
+            <w:r>
+              <w:t>2. Check actual connection</w:t>
+            </w:r>
+          </w:p>
+        </w:tc>
+        <w:tc>
+          <w:tcPr>
+            <w:tcW w:type="dxa" w:w="5112"/>
+          </w:tcPr>
+          <w:p>
+            <w:r>
+              <w:t>Staging credentials must not reach production storage.</w:t>
+            </w:r>
+          </w:p>
+        </w:tc>
+      </w:tr>
+      <w:tr>
+        <w:tc>
+          <w:tcPr>
+            <w:tcW w:type="dxa" w:w="5112"/>
+          </w:tcPr>
+          <w:p>
+            <w:r>
+              <w:t>3. Review evidence</w:t>
+            </w:r>
+          </w:p>
+        </w:tc>
+        <w:tc>
+          <w:tcPr>
+            <w:tcW w:type="dxa" w:w="5112"/>
+          </w:tcPr>
+          <w:p>
+            <w:r>
+              <w:t>A passing rehearsal supports release review, not automatic promotion.</w:t>
+            </w:r>
+          </w:p>
+        </w:tc>
+      </w:tr>
+    </w:tbl>
+    <w:p>
+      <w:r>
+        <w:t>Match each pictured step to the supplied facts. This is a worked teaching case, not an independent assessment.</w:t>
+      </w:r>
+    </w:p>
+    <w:p>
+      <w:pPr>
+        <w:spacing w:line="336" w:lineRule="auto" w:after="180"/>
+      </w:pPr>
+      <w:r>
+        <w:rPr>
+          <w:b w:val="0"/>
+        </w:rPr>
+        <w:t xml:space="preserve">An </w:t>
+      </w:r>
+      <w:r>
+        <w:rPr>
+          <w:b/>
+        </w:rPr>
+        <w:t>environment</w:t>
+      </w:r>
+      <w:r>
+        <w:rPr>
+          <w:b w:val="0"/>
+        </w:rPr>
+        <w:t xml:space="preserve"> includes code, configuration, permissions and data. A staging label alone cannot create separation.</w:t>
+      </w:r>
+    </w:p>
+    <w:p>
+      <w:pPr>
+        <w:spacing w:line="336" w:lineRule="auto" w:after="180"/>
+      </w:pPr>
+      <w:r>
+        <w:rPr>
+          <w:b w:val="0"/>
+        </w:rPr>
+        <w:t>Fictional fixtures can miss live edge cases; use approved privacy-safe representative test conditions too.</w:t>
+      </w:r>
+    </w:p>
+    <w:p>
+      <w:pPr>
+        <w:spacing w:line="336" w:lineRule="auto" w:after="180"/>
+      </w:pPr>
+      <w:r>
+        <w:rPr>
+          <w:b w:val="0"/>
+        </w:rPr>
+        <w:t>Change: Point staging at the production credential.</w:t>
+      </w:r>
+    </w:p>
+    <w:p>
+      <w:pPr>
+        <w:spacing w:line="336" w:lineRule="auto" w:after="180"/>
+      </w:pPr>
+      <w:r>
+        <w:rPr>
+          <w:b/>
+        </w:rPr>
+        <w:t>Prediction</w:t>
+      </w:r>
+      <w:r>
+        <w:rPr>
+          <w:b w:val="0"/>
+        </w:rPr>
+        <w:t>: Stop the rehearsal because its separation boundary is breached.</w:t>
+      </w:r>
+    </w:p>
+    <w:p>
+      <w:pPr>
+        <w:spacing w:line="336" w:lineRule="auto" w:after="180"/>
+      </w:pPr>
+      <w:r>
+        <w:rPr>
+          <w:b w:val="0"/>
+        </w:rPr>
+        <w:t xml:space="preserve">Reason: Actual access matters more than the </w:t>
+      </w:r>
+      <w:r>
+        <w:rPr>
+          <w:b/>
+        </w:rPr>
+        <w:t>environment</w:t>
+      </w:r>
+      <w:r>
+        <w:rPr>
+          <w:b w:val="0"/>
+        </w:rPr>
+        <w:t xml:space="preserve"> label.</w:t>
+      </w:r>
+    </w:p>
+    <w:p>
+      <w:pPr>
+        <w:pStyle w:val="Heading2"/>
+      </w:pPr>
+      <w:r>
+        <w:t>Earlier wording, alternatives and picture transcripts · reference / check after trying</w:t>
+      </w:r>
+    </w:p>
+    <w:p>
+      <w:pPr>
+        <w:spacing w:line="336" w:lineRule="auto" w:after="180"/>
+      </w:pPr>
+      <w:r>
+        <w:rPr>
+          <w:b w:val="0"/>
+        </w:rPr>
+        <w:t>Begin by writing the question the procedure is intended to answer. Identify the information already supplied, the information it will produce and the information still missing.</w:t>
+      </w:r>
+    </w:p>
+    <w:p>
+      <w:pPr>
+        <w:spacing w:line="336" w:lineRule="auto" w:after="180"/>
+      </w:pPr>
+      <w:r>
+        <w:rPr>
+          <w:b w:val="0"/>
+        </w:rPr>
+        <w:t>These are constructed classroom examples; they do not require live accounts, private records or an external service. Do not treat a plausible explanation as a measured outcome.</w:t>
       </w:r>
     </w:p>
     <w:p>
@@ -985,99 +2330,30 @@
         <w:pStyle w:val="Heading3"/>
       </w:pPr>
       <w:r>
-        <w:t>Deployment environments — evidence trace</w:t>
-      </w:r>
-    </w:p>
-    <w:tbl>
-      <w:tblPr>
-        <w:tblStyle w:val="LightShading-Accent1"/>
-        <w:tblW w:type="auto" w:w="0"/>
-        <w:tblLook w:firstColumn="1" w:firstRow="1" w:lastColumn="0" w:lastRow="0" w:noHBand="0" w:noVBand="1" w:val="04A0"/>
-      </w:tblPr>
-      <w:tblGrid>
-        <w:gridCol w:w="3408"/>
-        <w:gridCol w:w="3408"/>
-        <w:gridCol w:w="3408"/>
-      </w:tblGrid>
-      <w:tr>
-        <w:trPr>
-          <w:tblHeader/>
-        </w:trPr>
-        <w:tc>
-          <w:tcPr>
-            <w:tcW w:type="dxa" w:w="3408"/>
-          </w:tcPr>
-          <w:p>
-            <w:r>
-              <w:t>Input and scope</w:t>
-            </w:r>
-          </w:p>
-        </w:tc>
-        <w:tc>
-          <w:tcPr>
-            <w:tcW w:type="dxa" w:w="3408"/>
-          </w:tcPr>
-          <w:p>
-            <w:r>
-              <w:t>Check or calculation</w:t>
-            </w:r>
-          </w:p>
-        </w:tc>
-        <w:tc>
-          <w:tcPr>
-            <w:tcW w:type="dxa" w:w="3408"/>
-          </w:tcPr>
-          <w:p>
-            <w:r>
-              <w:t>Conclusion and limit</w:t>
-            </w:r>
-          </w:p>
-        </w:tc>
-      </w:tr>
-      <w:tr>
-        <w:tc>
-          <w:tcPr>
-            <w:tcW w:type="dxa" w:w="3408"/>
-          </w:tcPr>
-          <w:p>
-            <w:r>
-              <w:t>Staging configuration points to production storage while the interface displays staging.</w:t>
-            </w:r>
-          </w:p>
-        </w:tc>
-        <w:tc>
-          <w:tcPr>
-            <w:tcW w:type="dxa" w:w="3408"/>
-          </w:tcPr>
-          <w:p>
-            <w:r>
-              <w:t>For the classroom mock ENV selects a separate fixture store and secret namespace. Validate allowed environment names. A staging run cannot use production write credentials.</w:t>
-            </w:r>
-          </w:p>
-        </w:tc>
-        <w:tc>
-          <w:tcPr>
-            <w:tcW w:type="dxa" w:w="3408"/>
-          </w:tcPr>
-          <w:p>
-            <w:r>
-              <w:t>The label is misleading; block the run through configuration validation. A display badge is not an isolation boundary.</w:t>
-            </w:r>
-          </w:p>
-        </w:tc>
-      </w:tr>
-    </w:tbl>
-    <w:p>
-      <w:r>
-        <w:t>The figure connects this chapter's worked input, declared procedure and result. Read the complete worked reasoning for qualifiers and intermediate steps; the abbreviated labels do not replace that reasoning.</w:t>
+        <w:t>Model the reasoning aloud</w:t>
       </w:r>
     </w:p>
     <w:p>
       <w:pPr>
-        <w:pStyle w:val="Heading3"/>
-      </w:pPr>
-      <w:r>
-        <w:t>Explain Deployment environments · 3</w:t>
+        <w:spacing w:line="336" w:lineRule="auto" w:after="180"/>
+      </w:pPr>
+      <w:r>
+        <w:rPr>
+          <w:b w:val="0"/>
+        </w:rPr>
+        <w:t xml:space="preserve">Use the complete worked example below before asking learners to complete W2. Reveal a small part, invite a </w:t>
+      </w:r>
+      <w:r>
+        <w:rPr>
+          <w:b/>
+        </w:rPr>
+        <w:t>prediction</w:t>
+      </w:r>
+      <w:r>
+        <w:rPr>
+          <w:b w:val="0"/>
+        </w:rPr>
+        <w:t>, then explain the deciding step.</w:t>
       </w:r>
     </w:p>
     <w:p>
@@ -1088,207 +2364,7 @@
         <w:rPr>
           <w:b w:val="0"/>
         </w:rPr>
-        <w:t xml:space="preserve">Guided: The label is misleading; block the run through configuration validation. A display badge is not an </w:t>
-      </w:r>
-      <w:r>
-        <w:rPr>
-          <w:b/>
-        </w:rPr>
-        <w:t>isolation</w:t>
-      </w:r>
-      <w:r>
-        <w:rPr>
-          <w:b w:val="0"/>
-        </w:rPr>
-        <w:t xml:space="preserve"> boundary.</w:t>
-      </w:r>
-    </w:p>
-    <w:p>
-      <w:pPr>
-        <w:spacing w:line="336" w:lineRule="auto" w:after="180"/>
-      </w:pPr>
-      <w:r>
-        <w:rPr>
-          <w:b w:val="0"/>
-        </w:rPr>
-        <w:t>Qualification: Passing staging tests does not prove production limits or operational conditions are identical.</w:t>
-      </w:r>
-    </w:p>
-    <w:p>
-      <w:pPr>
-        <w:spacing w:line="336" w:lineRule="auto" w:after="180"/>
-      </w:pPr>
-      <w:r>
-        <w:rPr>
-          <w:b w:val="0"/>
-        </w:rPr>
-        <w:t xml:space="preserve">Exit: accept a concrete variation with its predicted outcome and a stated condition that would challenge the </w:t>
-      </w:r>
-      <w:r>
-        <w:rPr>
-          <w:b/>
-        </w:rPr>
-        <w:t>mechanism</w:t>
-      </w:r>
-      <w:r>
-        <w:rPr>
-          <w:b w:val="0"/>
-        </w:rPr>
-        <w:t xml:space="preserve">; reject a claim resting on unmeasured </w:t>
-      </w:r>
-      <w:r>
-        <w:rPr>
-          <w:b/>
-        </w:rPr>
-        <w:t>evidence</w:t>
-      </w:r>
-      <w:r>
-        <w:rPr>
-          <w:b w:val="0"/>
-        </w:rPr>
-        <w:t>.</w:t>
-      </w:r>
-    </w:p>
-    <w:p>
-      <w:pPr>
-        <w:pStyle w:val="Heading3"/>
-      </w:pPr>
-      <w:r>
-        <w:t>Model the reasoning aloud</w:t>
-      </w:r>
-    </w:p>
-    <w:p>
-      <w:pPr>
-        <w:spacing w:line="336" w:lineRule="auto" w:after="180"/>
-      </w:pPr>
-      <w:r>
-        <w:rPr>
-          <w:b w:val="0"/>
-        </w:rPr>
-        <w:t xml:space="preserve">Use the complete worked example below before asking learners to complete W2. Reveal a small part, invite a </w:t>
-      </w:r>
-      <w:r>
-        <w:rPr>
-          <w:b/>
-        </w:rPr>
-        <w:t>prediction</w:t>
-      </w:r>
-      <w:r>
-        <w:rPr>
-          <w:b w:val="0"/>
-        </w:rPr>
-        <w:t>, then explain the deciding step.</w:t>
-      </w:r>
-    </w:p>
-    <w:p>
-      <w:pPr>
-        <w:spacing w:line="336" w:lineRule="auto" w:after="180"/>
-      </w:pPr>
-      <w:r>
-        <w:rPr>
-          <w:b w:val="0"/>
-        </w:rPr>
         <w:t>These teacher notes contain solutions; do not reveal the independent case answer during modelling.</w:t>
-      </w:r>
-    </w:p>
-    <w:p>
-      <w:pPr>
-        <w:spacing w:line="336" w:lineRule="auto" w:after="180"/>
-      </w:pPr>
-      <w:r>
-        <w:rPr>
-          <w:b w:val="0"/>
-        </w:rPr>
-        <w:t>Staging configuration points to production storage while the interface displays staging.</w:t>
-      </w:r>
-    </w:p>
-    <w:p>
-      <w:pPr>
-        <w:spacing w:line="336" w:lineRule="auto" w:after="180"/>
-      </w:pPr>
-      <w:r>
-        <w:rPr>
-          <w:b w:val="0"/>
-        </w:rPr>
-        <w:t xml:space="preserve">The label is misleading; block the run through configuration validation. A display badge is not an </w:t>
-      </w:r>
-      <w:r>
-        <w:rPr>
-          <w:b/>
-        </w:rPr>
-        <w:t>isolation</w:t>
-      </w:r>
-      <w:r>
-        <w:rPr>
-          <w:b w:val="0"/>
-        </w:rPr>
-        <w:t xml:space="preserve"> boundary.</w:t>
-      </w:r>
-    </w:p>
-    <w:p>
-      <w:pPr>
-        <w:pStyle w:val="Heading3"/>
-      </w:pPr>
-      <w:r>
-        <w:t>Model the reasoning aloud · 4</w:t>
-      </w:r>
-    </w:p>
-    <w:p>
-      <w:pPr>
-        <w:spacing w:line="336" w:lineRule="auto" w:after="180"/>
-      </w:pPr>
-      <w:r>
-        <w:rPr>
-          <w:b w:val="0"/>
-        </w:rPr>
-        <w:t xml:space="preserve">Compare the intermediate </w:t>
-      </w:r>
-      <w:r>
-        <w:rPr>
-          <w:b/>
-        </w:rPr>
-        <w:t>evidence</w:t>
-      </w:r>
-      <w:r>
-        <w:rPr>
-          <w:b w:val="0"/>
-        </w:rPr>
-        <w:t xml:space="preserve"> with the final statement. Explain why each number or decision follows from the stated </w:t>
-      </w:r>
-      <w:r>
-        <w:rPr>
-          <w:b/>
-        </w:rPr>
-        <w:t>input</w:t>
-      </w:r>
-      <w:r>
-        <w:rPr>
-          <w:b w:val="0"/>
-        </w:rPr>
-        <w:t>s.</w:t>
-      </w:r>
-    </w:p>
-    <w:p>
-      <w:pPr>
-        <w:spacing w:line="336" w:lineRule="auto" w:after="180"/>
-      </w:pPr>
-      <w:r>
-        <w:rPr>
-          <w:b w:val="0"/>
-        </w:rPr>
-        <w:t xml:space="preserve">The conclusion belongs to this scenario and procedure; changing the </w:t>
-      </w:r>
-      <w:r>
-        <w:rPr>
-          <w:b/>
-        </w:rPr>
-        <w:t>input</w:t>
-      </w:r>
-      <w:r>
-        <w:rPr>
-          <w:b w:val="0"/>
-        </w:rPr>
-        <w:t>s, evaluation population or authority can change what it establishes. Retain the raw record so a later revision can be compared honestly.</w:t>
       </w:r>
     </w:p>
     <w:tbl>
@@ -1414,41 +2490,10 @@
     </w:p>
     <w:p>
       <w:pPr>
-        <w:spacing w:line="336" w:lineRule="auto" w:after="180"/>
-      </w:pPr>
-      <w:r>
-        <w:rPr>
-          <w:b w:val="0"/>
-        </w:rPr>
-        <w:t>Separate rehearsal and live service. Staging rehearses a new answer version with fictional records; production serves approved school records.</w:t>
-      </w:r>
-    </w:p>
-    <w:p>
-      <w:pPr>
         <w:pStyle w:val="Heading3"/>
       </w:pPr>
       <w:r>
         <w:t>The facts we will use</w:t>
-      </w:r>
-    </w:p>
-    <w:p>
-      <w:pPr>
-        <w:pStyle w:val="Heading3"/>
-      </w:pPr>
-      <w:r>
-        <w:t>Supplied facts</w:t>
-      </w:r>
-    </w:p>
-    <w:p>
-      <w:pPr>
-        <w:spacing w:line="336" w:lineRule="auto" w:after="180"/>
-        <w:shd w:fill="F1F6FC"/>
-      </w:pPr>
-      <w:r>
-        <w:rPr>
-          <w:b w:val="0"/>
-        </w:rPr>
-        <w:t>Staging card names trial room Z; production card names room A. Credentials and stores are separate.</w:t>
       </w:r>
     </w:p>
     <w:p>
@@ -1456,7 +2501,7 @@
         <w:drawing>
           <wp:inline xmlns:a="http://schemas.openxmlformats.org/drawingml/2006/main" xmlns:pic="http://schemas.openxmlformats.org/drawingml/2006/picture">
             <wp:extent cx="5486400" cy="5185229"/>
-            <wp:docPr id="1" name="Picture 1" descr="Deployment environments. Use staging data: The rehearsal reads fictional room Z.. Check actual connection: Staging credentials must not reach production storage.. Review evidence: A passing rehearsal supports release review, not automatic promotion."/>
+            <wp:docPr id="2" name="Picture 2" descr="Deployment environments. Use staging data: The rehearsal reads fictional room Z.. Check actual connection: Staging credentials must not reach production storage.. Review evidence: A passing rehearsal supports release review, not automatic promotion."/>
             <wp:cNvGraphicFramePr>
               <a:graphicFrameLocks noChangeAspect="1"/>
             </wp:cNvGraphicFramePr>
@@ -1468,7 +2513,7 @@
                     <pic:cNvPicPr/>
                   </pic:nvPicPr>
                   <pic:blipFill>
-                    <a:blip r:embed="rId9"/>
+                    <a:blip r:embed="rId10"/>
                     <a:stretch>
                       <a:fillRect/>
                     </a:stretch>
@@ -1492,114 +2537,7 @@
         <w:pStyle w:val="Heading3"/>
       </w:pPr>
       <w:r>
-        <w:t>Read the picture one step at a time</w:t>
-      </w:r>
-    </w:p>
-    <w:tbl>
-      <w:tblPr>
-        <w:tblStyle w:val="LightShading-Accent1"/>
-        <w:tblW w:type="auto" w:w="0"/>
-        <w:tblLook w:firstColumn="1" w:firstRow="1" w:lastColumn="0" w:lastRow="0" w:noHBand="0" w:noVBand="1" w:val="04A0"/>
-      </w:tblPr>
-      <w:tblGrid>
-        <w:gridCol w:w="5112"/>
-        <w:gridCol w:w="5112"/>
-      </w:tblGrid>
-      <w:tr>
-        <w:trPr>
-          <w:tblHeader/>
-        </w:trPr>
-        <w:tc>
-          <w:tcPr>
-            <w:tcW w:type="dxa" w:w="5112"/>
-          </w:tcPr>
-          <w:p>
-            <w:r>
-              <w:t>Step</w:t>
-            </w:r>
-          </w:p>
-        </w:tc>
-        <w:tc>
-          <w:tcPr>
-            <w:tcW w:type="dxa" w:w="5112"/>
-          </w:tcPr>
-          <w:p>
-            <w:r>
-              <w:t>What happens and why</w:t>
-            </w:r>
-          </w:p>
-        </w:tc>
-      </w:tr>
-      <w:tr>
-        <w:tc>
-          <w:tcPr>
-            <w:tcW w:type="dxa" w:w="5112"/>
-          </w:tcPr>
-          <w:p>
-            <w:r>
-              <w:t>1. Use staging data</w:t>
-            </w:r>
-          </w:p>
-        </w:tc>
-        <w:tc>
-          <w:tcPr>
-            <w:tcW w:type="dxa" w:w="5112"/>
-          </w:tcPr>
-          <w:p>
-            <w:r>
-              <w:t>The rehearsal reads fictional room Z.</w:t>
-            </w:r>
-          </w:p>
-        </w:tc>
-      </w:tr>
-      <w:tr>
-        <w:tc>
-          <w:tcPr>
-            <w:tcW w:type="dxa" w:w="5112"/>
-          </w:tcPr>
-          <w:p>
-            <w:r>
-              <w:t>2. Check actual connection</w:t>
-            </w:r>
-          </w:p>
-        </w:tc>
-        <w:tc>
-          <w:tcPr>
-            <w:tcW w:type="dxa" w:w="5112"/>
-          </w:tcPr>
-          <w:p>
-            <w:r>
-              <w:t>Staging credentials must not reach production storage.</w:t>
-            </w:r>
-          </w:p>
-        </w:tc>
-      </w:tr>
-      <w:tr>
-        <w:tc>
-          <w:tcPr>
-            <w:tcW w:type="dxa" w:w="5112"/>
-          </w:tcPr>
-          <w:p>
-            <w:r>
-              <w:t>3. Review evidence</w:t>
-            </w:r>
-          </w:p>
-        </w:tc>
-        <w:tc>
-          <w:tcPr>
-            <w:tcW w:type="dxa" w:w="5112"/>
-          </w:tcPr>
-          <w:p>
-            <w:r>
-              <w:t>A passing rehearsal supports release review, not automatic promotion.</w:t>
-            </w:r>
-          </w:p>
-        </w:tc>
-      </w:tr>
-    </w:tbl>
-    <w:p>
-      <w:r>
-        <w:t>Match each pictured step to the supplied facts. This is a worked teaching case, not an independent assessment.</w:t>
+        <w:t>Why this result follows</w:t>
       </w:r>
     </w:p>
     <w:p>
@@ -1607,7 +2545,7 @@
         <w:pStyle w:val="Heading3"/>
       </w:pPr>
       <w:r>
-        <w:t>Why this result follows</w:t>
+        <w:t>What this example does not establish</w:t>
       </w:r>
     </w:p>
     <w:p>
@@ -1615,161 +2553,192 @@
         <w:pStyle w:val="Heading3"/>
       </w:pPr>
       <w:r>
-        <w:t>Why the result follows</w:t>
+        <w:t>Change one thing in the pictured case</w:t>
       </w:r>
     </w:p>
     <w:p>
       <w:pPr>
-        <w:spacing w:line="336" w:lineRule="auto" w:after="180"/>
-        <w:shd w:fill="F1F6FC"/>
-      </w:pPr>
-      <w:r>
-        <w:rPr>
-          <w:b w:val="0"/>
-        </w:rPr>
-        <w:t xml:space="preserve">An </w:t>
-      </w:r>
-      <w:r>
-        <w:rPr>
-          <w:b/>
-        </w:rPr>
-        <w:t>environment</w:t>
-      </w:r>
-      <w:r>
-        <w:rPr>
-          <w:b w:val="0"/>
-        </w:rPr>
-        <w:t xml:space="preserve"> includes code, configuration, permissions and data. A staging label alone cannot create separation.</w:t>
+        <w:pStyle w:val="Heading3"/>
+      </w:pPr>
+      <w:r>
+        <w:t>Ask while showing the picture</w:t>
       </w:r>
     </w:p>
     <w:p>
       <w:pPr>
-        <w:pStyle w:val="Heading3"/>
-      </w:pPr>
-      <w:r>
-        <w:t>What this example does not establish</w:t>
+        <w:spacing w:line="336" w:lineRule="auto" w:after="180"/>
+      </w:pPr>
+      <w:r>
+        <w:rPr>
+          <w:b w:val="0"/>
+        </w:rPr>
+        <w:t xml:space="preserve">Cover the result. Ask learners to name the </w:t>
+      </w:r>
+      <w:r>
+        <w:rPr>
+          <w:b/>
+        </w:rPr>
+        <w:t>input</w:t>
+      </w:r>
+      <w:r>
+        <w:rPr>
+          <w:b w:val="0"/>
+        </w:rPr>
+        <w:t xml:space="preserve">s and predict the next step. Uncover one step, connect the icon to the actual procedure, and explain its </w:t>
+      </w:r>
+      <w:r>
+        <w:rPr>
+          <w:b/>
+        </w:rPr>
+        <w:t>evidence</w:t>
+      </w:r>
+      <w:r>
+        <w:rPr>
+          <w:b w:val="0"/>
+        </w:rPr>
+        <w:t>. Then change the supplied condition and compare.</w:t>
       </w:r>
     </w:p>
     <w:p>
       <w:pPr>
-        <w:pStyle w:val="Heading3"/>
-      </w:pPr>
-      <w:r>
-        <w:t>Keep the stated limit</w:t>
+        <w:spacing w:line="336" w:lineRule="auto" w:after="180"/>
+      </w:pPr>
+      <w:r>
+        <w:rPr>
+          <w:b w:val="0"/>
+        </w:rPr>
+        <w:t>The picture is a representation; it does not document execution of a real AI model.</w:t>
       </w:r>
     </w:p>
     <w:p>
       <w:pPr>
-        <w:spacing w:line="336" w:lineRule="auto" w:after="180"/>
-        <w:shd w:fill="FFF5E6"/>
-      </w:pPr>
-      <w:r>
-        <w:rPr>
-          <w:b w:val="0"/>
-        </w:rPr>
-        <w:t>Fictional fixtures can miss live edge cases; use approved privacy-safe representative test conditions too.</w:t>
+        <w:pStyle w:val="Heading1"/>
+      </w:pPr>
+      <w:r>
+        <w:t>03. Model a step,then remove help</w:t>
       </w:r>
     </w:p>
     <w:p>
-      <w:pPr>
-        <w:pStyle w:val="Heading3"/>
-      </w:pPr>
-      <w:r>
-        <w:t>Change one thing in the pictured case</w:t>
+      <w:r>
+        <w:t>Collect each learner’s reasoning before showing a key.</w:t>
       </w:r>
     </w:p>
     <w:p>
       <w:pPr>
-        <w:pStyle w:val="Heading3"/>
-      </w:pPr>
-      <w:r>
-        <w:t>Change one thing</w:t>
+        <w:pStyle w:val="Heading2"/>
+      </w:pPr>
+      <w:r>
+        <w:t>Current completion task and checked reasoning</w:t>
       </w:r>
     </w:p>
     <w:p>
       <w:pPr>
         <w:spacing w:line="336" w:lineRule="auto" w:after="180"/>
-        <w:shd w:fill="F5F1FB"/>
       </w:pPr>
       <w:r>
         <w:rPr>
           <w:b w:val="0"/>
         </w:rPr>
-        <w:t>Change: Point staging at the production credential.</w:t>
+        <w:t>Completion task: Staging configuration points to production storage while the interface displays staging. Show the intermediate steps and give the conclusion with its scope.</w:t>
       </w:r>
     </w:p>
     <w:p>
       <w:pPr>
-        <w:pStyle w:val="Heading3"/>
-      </w:pPr>
-      <w:r>
-        <w:t>Predicted result</w:t>
+        <w:spacing w:line="336" w:lineRule="auto" w:after="180"/>
+      </w:pPr>
+      <w:r>
+        <w:rPr>
+          <w:b w:val="0"/>
+        </w:rPr>
+        <w:t xml:space="preserve">Teacher check: Teacher explanation: The label is misleading; block the run through configuration validation. A display badge is not an </w:t>
+      </w:r>
+      <w:r>
+        <w:rPr>
+          <w:b/>
+        </w:rPr>
+        <w:t>isolation</w:t>
+      </w:r>
+      <w:r>
+        <w:rPr>
+          <w:b w:val="0"/>
+        </w:rPr>
+        <w:t xml:space="preserve"> boundary.</w:t>
       </w:r>
     </w:p>
     <w:p>
       <w:pPr>
         <w:spacing w:line="336" w:lineRule="auto" w:after="180"/>
-        <w:shd w:fill="F1F6FC"/>
-      </w:pPr>
+      </w:pPr>
+      <w:r>
+        <w:rPr>
+          <w:b w:val="0"/>
+        </w:rPr>
+        <w:t xml:space="preserve">Start by identifying the given </w:t>
+      </w:r>
       <w:r>
         <w:rPr>
           <w:b/>
         </w:rPr>
-        <w:t>Prediction</w:t>
+        <w:t>input</w:t>
       </w:r>
       <w:r>
         <w:rPr>
           <w:b w:val="0"/>
         </w:rPr>
-        <w:t>: Stop the rehearsal because its separation boundary is breached.</w:t>
+        <w:t>s together. Leave the intermediate steps blank. If needed, model one step, then withdraw that help on the next step. Move to a full trace only when the partial trace is understood.</w:t>
       </w:r>
     </w:p>
     <w:p>
       <w:pPr>
-        <w:pStyle w:val="Heading3"/>
-      </w:pPr>
-      <w:r>
-        <w:t>Why the result follows</w:t>
+        <w:spacing w:line="336" w:lineRule="auto" w:after="180"/>
+      </w:pPr>
+      <w:r>
+        <w:rPr>
+          <w:b w:val="0"/>
+        </w:rPr>
+        <w:t>For partners, alternate explainer and checker; collect a response from every learner before discussion.</w:t>
       </w:r>
     </w:p>
     <w:p>
       <w:pPr>
-        <w:spacing w:line="336" w:lineRule="auto" w:after="180"/>
-        <w:shd w:fill="F1F6FC"/>
-      </w:pPr>
-      <w:r>
-        <w:rPr>
-          <w:b w:val="0"/>
-        </w:rPr>
-        <w:t xml:space="preserve">Reason: Actual access matters more than the </w:t>
-      </w:r>
-      <w:r>
-        <w:rPr>
-          <w:b/>
-        </w:rPr>
-        <w:t>environment</w:t>
-      </w:r>
-      <w:r>
-        <w:rPr>
-          <w:b w:val="0"/>
-        </w:rPr>
-        <w:t xml:space="preserve"> label.</w:t>
+        <w:pStyle w:val="Heading2"/>
+      </w:pPr>
+      <w:r>
+        <w:t>Individual misconception check</w:t>
       </w:r>
     </w:p>
     <w:p>
       <w:pPr>
-        <w:pStyle w:val="Heading3"/>
-      </w:pPr>
-      <w:r>
-        <w:t>Ask while showing the picture</w:t>
+        <w:spacing w:line="336" w:lineRule="auto" w:after="180"/>
+      </w:pPr>
+      <w:r>
+        <w:rPr>
+          <w:b w:val="0"/>
+        </w:rPr>
+        <w:t xml:space="preserve">Use the worked case for Deployment </w:t>
+      </w:r>
+      <w:r>
+        <w:rPr>
+          <w:b/>
+        </w:rPr>
+        <w:t>environment</w:t>
+      </w:r>
+      <w:r>
+        <w:rPr>
+          <w:b w:val="0"/>
+        </w:rPr>
+        <w:t>s. Proposed explanation: “The worked result establishes every future case”. Decide whether this explanation is supported.</w:t>
       </w:r>
     </w:p>
     <w:p>
       <w:pPr>
-        <w:pStyle w:val="Heading3"/>
-      </w:pPr>
-      <w:r>
-        <w:t>Ask while showing the picture · 5</w:t>
+        <w:spacing w:line="336" w:lineRule="auto" w:after="180"/>
+      </w:pPr>
+      <w:r>
+        <w:rPr>
+          <w:b w:val="0"/>
+        </w:rPr>
+        <w:t>Point to the step or supplied fact that decides; explain your repair if needed.</w:t>
       </w:r>
     </w:p>
     <w:p>
@@ -1780,31 +2749,7 @@
         <w:rPr>
           <w:b w:val="0"/>
         </w:rPr>
-        <w:t xml:space="preserve">Cover the result. Ask learners to name the </w:t>
-      </w:r>
-      <w:r>
-        <w:rPr>
-          <w:b/>
-        </w:rPr>
-        <w:t>input</w:t>
-      </w:r>
-      <w:r>
-        <w:rPr>
-          <w:b w:val="0"/>
-        </w:rPr>
-        <w:t xml:space="preserve">s and predict the next step. Uncover one step, connect the icon to the actual procedure, and explain its </w:t>
-      </w:r>
-      <w:r>
-        <w:rPr>
-          <w:b/>
-        </w:rPr>
-        <w:t>evidence</w:t>
-      </w:r>
-      <w:r>
-        <w:rPr>
-          <w:b w:val="0"/>
-        </w:rPr>
-        <w:t>. Then change the supplied condition and compare.</w:t>
+        <w:t>Expected correction: Passing staging tests does not prove production limits or operational conditions are identical.</w:t>
       </w:r>
     </w:p>
     <w:p>
@@ -1815,20 +2760,226 @@
         <w:rPr>
           <w:b w:val="0"/>
         </w:rPr>
-        <w:t>The picture is a representation; it does not document execution of a real AI model.</w:t>
+        <w:t>Collect explanations, not only yes/no votes. If a misunderstanding is common, re-model the relevant step for the class.</w:t>
       </w:r>
     </w:p>
     <w:p>
       <w:pPr>
-        <w:pStyle w:val="Heading1"/>
-      </w:pPr>
-      <w:r>
-        <w:t>03. Demonstrate and guide practice</w:t>
+        <w:spacing w:line="336" w:lineRule="auto" w:after="180"/>
+      </w:pPr>
+      <w:r>
+        <w:rPr>
+          <w:b w:val="0"/>
+        </w:rPr>
+        <w:t>If it affects a few learners, give a short targeted group explanation while others solve a more demanding variation.</w:t>
       </w:r>
     </w:p>
     <w:p>
-      <w:r>
-        <w:t>Demonstrate Deployment environments, reduce support deliberately and check individual reasoning before discussing answers.</w:t>
+      <w:pPr>
+        <w:pStyle w:val="Heading2"/>
+      </w:pPr>
+      <w:r>
+        <w:t>Pictured reasoning and changed case</w:t>
+      </w:r>
+    </w:p>
+    <w:p>
+      <w:pPr>
+        <w:spacing w:line="336" w:lineRule="auto" w:after="180"/>
+      </w:pPr>
+      <w:r>
+        <w:rPr>
+          <w:b w:val="0"/>
+        </w:rPr>
+        <w:t xml:space="preserve">Identify the staging data and credential boundary. Why must the rehearsal stop if its credential reaches production even though the </w:t>
+      </w:r>
+      <w:r>
+        <w:rPr>
+          <w:b/>
+        </w:rPr>
+        <w:t>process</w:t>
+      </w:r>
+      <w:r>
+        <w:rPr>
+          <w:b w:val="0"/>
+        </w:rPr>
+        <w:t xml:space="preserve"> is labelled staging?</w:t>
+      </w:r>
+    </w:p>
+    <w:p>
+      <w:pPr>
+        <w:spacing w:line="336" w:lineRule="auto" w:after="180"/>
+      </w:pPr>
+      <w:r>
+        <w:rPr>
+          <w:b w:val="0"/>
+        </w:rPr>
+        <w:t>The rehearsal reads fictional room Z. Staging credentials must not reach production storage. A passing rehearsal supports release review, not automatic promotion.</w:t>
+      </w:r>
+    </w:p>
+    <w:p>
+      <w:pPr>
+        <w:spacing w:line="336" w:lineRule="auto" w:after="180"/>
+      </w:pPr>
+      <w:r>
+        <w:rPr>
+          <w:b w:val="0"/>
+        </w:rPr>
+        <w:t xml:space="preserve">Changed case: Stop the rehearsal because its separation boundary is breached. Actual access matters more than the </w:t>
+      </w:r>
+      <w:r>
+        <w:rPr>
+          <w:b/>
+        </w:rPr>
+        <w:t>environment</w:t>
+      </w:r>
+      <w:r>
+        <w:rPr>
+          <w:b w:val="0"/>
+        </w:rPr>
+        <w:t xml:space="preserve"> label.</w:t>
+      </w:r>
+    </w:p>
+    <w:p>
+      <w:pPr>
+        <w:spacing w:line="336" w:lineRule="auto" w:after="180"/>
+      </w:pPr>
+      <w:r>
+        <w:rPr>
+          <w:b w:val="0"/>
+        </w:rPr>
+        <w:t xml:space="preserve">Changed-case reasoning: Stop the rehearsal because its separation boundary is breached. Actual access matters more than the </w:t>
+      </w:r>
+      <w:r>
+        <w:rPr>
+          <w:b/>
+        </w:rPr>
+        <w:t>environment</w:t>
+      </w:r>
+      <w:r>
+        <w:rPr>
+          <w:b w:val="0"/>
+        </w:rPr>
+        <w:t xml:space="preserve"> label.</w:t>
+      </w:r>
+    </w:p>
+    <w:p>
+      <w:pPr>
+        <w:spacing w:line="336" w:lineRule="auto" w:after="180"/>
+      </w:pPr>
+      <w:r>
+        <w:rPr>
+          <w:b w:val="0"/>
+        </w:rPr>
+        <w:t xml:space="preserve">Collect each learner’s explanation before discussion. Use the first missing connection between </w:t>
+      </w:r>
+      <w:r>
+        <w:rPr>
+          <w:b/>
+        </w:rPr>
+        <w:t>input</w:t>
+      </w:r>
+      <w:r>
+        <w:rPr>
+          <w:b w:val="0"/>
+        </w:rPr>
+        <w:t xml:space="preserve">, deciding step and result to choose support. This question is worked-case practice, not fresh mastery </w:t>
+      </w:r>
+      <w:r>
+        <w:rPr>
+          <w:b/>
+        </w:rPr>
+        <w:t>evidence</w:t>
+      </w:r>
+      <w:r>
+        <w:rPr>
+          <w:b w:val="0"/>
+        </w:rPr>
+        <w:t>.</w:t>
+      </w:r>
+    </w:p>
+    <w:p>
+      <w:pPr>
+        <w:pStyle w:val="Heading2"/>
+      </w:pPr>
+      <w:r>
+        <w:t>Accessible support and extension</w:t>
+      </w:r>
+    </w:p>
+    <w:p>
+      <w:pPr>
+        <w:spacing w:line="336" w:lineRule="auto" w:after="180"/>
+      </w:pPr>
+      <w:r>
+        <w:rPr>
+          <w:b w:val="0"/>
+        </w:rPr>
+        <w:t xml:space="preserve">Use See how it works and Follow a worked example. Collect a </w:t>
+      </w:r>
+      <w:r>
+        <w:rPr>
+          <w:b/>
+        </w:rPr>
+        <w:t>prediction</w:t>
+      </w:r>
+      <w:r>
+        <w:rPr>
+          <w:b w:val="0"/>
+        </w:rPr>
+        <w:t xml:space="preserve"> before revealing its result; ask the learner to point to each intermediate fact.</w:t>
+      </w:r>
+    </w:p>
+    <w:p>
+      <w:pPr>
+        <w:spacing w:line="336" w:lineRule="auto" w:after="180"/>
+      </w:pPr>
+      <w:r>
+        <w:rPr>
+          <w:b w:val="0"/>
+        </w:rPr>
+        <w:t xml:space="preserve">Provide an </w:t>
+      </w:r>
+      <w:r>
+        <w:rPr>
+          <w:b/>
+        </w:rPr>
+        <w:t>input</w:t>
+      </w:r>
+      <w:r>
+        <w:rPr>
+          <w:b w:val="0"/>
+        </w:rPr>
+        <w:t>/procedure/result/limit frame and a calculator when needed. Ask students to identify the first step before completing the whole trace.</w:t>
+      </w:r>
+    </w:p>
+    <w:p>
+      <w:pPr>
+        <w:spacing w:line="336" w:lineRule="auto" w:after="180"/>
+      </w:pPr>
+      <w:r>
+        <w:rPr>
+          <w:b w:val="0"/>
+        </w:rPr>
+        <w:t xml:space="preserve">Extension: compare two concrete variants of this </w:t>
+      </w:r>
+      <w:r>
+        <w:rPr>
+          <w:b/>
+        </w:rPr>
+        <w:t>mechanism</w:t>
+      </w:r>
+      <w:r>
+        <w:rPr>
+          <w:b w:val="0"/>
+        </w:rPr>
+        <w:t xml:space="preserve"> while holding unrelated conditions fixed; report both successful and unsuccessful outcomes.</w:t>
+      </w:r>
+    </w:p>
+    <w:p>
+      <w:pPr>
+        <w:pStyle w:val="Heading2"/>
+      </w:pPr>
+      <w:r>
+        <w:t>Earlier wording, alternatives and picture transcripts · reference / check after trying</w:t>
       </w:r>
     </w:p>
     <w:tbl>
@@ -2045,71 +3196,26 @@
     </w:tbl>
     <w:p>
       <w:pPr>
-        <w:spacing w:line="336" w:lineRule="auto" w:after="180"/>
-      </w:pPr>
-      <w:r>
-        <w:rPr>
-          <w:b w:val="0"/>
-        </w:rPr>
-        <w:t xml:space="preserve">Use See how it works and Follow a worked example. Collect a </w:t>
-      </w:r>
-      <w:r>
-        <w:rPr>
-          <w:b/>
-        </w:rPr>
-        <w:t>prediction</w:t>
-      </w:r>
-      <w:r>
-        <w:rPr>
-          <w:b w:val="0"/>
-        </w:rPr>
-        <w:t xml:space="preserve"> before revealing its result; ask the learner to point to each intermediate fact.</w:t>
+        <w:pStyle w:val="Heading3"/>
+      </w:pPr>
+      <w:r>
+        <w:t>Reduce help deliberately</w:t>
       </w:r>
     </w:p>
     <w:p>
       <w:pPr>
-        <w:spacing w:line="336" w:lineRule="auto" w:after="180"/>
-      </w:pPr>
-      <w:r>
-        <w:rPr>
-          <w:b w:val="0"/>
-        </w:rPr>
-        <w:t xml:space="preserve">Provide an </w:t>
-      </w:r>
-      <w:r>
-        <w:rPr>
-          <w:b/>
-        </w:rPr>
-        <w:t>input</w:t>
-      </w:r>
-      <w:r>
-        <w:rPr>
-          <w:b w:val="0"/>
-        </w:rPr>
-        <w:t>/procedure/result/limit frame and a calculator when needed. Ask students to identify the first step before completing the whole trace.</w:t>
+        <w:pStyle w:val="Heading3"/>
+      </w:pPr>
+      <w:r>
+        <w:t>Individual reasoning check</w:t>
       </w:r>
     </w:p>
     <w:p>
       <w:pPr>
-        <w:spacing w:line="336" w:lineRule="auto" w:after="180"/>
-      </w:pPr>
-      <w:r>
-        <w:rPr>
-          <w:b w:val="0"/>
-        </w:rPr>
-        <w:t xml:space="preserve">Extension: compare two concrete variants of this </w:t>
-      </w:r>
-      <w:r>
-        <w:rPr>
-          <w:b/>
-        </w:rPr>
-        <w:t>mechanism</w:t>
-      </w:r>
-      <w:r>
-        <w:rPr>
-          <w:b w:val="0"/>
-        </w:rPr>
-        <w:t xml:space="preserve"> while holding unrelated conditions fixed; report both successful and unsuccessful outcomes.</w:t>
+        <w:pStyle w:val="Heading3"/>
+      </w:pPr>
+      <w:r>
+        <w:t>Pictorial practice question</w:t>
       </w:r>
     </w:p>
     <w:p>
@@ -2117,59 +3223,39 @@
         <w:pStyle w:val="Heading3"/>
       </w:pPr>
       <w:r>
-        <w:t>Reduce help deliberately</w:t>
+        <w:t>Reasoned teacher answer</w:t>
       </w:r>
     </w:p>
     <w:p>
       <w:pPr>
-        <w:pStyle w:val="Heading3"/>
-      </w:pPr>
-      <w:r>
-        <w:t>Completion practice</w:t>
+        <w:pStyle w:val="Heading1"/>
+      </w:pPr>
+      <w:r>
+        <w:t>04. Run the complete supplied investigation</w:t>
       </w:r>
     </w:p>
     <w:p>
-      <w:pPr>
-        <w:spacing w:line="336" w:lineRule="auto" w:after="180"/>
-        <w:shd w:fill="F5F1FB"/>
-      </w:pPr>
-      <w:r>
-        <w:rPr>
-          <w:b w:val="0"/>
-        </w:rPr>
-        <w:t>Completion task: Staging configuration points to production storage while the interface displays staging. Show the intermediate steps and give the conclusion with its scope.</w:t>
+      <w:r>
+        <w:t>Separate predictions,actual runs and paper traces.</w:t>
       </w:r>
     </w:p>
     <w:p>
       <w:pPr>
-        <w:pStyle w:val="Heading3"/>
-      </w:pPr>
-      <w:r>
-        <w:t>Reasoning to listen for</w:t>
+        <w:pStyle w:val="Heading2"/>
+      </w:pPr>
+      <w:r>
+        <w:t>Complete inputs,expected results and limits</w:t>
       </w:r>
     </w:p>
     <w:p>
       <w:pPr>
         <w:spacing w:line="336" w:lineRule="auto" w:after="180"/>
-        <w:shd w:fill="F1F6FC"/>
       </w:pPr>
       <w:r>
         <w:rPr>
           <w:b w:val="0"/>
         </w:rPr>
-        <w:t xml:space="preserve">Teacher check: Teacher explanation: The label is misleading; block the run through configuration validation. A display badge is not an </w:t>
-      </w:r>
-      <w:r>
-        <w:rPr>
-          <w:b/>
-        </w:rPr>
-        <w:t>isolation</w:t>
-      </w:r>
-      <w:r>
-        <w:rPr>
-          <w:b w:val="0"/>
-        </w:rPr>
-        <w:t xml:space="preserve"> boundary.</w:t>
+        <w:t>Main wrong production store blocks before any lookup. Correct staging reads Z once; wrong production credential or namespace and a write request block without an added read. Selected development fake-record case violates the credential authority boundary: use development-only mock authority and inspect the actual endpoint/store as well as the label.</w:t>
       </w:r>
     </w:p>
     <w:p>
@@ -2180,38 +3266,26 @@
         <w:rPr>
           <w:b w:val="0"/>
         </w:rPr>
-        <w:t xml:space="preserve">Start by identifying the given </w:t>
-      </w:r>
-      <w:r>
-        <w:rPr>
-          <w:b/>
-        </w:rPr>
-        <w:t>input</w:t>
-      </w:r>
-      <w:r>
-        <w:rPr>
-          <w:b w:val="0"/>
-        </w:rPr>
-        <w:t>s together. Leave the intermediate steps blank. If needed, model one step, then withdraw that help on the next step. Move to a full trace only when the partial trace is understood.</w:t>
+        <w:t>Passing fixture checks is scoped evidence, not production readiness or real isolation proof.</w:t>
       </w:r>
     </w:p>
     <w:p>
       <w:pPr>
-        <w:spacing w:line="336" w:lineRule="auto" w:after="180"/>
-      </w:pPr>
-      <w:r>
-        <w:rPr>
-          <w:b w:val="0"/>
-        </w:rPr>
-        <w:t>For partners, alternate explainer and checker; collect a response from every learner before discussion.</w:t>
+        <w:pStyle w:val="Heading2"/>
+      </w:pPr>
+      <w:r>
+        <w:t>Diagnose the current misconceptions</w:t>
       </w:r>
     </w:p>
     <w:p>
       <w:pPr>
-        <w:pStyle w:val="Heading3"/>
-      </w:pPr>
-      <w:r>
-        <w:t>Individual reasoning check</w:t>
+        <w:spacing w:line="336" w:lineRule="auto" w:after="180"/>
+      </w:pPr>
+      <w:r>
+        <w:rPr>
+          <w:b w:val="0"/>
+        </w:rPr>
+        <w:t>The worked result establishes every future case: Passing staging tests does not prove production limits or operational conditions are identical.</w:t>
       </w:r>
     </w:p>
     <w:p>
@@ -2222,19 +3296,31 @@
         <w:rPr>
           <w:b w:val="0"/>
         </w:rPr>
-        <w:t xml:space="preserve">Use the worked case for Deployment </w:t>
+        <w:t xml:space="preserve">A missing </w:t>
       </w:r>
       <w:r>
         <w:rPr>
           <w:b/>
         </w:rPr>
-        <w:t>environment</w:t>
+        <w:t>input</w:t>
       </w:r>
       <w:r>
         <w:rPr>
           <w:b w:val="0"/>
         </w:rPr>
-        <w:t>s. Proposed explanation: “The worked result establishes every future case”. Decide whether this explanation is supported.</w:t>
+        <w:t xml:space="preserve"> may be replaced without recording the change: A replacement changes the </w:t>
+      </w:r>
+      <w:r>
+        <w:rPr>
+          <w:b/>
+        </w:rPr>
+        <w:t>evidence</w:t>
+      </w:r>
+      <w:r>
+        <w:rPr>
+          <w:b w:val="0"/>
+        </w:rPr>
+        <w:t xml:space="preserve"> or contract. Record the change and its justification; do not silently turn unknown into a measured value.</w:t>
       </w:r>
     </w:p>
     <w:p>
@@ -2245,306 +3331,62 @@
         <w:rPr>
           <w:b w:val="0"/>
         </w:rPr>
-        <w:t>Point to the step or supplied fact that decides; explain your repair if needed.</w:t>
+        <w:t xml:space="preserve">Repeating an assessed case is new independent </w:t>
+      </w:r>
+      <w:r>
+        <w:rPr>
+          <w:b/>
+        </w:rPr>
+        <w:t>evidence</w:t>
+      </w:r>
+      <w:r>
+        <w:rPr>
+          <w:b w:val="0"/>
+        </w:rPr>
+        <w:t>: A replay checks consistency. An example used for feedback or revision cannot later be described as untouched final evaluation.</w:t>
       </w:r>
     </w:p>
     <w:p>
       <w:pPr>
-        <w:pStyle w:val="Heading3"/>
-      </w:pPr>
-      <w:r>
-        <w:t>Expected repair</w:t>
+        <w:spacing w:line="336" w:lineRule="auto" w:after="180"/>
+      </w:pPr>
+      <w:r>
+        <w:rPr>
+          <w:b w:val="0"/>
+        </w:rPr>
+        <w:t xml:space="preserve">Use Run the investigation for the </w:t>
+      </w:r>
+      <w:r>
+        <w:rPr>
+          <w:b/>
+        </w:rPr>
+        <w:t>evidence</w:t>
+      </w:r>
+      <w:r>
+        <w:rPr>
+          <w:b w:val="0"/>
+        </w:rPr>
+        <w:t xml:space="preserve"> ledger. Add a boundary or missing-</w:t>
+      </w:r>
+      <w:r>
+        <w:rPr>
+          <w:b/>
+        </w:rPr>
+        <w:t>input</w:t>
+      </w:r>
+      <w:r>
+        <w:rPr>
+          <w:b w:val="0"/>
+        </w:rPr>
+        <w:t xml:space="preserve"> case and record the expected response before checking. More successful repeats of one case do not establish wider coverage.</w:t>
       </w:r>
     </w:p>
     <w:p>
       <w:pPr>
-        <w:spacing w:line="336" w:lineRule="auto" w:after="180"/>
-        <w:shd w:fill="F1F6FC"/>
-      </w:pPr>
-      <w:r>
-        <w:rPr>
-          <w:b w:val="0"/>
-        </w:rPr>
-        <w:t>Expected correction: Passing staging tests does not prove production limits or operational conditions are identical.</w:t>
-      </w:r>
-    </w:p>
-    <w:p>
-      <w:pPr>
-        <w:spacing w:line="336" w:lineRule="auto" w:after="180"/>
-      </w:pPr>
-      <w:r>
-        <w:rPr>
-          <w:b w:val="0"/>
-        </w:rPr>
-        <w:t>Collect explanations, not only yes/no votes. If a misunderstanding is common, re-model the relevant step for the class.</w:t>
-      </w:r>
-    </w:p>
-    <w:p>
-      <w:pPr>
-        <w:spacing w:line="336" w:lineRule="auto" w:after="180"/>
-      </w:pPr>
-      <w:r>
-        <w:rPr>
-          <w:b w:val="0"/>
-        </w:rPr>
-        <w:t>If it affects a few learners, give a short targeted group explanation while others solve a more demanding variation.</w:t>
-      </w:r>
-    </w:p>
-    <w:p>
-      <w:pPr>
-        <w:pStyle w:val="Heading3"/>
-      </w:pPr>
-      <w:r>
-        <w:t>Pictorial practice question</w:t>
-      </w:r>
-    </w:p>
-    <w:p>
-      <w:pPr>
-        <w:spacing w:line="336" w:lineRule="auto" w:after="180"/>
-        <w:shd w:fill="F5F1FB"/>
-      </w:pPr>
-      <w:r>
-        <w:rPr>
-          <w:b w:val="0"/>
-        </w:rPr>
-        <w:t xml:space="preserve">Identify the staging data and credential boundary. Why must the rehearsal stop if its credential reaches production even though the </w:t>
-      </w:r>
-      <w:r>
-        <w:rPr>
-          <w:b/>
-        </w:rPr>
-        <w:t>process</w:t>
-      </w:r>
-      <w:r>
-        <w:rPr>
-          <w:b w:val="0"/>
-        </w:rPr>
-        <w:t xml:space="preserve"> is labelled staging?</w:t>
-      </w:r>
-    </w:p>
-    <w:p>
-      <w:pPr>
-        <w:pStyle w:val="Heading3"/>
-      </w:pPr>
-      <w:r>
-        <w:t>Reasoned teacher answer</w:t>
-      </w:r>
-    </w:p>
-    <w:p>
-      <w:pPr>
-        <w:spacing w:line="336" w:lineRule="auto" w:after="180"/>
-      </w:pPr>
-      <w:r>
-        <w:rPr>
-          <w:b w:val="0"/>
-        </w:rPr>
-        <w:t>The rehearsal reads fictional room Z. Staging credentials must not reach production storage. A passing rehearsal supports release review, not automatic promotion.</w:t>
-      </w:r>
-    </w:p>
-    <w:p>
-      <w:pPr>
-        <w:spacing w:line="336" w:lineRule="auto" w:after="180"/>
-      </w:pPr>
-      <w:r>
-        <w:rPr>
-          <w:b w:val="0"/>
-        </w:rPr>
-        <w:t xml:space="preserve">Changed case: Stop the rehearsal because its separation boundary is breached. Actual access matters more than the </w:t>
-      </w:r>
-      <w:r>
-        <w:rPr>
-          <w:b/>
-        </w:rPr>
-        <w:t>environment</w:t>
-      </w:r>
-      <w:r>
-        <w:rPr>
-          <w:b w:val="0"/>
-        </w:rPr>
-        <w:t xml:space="preserve"> label.</w:t>
-      </w:r>
-    </w:p>
-    <w:p>
-      <w:pPr>
-        <w:spacing w:line="336" w:lineRule="auto" w:after="180"/>
-      </w:pPr>
-      <w:r>
-        <w:rPr>
-          <w:b w:val="0"/>
-        </w:rPr>
-        <w:t xml:space="preserve">Changed-case reasoning: Stop the rehearsal because its separation boundary is breached. Actual access matters more than the </w:t>
-      </w:r>
-      <w:r>
-        <w:rPr>
-          <w:b/>
-        </w:rPr>
-        <w:t>environment</w:t>
-      </w:r>
-      <w:r>
-        <w:rPr>
-          <w:b w:val="0"/>
-        </w:rPr>
-        <w:t xml:space="preserve"> label.</w:t>
-      </w:r>
-    </w:p>
-    <w:p>
-      <w:pPr>
-        <w:spacing w:line="336" w:lineRule="auto" w:after="180"/>
-      </w:pPr>
-      <w:r>
-        <w:rPr>
-          <w:b w:val="0"/>
-        </w:rPr>
-        <w:t xml:space="preserve">Collect each learner’s explanation before discussion. Use the first missing connection between </w:t>
-      </w:r>
-      <w:r>
-        <w:rPr>
-          <w:b/>
-        </w:rPr>
-        <w:t>input</w:t>
-      </w:r>
-      <w:r>
-        <w:rPr>
-          <w:b w:val="0"/>
-        </w:rPr>
-        <w:t xml:space="preserve">, deciding step and result to choose support. This question is worked-case practice, not fresh mastery </w:t>
-      </w:r>
-      <w:r>
-        <w:rPr>
-          <w:b/>
-        </w:rPr>
-        <w:t>evidence</w:t>
-      </w:r>
-      <w:r>
-        <w:rPr>
-          <w:b w:val="0"/>
-        </w:rPr>
-        <w:t>.</w:t>
-      </w:r>
-    </w:p>
-    <w:p>
-      <w:pPr>
-        <w:pStyle w:val="Heading1"/>
-      </w:pPr>
-      <w:r>
-        <w:t>04. Run the investigation and diagnose misconceptions</w:t>
-      </w:r>
-    </w:p>
-    <w:p>
-      <w:r>
-        <w:t>Run the Deployment environments investigation and use the first unsupported step to choose a teaching response.</w:t>
-      </w:r>
-    </w:p>
-    <w:p>
-      <w:pPr>
-        <w:spacing w:line="336" w:lineRule="auto" w:after="180"/>
-      </w:pPr>
-      <w:r>
-        <w:rPr>
-          <w:b w:val="0"/>
-        </w:rPr>
-        <w:t>The worked result establishes every future case: Passing staging tests does not prove production limits or operational conditions are identical.</w:t>
-      </w:r>
-    </w:p>
-    <w:p>
-      <w:pPr>
-        <w:spacing w:line="336" w:lineRule="auto" w:after="180"/>
-      </w:pPr>
-      <w:r>
-        <w:rPr>
-          <w:b w:val="0"/>
-        </w:rPr>
-        <w:t xml:space="preserve">A missing </w:t>
-      </w:r>
-      <w:r>
-        <w:rPr>
-          <w:b/>
-        </w:rPr>
-        <w:t>input</w:t>
-      </w:r>
-      <w:r>
-        <w:rPr>
-          <w:b w:val="0"/>
-        </w:rPr>
-        <w:t xml:space="preserve"> may be replaced without recording the change: A replacement changes the </w:t>
-      </w:r>
-      <w:r>
-        <w:rPr>
-          <w:b/>
-        </w:rPr>
-        <w:t>evidence</w:t>
-      </w:r>
-      <w:r>
-        <w:rPr>
-          <w:b w:val="0"/>
-        </w:rPr>
-        <w:t xml:space="preserve"> or contract. Record the change and its justification; do not silently turn unknown into a measured value.</w:t>
-      </w:r>
-    </w:p>
-    <w:p>
-      <w:pPr>
-        <w:spacing w:line="336" w:lineRule="auto" w:after="180"/>
-      </w:pPr>
-      <w:r>
-        <w:rPr>
-          <w:b w:val="0"/>
-        </w:rPr>
-        <w:t xml:space="preserve">Repeating an assessed case is new independent </w:t>
-      </w:r>
-      <w:r>
-        <w:rPr>
-          <w:b/>
-        </w:rPr>
-        <w:t>evidence</w:t>
-      </w:r>
-      <w:r>
-        <w:rPr>
-          <w:b w:val="0"/>
-        </w:rPr>
-        <w:t>: A replay checks consistency. An example used for feedback or revision cannot later be described as untouched final evaluation.</w:t>
-      </w:r>
-    </w:p>
-    <w:p>
-      <w:pPr>
-        <w:spacing w:line="336" w:lineRule="auto" w:after="180"/>
-      </w:pPr>
-      <w:r>
-        <w:rPr>
-          <w:b w:val="0"/>
-        </w:rPr>
-        <w:t xml:space="preserve">Use Run the investigation for the </w:t>
-      </w:r>
-      <w:r>
-        <w:rPr>
-          <w:b/>
-        </w:rPr>
-        <w:t>evidence</w:t>
-      </w:r>
-      <w:r>
-        <w:rPr>
-          <w:b w:val="0"/>
-        </w:rPr>
-        <w:t xml:space="preserve"> ledger. Add a boundary or missing-</w:t>
-      </w:r>
-      <w:r>
-        <w:rPr>
-          <w:b/>
-        </w:rPr>
-        <w:t>input</w:t>
-      </w:r>
-      <w:r>
-        <w:rPr>
-          <w:b w:val="0"/>
-        </w:rPr>
-        <w:t xml:space="preserve"> case and record the expected response before checking. More successful repeats of one case do not establish wider coverage.</w:t>
-      </w:r>
-    </w:p>
-    <w:p>
-      <w:pPr>
-        <w:pStyle w:val="Heading3"/>
-      </w:pPr>
-      <w:r>
-        <w:t>Match the support to the first error</w:t>
+        <w:pStyle w:val="Heading2"/>
+      </w:pPr>
+      <w:r>
+        <w:t>Choose accessible support</w:t>
       </w:r>
     </w:p>
     <w:tbl>
@@ -2717,57 +3559,39 @@
     </w:p>
     <w:p>
       <w:pPr>
-        <w:pStyle w:val="Heading1"/>
-      </w:pPr>
-      <w:r>
-        <w:t>05. Assess and explain the answers</w:t>
+        <w:pStyle w:val="Heading2"/>
+      </w:pPr>
+      <w:r>
+        <w:t>Earlier wording, alternatives and picture transcripts · reference / check after trying</w:t>
       </w:r>
     </w:p>
     <w:p>
-      <w:r>
-        <w:t>Use the Deployment environments questions, teacher keys and criteria after the relevant attempts. Previously discussed cases are practice; protect the separately selected independent task.</w:t>
+      <w:pPr>
+        <w:pStyle w:val="Heading3"/>
+      </w:pPr>
+      <w:r>
+        <w:t>Match the support to the first error</w:t>
       </w:r>
     </w:p>
     <w:p>
       <w:pPr>
-        <w:pStyle w:val="Heading3"/>
-      </w:pPr>
-      <w:r>
-        <w:t>Guided and exit questions</w:t>
+        <w:pStyle w:val="Heading1"/>
+      </w:pPr>
+      <w:r>
+        <w:t>05. Assess the new service scenario</w:t>
       </w:r>
     </w:p>
     <w:p>
-      <w:pPr>
-        <w:spacing w:line="336" w:lineRule="auto" w:after="180"/>
-      </w:pPr>
-      <w:r>
-        <w:rPr>
-          <w:b w:val="0"/>
-        </w:rPr>
-        <w:t xml:space="preserve">Guided: The label is misleading; block the run through configuration validation. A display badge is not an </w:t>
-      </w:r>
-      <w:r>
-        <w:rPr>
-          <w:b/>
-        </w:rPr>
-        <w:t>isolation</w:t>
-      </w:r>
-      <w:r>
-        <w:rPr>
-          <w:b w:val="0"/>
-        </w:rPr>
-        <w:t xml:space="preserve"> boundary.</w:t>
+      <w:r>
+        <w:t>Keep the selected answer private until after a first attempt.</w:t>
       </w:r>
     </w:p>
     <w:p>
       <w:pPr>
-        <w:spacing w:line="336" w:lineRule="auto" w:after="180"/>
-      </w:pPr>
-      <w:r>
-        <w:rPr>
-          <w:b w:val="0"/>
-        </w:rPr>
-        <w:t>Qualification: Passing staging tests does not prove production limits or operational conditions are identical.</w:t>
+        <w:pStyle w:val="Heading2"/>
+      </w:pPr>
+      <w:r>
+        <w:t>Selected independent task and checked answer</w:t>
       </w:r>
     </w:p>
     <w:p>
@@ -2778,631 +3602,38 @@
         <w:rPr>
           <w:b w:val="0"/>
         </w:rPr>
-        <w:t xml:space="preserve">Exit: accept a concrete variation with its predicted outcome and a stated condition that would challenge the </w:t>
-      </w:r>
-      <w:r>
-        <w:rPr>
-          <w:b/>
-        </w:rPr>
-        <w:t>mechanism</w:t>
-      </w:r>
-      <w:r>
-        <w:rPr>
-          <w:b w:val="0"/>
-        </w:rPr>
-        <w:t xml:space="preserve">; reject a claim resting on unmeasured </w:t>
-      </w:r>
-      <w:r>
-        <w:rPr>
-          <w:b/>
-        </w:rPr>
-        <w:t>evidence</w:t>
-      </w:r>
-      <w:r>
-        <w:rPr>
-          <w:b w:val="0"/>
-        </w:rPr>
-        <w:t>.</w:t>
+        <w:t>Selected case: Development uses fake records but a production token. What boundary is violated?</w:t>
       </w:r>
     </w:p>
     <w:p>
       <w:pPr>
-        <w:pStyle w:val="Heading3"/>
-      </w:pPr>
-      <w:r>
-        <w:t>W1 Explain the mechanism</w:t>
+        <w:spacing w:line="336" w:lineRule="auto" w:after="180"/>
+      </w:pPr>
+      <w:r>
+        <w:rPr>
+          <w:b w:val="0"/>
+        </w:rPr>
+        <w:t xml:space="preserve">Teacher explanation: Credential scope crosses </w:t>
+      </w:r>
+      <w:r>
+        <w:rPr>
+          <w:b/>
+        </w:rPr>
+        <w:t>environment</w:t>
+      </w:r>
+      <w:r>
+        <w:rPr>
+          <w:b w:val="0"/>
+        </w:rPr>
+        <w:t>s. Use development-only mock authority and inspect endpoints as well as labels.</w:t>
       </w:r>
     </w:p>
     <w:p>
       <w:pPr>
-        <w:pStyle w:val="Heading3"/>
-      </w:pPr>
-      <w:r>
-        <w:t>Workbook question · W1</w:t>
-      </w:r>
-    </w:p>
-    <w:p>
-      <w:pPr>
-        <w:spacing w:line="336" w:lineRule="auto" w:after="180"/>
-        <w:shd w:fill="F5F1FB"/>
-      </w:pPr>
-      <w:r>
-        <w:rPr>
-          <w:b w:val="0"/>
-        </w:rPr>
-        <w:t xml:space="preserve">Explain the weekly </w:t>
-      </w:r>
-      <w:r>
-        <w:rPr>
-          <w:b/>
-        </w:rPr>
-        <w:t>mechanism</w:t>
-      </w:r>
-      <w:r>
-        <w:rPr>
-          <w:b w:val="0"/>
-        </w:rPr>
-        <w:t xml:space="preserve"> in your own words. Use the worked scenario to name its </w:t>
-      </w:r>
-      <w:r>
-        <w:rPr>
-          <w:b/>
-        </w:rPr>
-        <w:t>input</w:t>
-      </w:r>
-      <w:r>
-        <w:rPr>
-          <w:b w:val="0"/>
-        </w:rPr>
-        <w:t xml:space="preserve">, decision rule and </w:t>
-      </w:r>
-      <w:r>
-        <w:rPr>
-          <w:b/>
-        </w:rPr>
-        <w:t>output</w:t>
-      </w:r>
-      <w:r>
-        <w:rPr>
-          <w:b w:val="0"/>
-        </w:rPr>
-        <w:t>.</w:t>
-      </w:r>
-    </w:p>
-    <w:p>
-      <w:pPr>
-        <w:pStyle w:val="Heading3"/>
-      </w:pPr>
-      <w:r>
-        <w:t>Teacher reasoning · W1</w:t>
-      </w:r>
-    </w:p>
-    <w:p>
-      <w:pPr>
-        <w:spacing w:line="336" w:lineRule="auto" w:after="180"/>
-        <w:shd w:fill="F1F6FC"/>
-      </w:pPr>
-      <w:r>
-        <w:rPr>
-          <w:b w:val="0"/>
-        </w:rPr>
-        <w:t xml:space="preserve">Teacher explanation: Development, staging and production are distinct </w:t>
-      </w:r>
-      <w:r>
-        <w:rPr>
-          <w:b/>
-        </w:rPr>
-        <w:t>environment</w:t>
-      </w:r>
-      <w:r>
-        <w:rPr>
-          <w:b w:val="0"/>
-        </w:rPr>
-        <w:t>s with explicit data and credential boundaries. Test configuration must not silently target production.</w:t>
-      </w:r>
-    </w:p>
-    <w:p>
-      <w:pPr>
-        <w:spacing w:line="336" w:lineRule="auto" w:after="180"/>
-        <w:shd w:fill="F1F6FC"/>
-      </w:pPr>
-      <w:r>
-        <w:rPr>
-          <w:b w:val="0"/>
-        </w:rPr>
-        <w:t xml:space="preserve">For the classroom mock ENV selects a separate fixture store and secret namespace. Validate allowed </w:t>
-      </w:r>
-      <w:r>
-        <w:rPr>
-          <w:b/>
-        </w:rPr>
-        <w:t>environment</w:t>
-      </w:r>
-      <w:r>
-        <w:rPr>
-          <w:b w:val="0"/>
-        </w:rPr>
-        <w:t xml:space="preserve"> names. A staging run cannot use production write credentials.</w:t>
-      </w:r>
-    </w:p>
-    <w:p>
-      <w:pPr>
-        <w:pStyle w:val="Heading3"/>
-      </w:pPr>
-      <w:r>
-        <w:t>W2 Trace the worked case</w:t>
-      </w:r>
-    </w:p>
-    <w:p>
-      <w:pPr>
-        <w:pStyle w:val="Heading3"/>
-      </w:pPr>
-      <w:r>
-        <w:t>Workbook question · W2</w:t>
-      </w:r>
-    </w:p>
-    <w:p>
-      <w:pPr>
-        <w:spacing w:line="336" w:lineRule="auto" w:after="180"/>
-        <w:shd w:fill="F5F1FB"/>
-      </w:pPr>
-      <w:r>
-        <w:rPr>
-          <w:b w:val="0"/>
-        </w:rPr>
-        <w:t>Staging configuration points to production storage while the interface displays staging. Show the intermediate steps and give the conclusion with its scope.</w:t>
-      </w:r>
-    </w:p>
-    <w:p>
-      <w:pPr>
-        <w:pStyle w:val="Heading3"/>
-      </w:pPr>
-      <w:r>
-        <w:t>Teacher reasoning · W2</w:t>
-      </w:r>
-    </w:p>
-    <w:p>
-      <w:pPr>
-        <w:spacing w:line="336" w:lineRule="auto" w:after="180"/>
-        <w:shd w:fill="F1F6FC"/>
-      </w:pPr>
-      <w:r>
-        <w:rPr>
-          <w:b w:val="0"/>
-        </w:rPr>
-        <w:t xml:space="preserve">Teacher explanation: The label is misleading; block the run through configuration validation. A display badge is not an </w:t>
-      </w:r>
-      <w:r>
-        <w:rPr>
-          <w:b/>
-        </w:rPr>
-        <w:t>isolation</w:t>
-      </w:r>
-      <w:r>
-        <w:rPr>
-          <w:b w:val="0"/>
-        </w:rPr>
-        <w:t xml:space="preserve"> boundary.</w:t>
-      </w:r>
-    </w:p>
-    <w:p>
-      <w:pPr>
-        <w:pStyle w:val="Heading3"/>
-      </w:pPr>
-      <w:r>
-        <w:t>W3 Audit the limit</w:t>
-      </w:r>
-    </w:p>
-    <w:p>
-      <w:pPr>
-        <w:pStyle w:val="Heading3"/>
-      </w:pPr>
-      <w:r>
-        <w:t>Workbook question · W3</w:t>
-      </w:r>
-    </w:p>
-    <w:p>
-      <w:pPr>
-        <w:spacing w:line="336" w:lineRule="auto" w:after="180"/>
-        <w:shd w:fill="F5F1FB"/>
-      </w:pPr>
-      <w:r>
-        <w:rPr>
-          <w:b w:val="0"/>
-        </w:rPr>
-        <w:t>A report omits this qualification: Passing staging tests does not prove production limits or operational conditions are identical.</w:t>
-      </w:r>
-    </w:p>
-    <w:p>
-      <w:pPr>
-        <w:spacing w:line="336" w:lineRule="auto" w:after="180"/>
-        <w:shd w:fill="F5F1FB"/>
-      </w:pPr>
-      <w:r>
-        <w:rPr>
-          <w:b w:val="0"/>
-        </w:rPr>
-        <w:t>Explain how omitting it could change a reader's interpretation, and write an accurate replacement.</w:t>
-      </w:r>
-    </w:p>
-    <w:p>
-      <w:pPr>
-        <w:pStyle w:val="Heading3"/>
-      </w:pPr>
-      <w:r>
-        <w:t>Teacher reasoning · W3</w:t>
-      </w:r>
-    </w:p>
-    <w:p>
-      <w:pPr>
-        <w:spacing w:line="336" w:lineRule="auto" w:after="180"/>
-        <w:shd w:fill="F1F6FC"/>
-      </w:pPr>
-      <w:r>
-        <w:rPr>
-          <w:b w:val="0"/>
-        </w:rPr>
-        <w:t>Teacher explanation: Passing staging tests does not prove production limits or operational conditions are identical.</w:t>
-      </w:r>
-    </w:p>
-    <w:p>
-      <w:pPr>
-        <w:spacing w:line="336" w:lineRule="auto" w:after="180"/>
-        <w:shd w:fill="F1F6FC"/>
-      </w:pPr>
-      <w:r>
-        <w:rPr>
-          <w:b w:val="0"/>
-        </w:rPr>
-        <w:t xml:space="preserve">State the observed result separately from the unverified or out-of-scope claim; preserve the original </w:t>
-      </w:r>
-      <w:r>
-        <w:rPr>
-          <w:b/>
-        </w:rPr>
-        <w:t>evidence</w:t>
-      </w:r>
-      <w:r>
-        <w:rPr>
-          <w:b w:val="0"/>
-        </w:rPr>
-        <w:t xml:space="preserve"> rather than inventing a missing fact.</w:t>
-      </w:r>
-    </w:p>
-    <w:p>
-      <w:pPr>
-        <w:pStyle w:val="Heading3"/>
-      </w:pPr>
-      <w:r>
-        <w:t>W4 Apply a new case independently</w:t>
-      </w:r>
-    </w:p>
-    <w:p>
-      <w:pPr>
-        <w:pStyle w:val="Heading3"/>
-      </w:pPr>
-      <w:r>
-        <w:t>Workbook question · W4</w:t>
-      </w:r>
-    </w:p>
-    <w:p>
-      <w:pPr>
-        <w:spacing w:line="336" w:lineRule="auto" w:after="180"/>
-        <w:shd w:fill="F5F1FB"/>
-      </w:pPr>
-      <w:r>
-        <w:rPr>
-          <w:b w:val="0"/>
-        </w:rPr>
-        <w:t>Development uses fake records but a production token. What boundary is violated?</w:t>
-      </w:r>
-    </w:p>
-    <w:p>
-      <w:pPr>
-        <w:pStyle w:val="Heading3"/>
-      </w:pPr>
-      <w:r>
-        <w:t>Teacher reasoning · W4</w:t>
-      </w:r>
-    </w:p>
-    <w:p>
-      <w:pPr>
-        <w:spacing w:line="336" w:lineRule="auto" w:after="180"/>
-        <w:shd w:fill="F1F6FC"/>
-      </w:pPr>
-      <w:r>
-        <w:rPr>
-          <w:b w:val="0"/>
-        </w:rPr>
-        <w:t xml:space="preserve">Teacher explanation: Credential scope crosses </w:t>
-      </w:r>
-      <w:r>
-        <w:rPr>
-          <w:b/>
-        </w:rPr>
-        <w:t>environment</w:t>
-      </w:r>
-      <w:r>
-        <w:rPr>
-          <w:b w:val="0"/>
-        </w:rPr>
-        <w:t>s. Use development-only mock authority and inspect endpoints as well as labels.</w:t>
-      </w:r>
-    </w:p>
-    <w:p>
-      <w:pPr>
-        <w:pStyle w:val="Heading3"/>
-      </w:pPr>
-      <w:r>
-        <w:t>W5 Design a revealing follow-up</w:t>
-      </w:r>
-    </w:p>
-    <w:p>
-      <w:pPr>
-        <w:pStyle w:val="Heading3"/>
-      </w:pPr>
-      <w:r>
-        <w:t>Workbook question · W5</w:t>
-      </w:r>
-    </w:p>
-    <w:p>
-      <w:pPr>
-        <w:spacing w:line="336" w:lineRule="auto" w:after="180"/>
-        <w:shd w:fill="F5F1FB"/>
-      </w:pPr>
-      <w:r>
-        <w:rPr>
-          <w:b w:val="0"/>
-        </w:rPr>
-        <w:t>For the worked scenario, propose one additional case that could reveal a failure, describe its expected outcome before running it, and explain what would need to remain fixed for a fair comparison.</w:t>
-      </w:r>
-    </w:p>
-    <w:p>
-      <w:pPr>
-        <w:spacing w:line="336" w:lineRule="auto" w:after="180"/>
-        <w:shd w:fill="F5F1FB"/>
-      </w:pPr>
-      <w:r>
-        <w:rPr>
-          <w:b w:val="0"/>
-        </w:rPr>
-        <w:t>Do not reuse W4 as a new final test after receiving feedback.</w:t>
-      </w:r>
-    </w:p>
-    <w:p>
-      <w:pPr>
-        <w:pStyle w:val="Heading3"/>
-      </w:pPr>
-      <w:r>
-        <w:t>Teacher reasoning · W5</w:t>
-      </w:r>
-    </w:p>
-    <w:p>
-      <w:pPr>
-        <w:spacing w:line="336" w:lineRule="auto" w:after="180"/>
-        <w:shd w:fill="F1F6FC"/>
-      </w:pPr>
-      <w:r>
-        <w:rPr>
-          <w:b w:val="0"/>
-        </w:rPr>
-        <w:t xml:space="preserve">Teacher explanation: Accept a concrete variant of the worked </w:t>
-      </w:r>
-      <w:r>
-        <w:rPr>
-          <w:b/>
-        </w:rPr>
-        <w:t>input</w:t>
-      </w:r>
-      <w:r>
-        <w:rPr>
-          <w:b w:val="0"/>
-        </w:rPr>
-        <w:t xml:space="preserve"> or a missing/conflicting/boundary condition, with an expectation derived from the declared procedure.</w:t>
-      </w:r>
-    </w:p>
-    <w:p>
-      <w:pPr>
-        <w:spacing w:line="336" w:lineRule="auto" w:after="180"/>
-        <w:shd w:fill="F1F6FC"/>
-      </w:pPr>
-      <w:r>
-        <w:rPr>
-          <w:b w:val="0"/>
-        </w:rPr>
-        <w:t xml:space="preserve">Require preserved settings, original </w:t>
-      </w:r>
-      <w:r>
-        <w:rPr>
-          <w:b/>
-        </w:rPr>
-        <w:t>output</w:t>
-      </w:r>
-      <w:r>
-        <w:rPr>
-          <w:b w:val="0"/>
-        </w:rPr>
-        <w:t>s and data roles. Passing staging tests does not prove production limits or operational conditions are identical.</w:t>
-      </w:r>
-    </w:p>
-    <w:p>
-      <w:pPr>
-        <w:spacing w:line="336" w:lineRule="auto" w:after="180"/>
-        <w:shd w:fill="F1F6FC"/>
-      </w:pPr>
-      <w:r>
-        <w:rPr>
-          <w:b w:val="0"/>
-        </w:rPr>
-        <w:t xml:space="preserve">The new case should test this particular </w:t>
-      </w:r>
-      <w:r>
-        <w:rPr>
-          <w:b/>
-        </w:rPr>
-        <w:t>mechanism</w:t>
-      </w:r>
-      <w:r>
-        <w:rPr>
-          <w:b w:val="0"/>
-        </w:rPr>
-        <w:t xml:space="preserve"> rather than merely restate the original result.</w:t>
-      </w:r>
-    </w:p>
-    <w:p>
-      <w:pPr>
-        <w:pStyle w:val="Heading3"/>
-      </w:pPr>
-      <w:r>
-        <w:t>Independent assessment and fresh retry</w:t>
-      </w:r>
-    </w:p>
-    <w:p>
-      <w:pPr>
-        <w:pStyle w:val="Heading3"/>
-      </w:pPr>
-      <w:r>
-        <w:t>Teacher key · Independent assessment and fresh retry</w:t>
-      </w:r>
-    </w:p>
-    <w:p>
-      <w:pPr>
-        <w:spacing w:line="336" w:lineRule="auto" w:after="180"/>
-        <w:shd w:fill="F1F6FC"/>
-      </w:pPr>
-      <w:r>
-        <w:rPr>
-          <w:b w:val="0"/>
-        </w:rPr>
-        <w:t xml:space="preserve">W4: Credential scope crosses </w:t>
-      </w:r>
-      <w:r>
-        <w:rPr>
-          <w:b/>
-        </w:rPr>
-        <w:t>environment</w:t>
-      </w:r>
-      <w:r>
-        <w:rPr>
-          <w:b w:val="0"/>
-        </w:rPr>
-        <w:t>s. Use development-only mock authority and inspect endpoints as well as labels. Require intermediate reasoning and the stated scope.</w:t>
-      </w:r>
-    </w:p>
-    <w:p>
-      <w:pPr>
-        <w:spacing w:line="336" w:lineRule="auto" w:after="180"/>
-        <w:shd w:fill="F1F6FC"/>
-      </w:pPr>
-      <w:r>
-        <w:rPr>
-          <w:b w:val="0"/>
-        </w:rPr>
-        <w:t xml:space="preserve">Fresh retry: Test </w:t>
-      </w:r>
-      <w:r>
-        <w:rPr>
-          <w:b/>
-        </w:rPr>
-        <w:t>environment</w:t>
-      </w:r>
-      <w:r>
-        <w:rPr>
-          <w:b w:val="0"/>
-        </w:rPr>
-        <w:t xml:space="preserve"> correctly uses fixtures but exports production secrets to logs. Expected reasoning: Secret boundary violated despite test data. Validate </w:t>
-      </w:r>
-      <w:r>
-        <w:rPr>
-          <w:b/>
-        </w:rPr>
-        <w:t>environment</w:t>
-      </w:r>
-      <w:r>
-        <w:rPr>
-          <w:b w:val="0"/>
-        </w:rPr>
-        <w:t>/credential mapping and redact logs.</w:t>
-      </w:r>
-    </w:p>
-    <w:p>
-      <w:pPr>
-        <w:spacing w:line="336" w:lineRule="auto" w:after="180"/>
-        <w:shd w:fill="F1F6FC"/>
-      </w:pPr>
-      <w:r>
-        <w:rPr>
-          <w:b w:val="0"/>
-        </w:rPr>
-        <w:t>If students need support, record it and reassess with another new case rather than awarding independence to a copied answer.</w:t>
-      </w:r>
-    </w:p>
-    <w:p>
-      <w:pPr>
-        <w:pStyle w:val="Heading3"/>
-      </w:pPr>
-      <w:r>
-        <w:t>Assess independent transfer</w:t>
-      </w:r>
-    </w:p>
-    <w:p>
-      <w:pPr>
-        <w:pStyle w:val="Heading3"/>
-      </w:pPr>
-      <w:r>
-        <w:t>Independent question · withhold the key</w:t>
-      </w:r>
-    </w:p>
-    <w:p>
-      <w:pPr>
-        <w:spacing w:line="336" w:lineRule="auto" w:after="180"/>
-        <w:shd w:fill="F5F1FB"/>
-      </w:pPr>
-      <w:r>
-        <w:rPr>
-          <w:b w:val="0"/>
-        </w:rPr>
-        <w:t>Selected case: Development uses fake records but a production token. What boundary is violated?</w:t>
-      </w:r>
-    </w:p>
-    <w:p>
-      <w:pPr>
-        <w:pStyle w:val="Heading3"/>
-      </w:pPr>
-      <w:r>
-        <w:t>Selected case answer</w:t>
-      </w:r>
-    </w:p>
-    <w:p>
-      <w:pPr>
-        <w:pStyle w:val="Heading3"/>
-      </w:pPr>
-      <w:r>
-        <w:t>Teacher key · Selected case answer</w:t>
-      </w:r>
-    </w:p>
-    <w:p>
-      <w:pPr>
-        <w:spacing w:line="336" w:lineRule="auto" w:after="180"/>
-        <w:shd w:fill="F1F6FC"/>
-      </w:pPr>
-      <w:r>
-        <w:rPr>
-          <w:b w:val="0"/>
-        </w:rPr>
-        <w:t xml:space="preserve">Teacher explanation: Credential scope crosses </w:t>
-      </w:r>
-      <w:r>
-        <w:rPr>
-          <w:b/>
-        </w:rPr>
-        <w:t>environment</w:t>
-      </w:r>
-      <w:r>
-        <w:rPr>
-          <w:b w:val="0"/>
-        </w:rPr>
-        <w:t>s. Use development-only mock authority and inspect endpoints as well as labels.</w:t>
+        <w:pStyle w:val="Heading2"/>
+      </w:pPr>
+      <w:r>
+        <w:t>Judge explanation,trace and limits</w:t>
       </w:r>
     </w:p>
     <w:tbl>
@@ -3509,54 +3740,55 @@
     </w:tbl>
     <w:p>
       <w:pPr>
-        <w:pStyle w:val="Heading3"/>
-      </w:pPr>
-      <w:r>
-        <w:t>Teacher key · Selected case answer</w:t>
+        <w:spacing w:line="336" w:lineRule="auto" w:after="180"/>
+      </w:pPr>
+      <w:r>
+        <w:rPr>
+          <w:b w:val="0"/>
+        </w:rPr>
+        <w:t>Record each dimension as not yet, with support, or independent. Accept a valid alternative procedure with a defensible trace.</w:t>
       </w:r>
     </w:p>
     <w:p>
       <w:pPr>
         <w:spacing w:line="336" w:lineRule="auto" w:after="180"/>
-        <w:shd w:fill="F1F6FC"/>
       </w:pPr>
       <w:r>
         <w:rPr>
           <w:b w:val="0"/>
         </w:rPr>
-        <w:t>Record each dimension as not yet, with support, or independent. Accept a valid alternative procedure with a defensible trace.</w:t>
+        <w:t xml:space="preserve">Do not penalise an honestly recorded model failure if the learner correctly explains its </w:t>
+      </w:r>
+      <w:r>
+        <w:rPr>
+          <w:b/>
+        </w:rPr>
+        <w:t>evidence</w:t>
+      </w:r>
+      <w:r>
+        <w:rPr>
+          <w:b w:val="0"/>
+        </w:rPr>
+        <w:t xml:space="preserve"> and limits.</w:t>
       </w:r>
     </w:p>
     <w:p>
       <w:pPr>
-        <w:spacing w:line="336" w:lineRule="auto" w:after="180"/>
-        <w:shd w:fill="F1F6FC"/>
-      </w:pPr>
-      <w:r>
-        <w:rPr>
-          <w:b w:val="0"/>
-        </w:rPr>
-        <w:t xml:space="preserve">Do not penalise an honestly recorded model failure if the learner correctly explains its </w:t>
-      </w:r>
-      <w:r>
-        <w:rPr>
-          <w:b/>
-        </w:rPr>
-        <w:t>evidence</w:t>
-      </w:r>
-      <w:r>
-        <w:rPr>
-          <w:b w:val="0"/>
-        </w:rPr>
-        <w:t xml:space="preserve"> and limits.</w:t>
+        <w:pStyle w:val="Heading2"/>
+      </w:pPr>
+      <w:r>
+        <w:t>Give one usable repair</w:t>
       </w:r>
     </w:p>
     <w:p>
       <w:pPr>
-        <w:pStyle w:val="Heading3"/>
-      </w:pPr>
-      <w:r>
-        <w:t>Feedback that the learner uses</w:t>
+        <w:spacing w:line="336" w:lineRule="auto" w:after="180"/>
+      </w:pPr>
+      <w:r>
+        <w:rPr>
+          <w:b w:val="0"/>
+        </w:rPr>
+        <w:t>Name the earliest unsupported step and give one action to repair it. Have the learner make that repair now and explain why. Then assess the relevant skill on a fresh, fully specified case.</w:t>
       </w:r>
     </w:p>
     <w:p>
@@ -3567,31 +3799,85 @@
         <w:rPr>
           <w:b w:val="0"/>
         </w:rPr>
-        <w:t>Name the earliest unsupported step and give one action to repair it. Have the learner make that repair now and explain why. Then assess the relevant skill on a fresh, fully specified case.</w:t>
+        <w:t>Confirm it was not previously practised with feedback; solve and check the new case before assigning it. A follow-up design prompt is a starting brief, not automatically an equivalent test.</w:t>
       </w:r>
     </w:p>
     <w:p>
       <w:pPr>
-        <w:spacing w:line="336" w:lineRule="auto" w:after="180"/>
-      </w:pPr>
-      <w:r>
-        <w:rPr>
-          <w:b w:val="0"/>
-        </w:rPr>
-        <w:t>Confirm it was not previously practised with feedback; solve and check the new case before assigning it. A follow-up design prompt is a starting brief, not automatically an equivalent test.</w:t>
+        <w:pStyle w:val="Heading2"/>
+      </w:pPr>
+      <w:r>
+        <w:t>W1 Explain the mechanism</w:t>
       </w:r>
     </w:p>
     <w:p>
       <w:pPr>
-        <w:pStyle w:val="Heading1"/>
-      </w:pPr>
-      <w:r>
-        <w:t>06. Connect the project, support and next lesson</w:t>
+        <w:spacing w:line="336" w:lineRule="auto" w:after="180"/>
+      </w:pPr>
+      <w:r>
+        <w:rPr>
+          <w:b w:val="0"/>
+        </w:rPr>
+        <w:t xml:space="preserve">Explain the weekly </w:t>
+      </w:r>
+      <w:r>
+        <w:rPr>
+          <w:b/>
+        </w:rPr>
+        <w:t>mechanism</w:t>
+      </w:r>
+      <w:r>
+        <w:rPr>
+          <w:b w:val="0"/>
+        </w:rPr>
+        <w:t xml:space="preserve"> in your own words. Use the worked scenario to name its </w:t>
+      </w:r>
+      <w:r>
+        <w:rPr>
+          <w:b/>
+        </w:rPr>
+        <w:t>input</w:t>
+      </w:r>
+      <w:r>
+        <w:rPr>
+          <w:b w:val="0"/>
+        </w:rPr>
+        <w:t xml:space="preserve">, decision rule and </w:t>
+      </w:r>
+      <w:r>
+        <w:rPr>
+          <w:b/>
+        </w:rPr>
+        <w:t>output</w:t>
+      </w:r>
+      <w:r>
+        <w:rPr>
+          <w:b w:val="0"/>
+        </w:rPr>
+        <w:t>.</w:t>
       </w:r>
     </w:p>
     <w:p>
-      <w:r>
-        <w:t>Connect Deployment environments to Grounded Learning Service, adapt support and plan a later changed-case check.</w:t>
+      <w:pPr>
+        <w:spacing w:line="336" w:lineRule="auto" w:after="180"/>
+      </w:pPr>
+      <w:r>
+        <w:rPr>
+          <w:b w:val="0"/>
+        </w:rPr>
+        <w:t xml:space="preserve">Teacher explanation: Development, staging and production are distinct </w:t>
+      </w:r>
+      <w:r>
+        <w:rPr>
+          <w:b/>
+        </w:rPr>
+        <w:t>environment</w:t>
+      </w:r>
+      <w:r>
+        <w:rPr>
+          <w:b w:val="0"/>
+        </w:rPr>
+        <w:t>s with explicit data and credential boundaries. Test configuration must not silently target production.</w:t>
       </w:r>
     </w:p>
     <w:p>
@@ -3602,7 +3888,7 @@
         <w:rPr>
           <w:b w:val="0"/>
         </w:rPr>
-        <w:t xml:space="preserve">Add a labelled deployment </w:t>
+        <w:t xml:space="preserve">For the classroom mock ENV selects a separate fixture store and secret namespace. Validate allowed </w:t>
       </w:r>
       <w:r>
         <w:rPr>
@@ -3614,78 +3900,15 @@
         <w:rPr>
           <w:b w:val="0"/>
         </w:rPr>
-        <w:t xml:space="preserve">s </w:t>
-      </w:r>
-      <w:r>
-        <w:rPr>
-          <w:b/>
-        </w:rPr>
-        <w:t>evidence</w:t>
-      </w:r>
-      <w:r>
-        <w:rPr>
-          <w:b w:val="0"/>
-        </w:rPr>
-        <w:t xml:space="preserve"> sheet to Grounded Learning Service. Show how you can explain the </w:t>
-      </w:r>
-      <w:r>
-        <w:rPr>
-          <w:b/>
-        </w:rPr>
-        <w:t>mechanism</w:t>
-      </w:r>
-      <w:r>
-        <w:rPr>
-          <w:b w:val="0"/>
-        </w:rPr>
-        <w:t xml:space="preserve"> and terminology of deployment </w:t>
-      </w:r>
-      <w:r>
-        <w:rPr>
-          <w:b/>
-        </w:rPr>
-        <w:t>environment</w:t>
-      </w:r>
-      <w:r>
-        <w:rPr>
-          <w:b w:val="0"/>
-        </w:rPr>
-        <w:t>s.</w:t>
+        <w:t xml:space="preserve"> names. A staging run cannot use production write credentials.</w:t>
       </w:r>
     </w:p>
     <w:p>
       <w:pPr>
-        <w:spacing w:line="336" w:lineRule="auto" w:after="180"/>
-      </w:pPr>
-      <w:r>
-        <w:rPr>
-          <w:b w:val="0"/>
-        </w:rPr>
-        <w:t xml:space="preserve">Use the supplied fictional case and keep its </w:t>
-      </w:r>
-      <w:r>
-        <w:rPr>
-          <w:b/>
-        </w:rPr>
-        <w:t>input</w:t>
-      </w:r>
-      <w:r>
-        <w:rPr>
-          <w:b w:val="0"/>
-        </w:rPr>
-        <w:t xml:space="preserve">s, intermediate steps, calculation or </w:t>
-      </w:r>
-      <w:r>
-        <w:rPr>
-          <w:b/>
-        </w:rPr>
-        <w:t>prediction</w:t>
-      </w:r>
-      <w:r>
-        <w:rPr>
-          <w:b w:val="0"/>
-        </w:rPr>
-        <w:t>, and limitation. Connect this record to last week’s record; a matching answer without a trace is insufficient.</w:t>
+        <w:pStyle w:val="Heading2"/>
+      </w:pPr>
+      <w:r>
+        <w:t>W2 Trace the worked case</w:t>
       </w:r>
     </w:p>
     <w:p>
@@ -3696,19 +3919,7 @@
         <w:rPr>
           <w:b w:val="0"/>
         </w:rPr>
-        <w:t xml:space="preserve">Provide an </w:t>
-      </w:r>
-      <w:r>
-        <w:rPr>
-          <w:b/>
-        </w:rPr>
-        <w:t>input</w:t>
-      </w:r>
-      <w:r>
-        <w:rPr>
-          <w:b w:val="0"/>
-        </w:rPr>
-        <w:t>/procedure/result/limit frame and a calculator when needed. Ask students to identify the first step before completing the whole trace.</w:t>
+        <w:t>Staging configuration points to production storage while the interface displays staging. Show the intermediate steps and give the conclusion with its scope.</w:t>
       </w:r>
     </w:p>
     <w:p>
@@ -3719,42 +3930,27 @@
         <w:rPr>
           <w:b w:val="0"/>
         </w:rPr>
-        <w:t xml:space="preserve">Extension: compare two concrete variants of this </w:t>
+        <w:t xml:space="preserve">Teacher explanation: The label is misleading; block the run through configuration validation. A display badge is not an </w:t>
       </w:r>
       <w:r>
         <w:rPr>
           <w:b/>
         </w:rPr>
-        <w:t>mechanism</w:t>
+        <w:t>isolation</w:t>
       </w:r>
       <w:r>
         <w:rPr>
           <w:b w:val="0"/>
         </w:rPr>
-        <w:t xml:space="preserve"> while holding unrelated conditions fixed; report both successful and unsuccessful outcomes.</w:t>
+        <w:t xml:space="preserve"> boundary.</w:t>
       </w:r>
     </w:p>
     <w:p>
       <w:pPr>
-        <w:spacing w:line="336" w:lineRule="auto" w:after="180"/>
-      </w:pPr>
-      <w:r>
-        <w:rPr>
-          <w:b w:val="0"/>
-        </w:rPr>
-        <w:t xml:space="preserve">Next connection: Release and rollback. Preserve the current case record and retrieve its </w:t>
-      </w:r>
-      <w:r>
-        <w:rPr>
-          <w:b/>
-        </w:rPr>
-        <w:t>evidence</w:t>
-      </w:r>
-      <w:r>
-        <w:rPr>
-          <w:b w:val="0"/>
-        </w:rPr>
-        <w:t xml:space="preserve"> boundary before moving on.</w:t>
+        <w:pStyle w:val="Heading2"/>
+      </w:pPr>
+      <w:r>
+        <w:t>W3 Audit the limit</w:t>
       </w:r>
     </w:p>
     <w:p>
@@ -3765,15 +3961,637 @@
         <w:rPr>
           <w:b w:val="0"/>
         </w:rPr>
-        <w:t>Retain the project ledger and assess a changed case after support. Check the relevant prerequisite before carrying this component forward.</w:t>
+        <w:t>A report omits this qualification: Passing staging tests does not prove production limits or operational conditions are identical.</w:t>
       </w:r>
     </w:p>
     <w:p>
       <w:pPr>
+        <w:spacing w:line="336" w:lineRule="auto" w:after="180"/>
+      </w:pPr>
+      <w:r>
+        <w:rPr>
+          <w:b w:val="0"/>
+        </w:rPr>
+        <w:t>Explain how omitting it could change a reader's interpretation, and write an accurate replacement.</w:t>
+      </w:r>
+    </w:p>
+    <w:p>
+      <w:pPr>
+        <w:spacing w:line="336" w:lineRule="auto" w:after="180"/>
+      </w:pPr>
+      <w:r>
+        <w:rPr>
+          <w:b w:val="0"/>
+        </w:rPr>
+        <w:t>Teacher explanation: Passing staging tests does not prove production limits or operational conditions are identical.</w:t>
+      </w:r>
+    </w:p>
+    <w:p>
+      <w:pPr>
+        <w:spacing w:line="336" w:lineRule="auto" w:after="180"/>
+      </w:pPr>
+      <w:r>
+        <w:rPr>
+          <w:b w:val="0"/>
+        </w:rPr>
+        <w:t xml:space="preserve">State the observed result separately from the unverified or out-of-scope claim; preserve the original </w:t>
+      </w:r>
+      <w:r>
+        <w:rPr>
+          <w:b/>
+        </w:rPr>
+        <w:t>evidence</w:t>
+      </w:r>
+      <w:r>
+        <w:rPr>
+          <w:b w:val="0"/>
+        </w:rPr>
+        <w:t xml:space="preserve"> rather than inventing a missing fact.</w:t>
+      </w:r>
+    </w:p>
+    <w:p>
+      <w:pPr>
+        <w:pStyle w:val="Heading2"/>
+      </w:pPr>
+      <w:r>
+        <w:t>W5 Design a revealing follow-up</w:t>
+      </w:r>
+    </w:p>
+    <w:p>
+      <w:pPr>
+        <w:spacing w:line="336" w:lineRule="auto" w:after="180"/>
+      </w:pPr>
+      <w:r>
+        <w:rPr>
+          <w:b w:val="0"/>
+        </w:rPr>
+        <w:t>For the worked scenario, propose one additional case that could reveal a failure, describe its expected outcome before running it, and explain what would need to remain fixed for a fair comparison.</w:t>
+      </w:r>
+    </w:p>
+    <w:p>
+      <w:pPr>
+        <w:spacing w:line="336" w:lineRule="auto" w:after="180"/>
+      </w:pPr>
+      <w:r>
+        <w:rPr>
+          <w:b w:val="0"/>
+        </w:rPr>
+        <w:t>Do not reuse W4 as a new final test after receiving feedback.</w:t>
+      </w:r>
+    </w:p>
+    <w:p>
+      <w:pPr>
+        <w:spacing w:line="336" w:lineRule="auto" w:after="180"/>
+      </w:pPr>
+      <w:r>
+        <w:rPr>
+          <w:b w:val="0"/>
+        </w:rPr>
+        <w:t xml:space="preserve">Teacher explanation: Accept a concrete variant of the worked </w:t>
+      </w:r>
+      <w:r>
+        <w:rPr>
+          <w:b/>
+        </w:rPr>
+        <w:t>input</w:t>
+      </w:r>
+      <w:r>
+        <w:rPr>
+          <w:b w:val="0"/>
+        </w:rPr>
+        <w:t xml:space="preserve"> or a missing/conflicting/boundary condition, with an expectation derived from the declared procedure.</w:t>
+      </w:r>
+    </w:p>
+    <w:p>
+      <w:pPr>
+        <w:spacing w:line="336" w:lineRule="auto" w:after="180"/>
+      </w:pPr>
+      <w:r>
+        <w:rPr>
+          <w:b w:val="0"/>
+        </w:rPr>
+        <w:t xml:space="preserve">Require preserved settings, original </w:t>
+      </w:r>
+      <w:r>
+        <w:rPr>
+          <w:b/>
+        </w:rPr>
+        <w:t>output</w:t>
+      </w:r>
+      <w:r>
+        <w:rPr>
+          <w:b w:val="0"/>
+        </w:rPr>
+        <w:t>s and data roles. Passing staging tests does not prove production limits or operational conditions are identical.</w:t>
+      </w:r>
+    </w:p>
+    <w:p>
+      <w:pPr>
+        <w:spacing w:line="336" w:lineRule="auto" w:after="180"/>
+      </w:pPr>
+      <w:r>
+        <w:rPr>
+          <w:b w:val="0"/>
+        </w:rPr>
+        <w:t xml:space="preserve">The new case should test this particular </w:t>
+      </w:r>
+      <w:r>
+        <w:rPr>
+          <w:b/>
+        </w:rPr>
+        <w:t>mechanism</w:t>
+      </w:r>
+      <w:r>
+        <w:rPr>
+          <w:b w:val="0"/>
+        </w:rPr>
+        <w:t xml:space="preserve"> rather than merely restate the original result.</w:t>
+      </w:r>
+    </w:p>
+    <w:p>
+      <w:pPr>
+        <w:pStyle w:val="Heading2"/>
+      </w:pPr>
+      <w:r>
+        <w:t>Earlier wording, alternatives and picture transcripts · reference / check after trying</w:t>
+      </w:r>
+    </w:p>
+    <w:p>
+      <w:pPr>
         <w:pStyle w:val="Heading3"/>
       </w:pPr>
       <w:r>
-        <w:t>Plan the delayed return</w:t>
+        <w:t>Guided and exit questions</w:t>
+      </w:r>
+    </w:p>
+    <w:p>
+      <w:pPr>
+        <w:spacing w:line="336" w:lineRule="auto" w:after="180"/>
+      </w:pPr>
+      <w:r>
+        <w:rPr>
+          <w:b w:val="0"/>
+        </w:rPr>
+        <w:t xml:space="preserve">Guided: The label is misleading; block the run through configuration validation. A display badge is not an </w:t>
+      </w:r>
+      <w:r>
+        <w:rPr>
+          <w:b/>
+        </w:rPr>
+        <w:t>isolation</w:t>
+      </w:r>
+      <w:r>
+        <w:rPr>
+          <w:b w:val="0"/>
+        </w:rPr>
+        <w:t xml:space="preserve"> boundary.</w:t>
+      </w:r>
+    </w:p>
+    <w:p>
+      <w:pPr>
+        <w:spacing w:line="336" w:lineRule="auto" w:after="180"/>
+      </w:pPr>
+      <w:r>
+        <w:rPr>
+          <w:b w:val="0"/>
+        </w:rPr>
+        <w:t>Qualification: Passing staging tests does not prove production limits or operational conditions are identical.</w:t>
+      </w:r>
+    </w:p>
+    <w:p>
+      <w:pPr>
+        <w:spacing w:line="336" w:lineRule="auto" w:after="180"/>
+      </w:pPr>
+      <w:r>
+        <w:rPr>
+          <w:b w:val="0"/>
+        </w:rPr>
+        <w:t xml:space="preserve">Exit: accept a concrete variation with its predicted outcome and a stated condition that would challenge the </w:t>
+      </w:r>
+      <w:r>
+        <w:rPr>
+          <w:b/>
+        </w:rPr>
+        <w:t>mechanism</w:t>
+      </w:r>
+      <w:r>
+        <w:rPr>
+          <w:b w:val="0"/>
+        </w:rPr>
+        <w:t xml:space="preserve">; reject a claim resting on unmeasured </w:t>
+      </w:r>
+      <w:r>
+        <w:rPr>
+          <w:b/>
+        </w:rPr>
+        <w:t>evidence</w:t>
+      </w:r>
+      <w:r>
+        <w:rPr>
+          <w:b w:val="0"/>
+        </w:rPr>
+        <w:t>.</w:t>
+      </w:r>
+    </w:p>
+    <w:p>
+      <w:pPr>
+        <w:pStyle w:val="Heading3"/>
+      </w:pPr>
+      <w:r>
+        <w:t>W1 Explain the mechanism</w:t>
+      </w:r>
+    </w:p>
+    <w:p>
+      <w:pPr>
+        <w:pStyle w:val="Heading3"/>
+      </w:pPr>
+      <w:r>
+        <w:t>W2 Trace the worked case</w:t>
+      </w:r>
+    </w:p>
+    <w:p>
+      <w:pPr>
+        <w:pStyle w:val="Heading3"/>
+      </w:pPr>
+      <w:r>
+        <w:t>W3 Audit the limit</w:t>
+      </w:r>
+    </w:p>
+    <w:p>
+      <w:pPr>
+        <w:pStyle w:val="Heading3"/>
+      </w:pPr>
+      <w:r>
+        <w:t>W4 Apply a new case independently</w:t>
+      </w:r>
+    </w:p>
+    <w:p>
+      <w:pPr>
+        <w:spacing w:line="336" w:lineRule="auto" w:after="180"/>
+      </w:pPr>
+      <w:r>
+        <w:rPr>
+          <w:b w:val="0"/>
+        </w:rPr>
+        <w:t>Development uses fake records but a production token. What boundary is violated?</w:t>
+      </w:r>
+    </w:p>
+    <w:p>
+      <w:pPr>
+        <w:spacing w:line="336" w:lineRule="auto" w:after="180"/>
+      </w:pPr>
+      <w:r>
+        <w:rPr>
+          <w:b w:val="0"/>
+        </w:rPr>
+        <w:t xml:space="preserve">Teacher explanation: Credential scope crosses </w:t>
+      </w:r>
+      <w:r>
+        <w:rPr>
+          <w:b/>
+        </w:rPr>
+        <w:t>environment</w:t>
+      </w:r>
+      <w:r>
+        <w:rPr>
+          <w:b w:val="0"/>
+        </w:rPr>
+        <w:t>s. Use development-only mock authority and inspect endpoints as well as labels.</w:t>
+      </w:r>
+    </w:p>
+    <w:p>
+      <w:pPr>
+        <w:pStyle w:val="Heading3"/>
+      </w:pPr>
+      <w:r>
+        <w:t>W5 Design a revealing follow-up</w:t>
+      </w:r>
+    </w:p>
+    <w:p>
+      <w:pPr>
+        <w:pStyle w:val="Heading3"/>
+      </w:pPr>
+      <w:r>
+        <w:t>Independent assessment and fresh retry</w:t>
+      </w:r>
+    </w:p>
+    <w:p>
+      <w:pPr>
+        <w:spacing w:line="336" w:lineRule="auto" w:after="180"/>
+      </w:pPr>
+      <w:r>
+        <w:rPr>
+          <w:b w:val="0"/>
+        </w:rPr>
+        <w:t xml:space="preserve">W4: Credential scope crosses </w:t>
+      </w:r>
+      <w:r>
+        <w:rPr>
+          <w:b/>
+        </w:rPr>
+        <w:t>environment</w:t>
+      </w:r>
+      <w:r>
+        <w:rPr>
+          <w:b w:val="0"/>
+        </w:rPr>
+        <w:t>s. Use development-only mock authority and inspect endpoints as well as labels. Require intermediate reasoning and the stated scope.</w:t>
+      </w:r>
+    </w:p>
+    <w:p>
+      <w:pPr>
+        <w:spacing w:line="336" w:lineRule="auto" w:after="180"/>
+      </w:pPr>
+      <w:r>
+        <w:rPr>
+          <w:b w:val="0"/>
+        </w:rPr>
+        <w:t xml:space="preserve">Fresh retry: Test </w:t>
+      </w:r>
+      <w:r>
+        <w:rPr>
+          <w:b/>
+        </w:rPr>
+        <w:t>environment</w:t>
+      </w:r>
+      <w:r>
+        <w:rPr>
+          <w:b w:val="0"/>
+        </w:rPr>
+        <w:t xml:space="preserve"> correctly uses fixtures but exports production secrets to logs. Expected reasoning: Secret boundary violated despite test data. Validate </w:t>
+      </w:r>
+      <w:r>
+        <w:rPr>
+          <w:b/>
+        </w:rPr>
+        <w:t>environment</w:t>
+      </w:r>
+      <w:r>
+        <w:rPr>
+          <w:b w:val="0"/>
+        </w:rPr>
+        <w:t>/credential mapping and redact logs.</w:t>
+      </w:r>
+    </w:p>
+    <w:p>
+      <w:pPr>
+        <w:spacing w:line="336" w:lineRule="auto" w:after="180"/>
+      </w:pPr>
+      <w:r>
+        <w:rPr>
+          <w:b w:val="0"/>
+        </w:rPr>
+        <w:t>If students need support, record it and reassess with another new case rather than awarding independence to a copied answer.</w:t>
+      </w:r>
+    </w:p>
+    <w:p>
+      <w:pPr>
+        <w:pStyle w:val="Heading3"/>
+      </w:pPr>
+      <w:r>
+        <w:t>Assess independent transfer</w:t>
+      </w:r>
+    </w:p>
+    <w:p>
+      <w:pPr>
+        <w:pStyle w:val="Heading3"/>
+      </w:pPr>
+      <w:r>
+        <w:t>Selected case answer</w:t>
+      </w:r>
+    </w:p>
+    <w:p>
+      <w:pPr>
+        <w:pStyle w:val="Heading3"/>
+      </w:pPr>
+      <w:r>
+        <w:t>Feedback that the learner uses</w:t>
+      </w:r>
+    </w:p>
+    <w:p>
+      <w:pPr>
+        <w:pStyle w:val="Heading1"/>
+      </w:pPr>
+      <w:r>
+        <w:t>06. Connect, support and revisit service design</w:t>
+      </w:r>
+    </w:p>
+    <w:p>
+      <w:r>
+        <w:t>Use saved evidence and boundary decisions to choose the next step.</w:t>
+      </w:r>
+    </w:p>
+    <w:p>
+      <w:pPr>
+        <w:pStyle w:val="Heading2"/>
+      </w:pPr>
+      <w:r>
+        <w:t>Project and next-week bridge</w:t>
+      </w:r>
+    </w:p>
+    <w:p>
+      <w:pPr>
+        <w:spacing w:line="336" w:lineRule="auto" w:after="180"/>
+      </w:pPr>
+      <w:r>
+        <w:rPr>
+          <w:b w:val="0"/>
+        </w:rPr>
+        <w:t xml:space="preserve">Add a labelled deployment </w:t>
+      </w:r>
+      <w:r>
+        <w:rPr>
+          <w:b/>
+        </w:rPr>
+        <w:t>environment</w:t>
+      </w:r>
+      <w:r>
+        <w:rPr>
+          <w:b w:val="0"/>
+        </w:rPr>
+        <w:t xml:space="preserve">s </w:t>
+      </w:r>
+      <w:r>
+        <w:rPr>
+          <w:b/>
+        </w:rPr>
+        <w:t>evidence</w:t>
+      </w:r>
+      <w:r>
+        <w:rPr>
+          <w:b w:val="0"/>
+        </w:rPr>
+        <w:t xml:space="preserve"> sheet to Grounded Learning Service. Show how you can explain the </w:t>
+      </w:r>
+      <w:r>
+        <w:rPr>
+          <w:b/>
+        </w:rPr>
+        <w:t>mechanism</w:t>
+      </w:r>
+      <w:r>
+        <w:rPr>
+          <w:b w:val="0"/>
+        </w:rPr>
+        <w:t xml:space="preserve"> and terminology of deployment </w:t>
+      </w:r>
+      <w:r>
+        <w:rPr>
+          <w:b/>
+        </w:rPr>
+        <w:t>environment</w:t>
+      </w:r>
+      <w:r>
+        <w:rPr>
+          <w:b w:val="0"/>
+        </w:rPr>
+        <w:t>s.</w:t>
+      </w:r>
+    </w:p>
+    <w:p>
+      <w:pPr>
+        <w:spacing w:line="336" w:lineRule="auto" w:after="180"/>
+      </w:pPr>
+      <w:r>
+        <w:rPr>
+          <w:b w:val="0"/>
+        </w:rPr>
+        <w:t xml:space="preserve">Use the supplied fictional case and keep its </w:t>
+      </w:r>
+      <w:r>
+        <w:rPr>
+          <w:b/>
+        </w:rPr>
+        <w:t>input</w:t>
+      </w:r>
+      <w:r>
+        <w:rPr>
+          <w:b w:val="0"/>
+        </w:rPr>
+        <w:t xml:space="preserve">s, intermediate steps, calculation or </w:t>
+      </w:r>
+      <w:r>
+        <w:rPr>
+          <w:b/>
+        </w:rPr>
+        <w:t>prediction</w:t>
+      </w:r>
+      <w:r>
+        <w:rPr>
+          <w:b w:val="0"/>
+        </w:rPr>
+        <w:t>, and limitation. Connect this record to last week’s record; a matching answer without a trace is insufficient.</w:t>
+      </w:r>
+    </w:p>
+    <w:p>
+      <w:pPr>
+        <w:spacing w:line="336" w:lineRule="auto" w:after="180"/>
+      </w:pPr>
+      <w:r>
+        <w:rPr>
+          <w:b w:val="0"/>
+        </w:rPr>
+        <w:t xml:space="preserve">Provide an </w:t>
+      </w:r>
+      <w:r>
+        <w:rPr>
+          <w:b/>
+        </w:rPr>
+        <w:t>input</w:t>
+      </w:r>
+      <w:r>
+        <w:rPr>
+          <w:b w:val="0"/>
+        </w:rPr>
+        <w:t>/procedure/result/limit frame and a calculator when needed. Ask students to identify the first step before completing the whole trace.</w:t>
+      </w:r>
+    </w:p>
+    <w:p>
+      <w:pPr>
+        <w:spacing w:line="336" w:lineRule="auto" w:after="180"/>
+      </w:pPr>
+      <w:r>
+        <w:rPr>
+          <w:b w:val="0"/>
+        </w:rPr>
+        <w:t xml:space="preserve">Extension: compare two concrete variants of this </w:t>
+      </w:r>
+      <w:r>
+        <w:rPr>
+          <w:b/>
+        </w:rPr>
+        <w:t>mechanism</w:t>
+      </w:r>
+      <w:r>
+        <w:rPr>
+          <w:b w:val="0"/>
+        </w:rPr>
+        <w:t xml:space="preserve"> while holding unrelated conditions fixed; report both successful and unsuccessful outcomes.</w:t>
+      </w:r>
+    </w:p>
+    <w:p>
+      <w:pPr>
+        <w:spacing w:line="336" w:lineRule="auto" w:after="180"/>
+      </w:pPr>
+      <w:r>
+        <w:rPr>
+          <w:b w:val="0"/>
+        </w:rPr>
+        <w:t xml:space="preserve">Next connection: Release and rollback. Preserve the current case record and retrieve its </w:t>
+      </w:r>
+      <w:r>
+        <w:rPr>
+          <w:b/>
+        </w:rPr>
+        <w:t>evidence</w:t>
+      </w:r>
+      <w:r>
+        <w:rPr>
+          <w:b w:val="0"/>
+        </w:rPr>
+        <w:t xml:space="preserve"> boundary before moving on.</w:t>
+      </w:r>
+    </w:p>
+    <w:p>
+      <w:pPr>
+        <w:spacing w:line="336" w:lineRule="auto" w:after="180"/>
+      </w:pPr>
+      <w:r>
+        <w:rPr>
+          <w:b w:val="0"/>
+        </w:rPr>
+        <w:t>Retain the project ledger and assess a changed case after support. Check the relevant prerequisite before carrying this component forward.</w:t>
+      </w:r>
+    </w:p>
+    <w:p>
+      <w:pPr>
+        <w:spacing w:line="336" w:lineRule="auto" w:after="180"/>
+      </w:pPr>
+      <w:r>
+        <w:rPr>
+          <w:b w:val="0"/>
+        </w:rPr>
+        <w:t xml:space="preserve">For the Grounded Learning Service, retain an annotated trace and the changed-case result. Name the contract or </w:t>
+      </w:r>
+      <w:r>
+        <w:rPr>
+          <w:b/>
+        </w:rPr>
+        <w:t>evidence</w:t>
+      </w:r>
+      <w:r>
+        <w:rPr>
+          <w:b w:val="0"/>
+        </w:rPr>
+        <w:t xml:space="preserve"> that makes the deciding step valid, so another team can review it.</w:t>
+      </w:r>
+    </w:p>
+    <w:p>
+      <w:pPr>
+        <w:pStyle w:val="Heading2"/>
+      </w:pPr>
+      <w:r>
+        <w:t>Delayed return and support record</w:t>
       </w:r>
     </w:p>
     <w:p>
@@ -3990,60 +4808,60 @@
     </w:p>
     <w:p>
       <w:pPr>
-        <w:pStyle w:val="Heading3"/>
-      </w:pPr>
-      <w:r>
-        <w:t>Project evidence from this case</w:t>
+        <w:pStyle w:val="Heading2"/>
+      </w:pPr>
+      <w:r>
+        <w:t>Earlier wording, alternatives and picture transcripts · reference / check after trying</w:t>
       </w:r>
     </w:p>
     <w:p>
       <w:pPr>
-        <w:spacing w:line="336" w:lineRule="auto" w:after="180"/>
-      </w:pPr>
-      <w:r>
-        <w:rPr>
-          <w:b w:val="0"/>
-        </w:rPr>
-        <w:t xml:space="preserve">For the Grounded Learning Service, retain an annotated trace and the changed-case result. Name the contract or </w:t>
-      </w:r>
-      <w:r>
-        <w:rPr>
-          <w:b/>
-        </w:rPr>
-        <w:t>evidence</w:t>
-      </w:r>
-      <w:r>
-        <w:rPr>
-          <w:b w:val="0"/>
-        </w:rPr>
-        <w:t xml:space="preserve"> that makes the deciding step valid, so another team can review it.</w:t>
+        <w:pStyle w:val="Heading3"/>
+      </w:pPr>
+      <w:r>
+        <w:t>Plan the delayed return</w:t>
       </w:r>
     </w:p>
     <w:p>
       <w:pPr>
-        <w:pStyle w:val="Heading1"/>
-      </w:pPr>
-      <w:r>
-        <w:t>07. Prepare, teach and assess</w:t>
+        <w:pStyle w:val="Heading3"/>
+      </w:pPr>
+      <w:r>
+        <w:t>Project evidence from this case</w:t>
       </w:r>
     </w:p>
     <w:p>
-      <w:r>
-        <w:t>Use this preparation summary alongside the detailed Deployment environments lesson; it is a checklist rather than a replacement for the full sequence.</w:t>
+      <w:pPr>
+        <w:pStyle w:val="Heading1"/>
+      </w:pPr>
+      <w:r>
+        <w:t>Reference bank and extra practice</w:t>
       </w:r>
     </w:p>
     <w:p>
       <w:pPr>
-        <w:pStyle w:val="Heading3"/>
-      </w:pPr>
-      <w:r>
-        <w:t>Teaching target</w:t>
+        <w:pStyle w:val="Heading1"/>
+      </w:pPr>
+      <w:r>
+        <w:t>07. Reference · Alternative planning checklist</w:t>
       </w:r>
     </w:p>
     <w:p>
+      <w:r>
+        <w:t>Use alongside the main route when helpful.</w:t>
+      </w:r>
+    </w:p>
+    <w:p>
+      <w:pPr>
+        <w:pStyle w:val="Heading2"/>
+      </w:pPr>
+      <w:r>
+        <w:t>Planning,assessment and project reminders</w:t>
+      </w:r>
+    </w:p>
+    <w:p>
       <w:pPr>
         <w:spacing w:line="336" w:lineRule="auto" w:after="180"/>
-        <w:shd w:fill="EDF7F3"/>
       </w:pPr>
       <w:r>
         <w:rPr>
@@ -4267,34 +5085,48 @@
     </w:p>
     <w:p>
       <w:pPr>
-        <w:pStyle w:val="Heading3"/>
-      </w:pPr>
-      <w:r>
-        <w:t>Supported practice answer</w:t>
+        <w:spacing w:line="336" w:lineRule="auto" w:after="180"/>
+      </w:pPr>
+      <w:r>
+        <w:rPr>
+          <w:b w:val="0"/>
+        </w:rPr>
+        <w:t xml:space="preserve">Reasoned practice answer: Teacher explanation: The label is misleading; block the run through configuration validation. A display badge is not an </w:t>
+      </w:r>
+      <w:r>
+        <w:rPr>
+          <w:b/>
+        </w:rPr>
+        <w:t>isolation</w:t>
+      </w:r>
+      <w:r>
+        <w:rPr>
+          <w:b w:val="0"/>
+        </w:rPr>
+        <w:t xml:space="preserve"> boundary.</w:t>
       </w:r>
     </w:p>
     <w:p>
       <w:pPr>
         <w:spacing w:line="336" w:lineRule="auto" w:after="180"/>
-        <w:shd w:fill="F1F6FC"/>
       </w:pPr>
       <w:r>
         <w:rPr>
           <w:b w:val="0"/>
         </w:rPr>
-        <w:t xml:space="preserve">Reasoned practice answer: Teacher explanation: The label is misleading; block the run through configuration validation. A display badge is not an </w:t>
+        <w:t xml:space="preserve">Check every learner before discussion: Use the worked case for Deployment </w:t>
       </w:r>
       <w:r>
         <w:rPr>
           <w:b/>
         </w:rPr>
-        <w:t>isolation</w:t>
+        <w:t>environment</w:t>
       </w:r>
       <w:r>
         <w:rPr>
           <w:b w:val="0"/>
         </w:rPr>
-        <w:t xml:space="preserve"> boundary.</w:t>
+        <w:t>s. Proposed explanation: “The worked result establishes every future case”. Decide whether this explanation is supported.</w:t>
       </w:r>
     </w:p>
     <w:p>
@@ -4305,19 +5137,7 @@
         <w:rPr>
           <w:b w:val="0"/>
         </w:rPr>
-        <w:t xml:space="preserve">Check every learner before discussion: Use the worked case for Deployment </w:t>
-      </w:r>
-      <w:r>
-        <w:rPr>
-          <w:b/>
-        </w:rPr>
-        <w:t>environment</w:t>
-      </w:r>
-      <w:r>
-        <w:rPr>
-          <w:b w:val="0"/>
-        </w:rPr>
-        <w:t>s. Proposed explanation: “The worked result establishes every future case”. Decide whether this explanation is supported.</w:t>
+        <w:t>Point to the step or supplied fact that decides; explain your repair if needed.</w:t>
       </w:r>
     </w:p>
     <w:p>
@@ -4328,129 +5148,81 @@
         <w:rPr>
           <w:b w:val="0"/>
         </w:rPr>
-        <w:t>Point to the step or supplied fact that decides; explain your repair if needed.</w:t>
+        <w:t>Misconception repair: Passing staging tests does not prove production limits or operational conditions are identical.</w:t>
       </w:r>
     </w:p>
     <w:p>
       <w:pPr>
-        <w:pStyle w:val="Heading3"/>
-      </w:pPr>
-      <w:r>
-        <w:t>Repair the misconception</w:t>
+        <w:spacing w:line="336" w:lineRule="auto" w:after="180"/>
+      </w:pPr>
+      <w:r>
+        <w:rPr>
+          <w:b w:val="0"/>
+        </w:rPr>
+        <w:t xml:space="preserve">Support: read the exact case aloud, enlarge the labelled picture, supply </w:t>
+      </w:r>
+      <w:r>
+        <w:rPr>
+          <w:b/>
+        </w:rPr>
+        <w:t>input</w:t>
+      </w:r>
+      <w:r>
+        <w:rPr>
+          <w:b w:val="0"/>
+        </w:rPr>
+        <w:t xml:space="preserve"> cards and model only the first deciding step. Accept a spoken explanation or drawing; retain the reasoning goal.</w:t>
       </w:r>
     </w:p>
     <w:p>
       <w:pPr>
         <w:spacing w:line="336" w:lineRule="auto" w:after="180"/>
-        <w:shd w:fill="FFF5E6"/>
       </w:pPr>
       <w:r>
         <w:rPr>
           <w:b w:val="0"/>
         </w:rPr>
-        <w:t>Misconception repair: Passing staging tests does not prove production limits or operational conditions are identical.</w:t>
+        <w:t xml:space="preserve">Extension: Point staging at the production credential. Require a </w:t>
+      </w:r>
+      <w:r>
+        <w:rPr>
+          <w:b/>
+        </w:rPr>
+        <w:t>prediction</w:t>
+      </w:r>
+      <w:r>
+        <w:rPr>
+          <w:b w:val="0"/>
+        </w:rPr>
+        <w:t xml:space="preserve"> and a reason before comparing. Expected result: Stop the rehearsal because its separation boundary is breached.</w:t>
       </w:r>
     </w:p>
     <w:p>
       <w:pPr>
-        <w:pStyle w:val="Heading3"/>
-      </w:pPr>
-      <w:r>
-        <w:t>Support without giving away the answer</w:t>
+        <w:spacing w:line="336" w:lineRule="auto" w:after="180"/>
+      </w:pPr>
+      <w:r>
+        <w:rPr>
+          <w:b w:val="0"/>
+        </w:rPr>
+        <w:t xml:space="preserve">Reason: Actual access matters more than the </w:t>
+      </w:r>
+      <w:r>
+        <w:rPr>
+          <w:b/>
+        </w:rPr>
+        <w:t>environment</w:t>
+      </w:r>
+      <w:r>
+        <w:rPr>
+          <w:b w:val="0"/>
+        </w:rPr>
+        <w:t xml:space="preserve"> label.</w:t>
       </w:r>
     </w:p>
     <w:p>
       <w:pPr>
         <w:spacing w:line="336" w:lineRule="auto" w:after="180"/>
-        <w:shd w:fill="F1F6F8"/>
-      </w:pPr>
-      <w:r>
-        <w:rPr>
-          <w:b w:val="0"/>
-        </w:rPr>
-        <w:t xml:space="preserve">Support: read the exact case aloud, enlarge the labelled picture, supply </w:t>
-      </w:r>
-      <w:r>
-        <w:rPr>
-          <w:b/>
-        </w:rPr>
-        <w:t>input</w:t>
-      </w:r>
-      <w:r>
-        <w:rPr>
-          <w:b w:val="0"/>
-        </w:rPr>
-        <w:t xml:space="preserve"> cards and model only the first deciding step. Accept a spoken explanation or drawing; retain the reasoning goal.</w:t>
-      </w:r>
-    </w:p>
-    <w:p>
-      <w:pPr>
-        <w:pStyle w:val="Heading3"/>
-      </w:pPr>
-      <w:r>
-        <w:t>Extend the reasoning</w:t>
-      </w:r>
-    </w:p>
-    <w:p>
-      <w:pPr>
-        <w:spacing w:line="336" w:lineRule="auto" w:after="180"/>
-        <w:shd w:fill="F5F1FB"/>
-      </w:pPr>
-      <w:r>
-        <w:rPr>
-          <w:b w:val="0"/>
-        </w:rPr>
-        <w:t xml:space="preserve">Extension: Point staging at the production credential. Require a </w:t>
-      </w:r>
-      <w:r>
-        <w:rPr>
-          <w:b/>
-        </w:rPr>
-        <w:t>prediction</w:t>
-      </w:r>
-      <w:r>
-        <w:rPr>
-          <w:b w:val="0"/>
-        </w:rPr>
-        <w:t xml:space="preserve"> and a reason before comparing. Expected result: Stop the rehearsal because its separation boundary is breached.</w:t>
-      </w:r>
-    </w:p>
-    <w:p>
-      <w:pPr>
-        <w:spacing w:line="336" w:lineRule="auto" w:after="180"/>
-        <w:shd w:fill="F5F1FB"/>
-      </w:pPr>
-      <w:r>
-        <w:rPr>
-          <w:b w:val="0"/>
-        </w:rPr>
-        <w:t xml:space="preserve">Reason: Actual access matters more than the </w:t>
-      </w:r>
-      <w:r>
-        <w:rPr>
-          <w:b/>
-        </w:rPr>
-        <w:t>environment</w:t>
-      </w:r>
-      <w:r>
-        <w:rPr>
-          <w:b w:val="0"/>
-        </w:rPr>
-        <w:t xml:space="preserve"> label.</w:t>
-      </w:r>
-    </w:p>
-    <w:p>
-      <w:pPr>
-        <w:pStyle w:val="Heading3"/>
-      </w:pPr>
-      <w:r>
-        <w:t>Protect the independent attempt</w:t>
-      </w:r>
-    </w:p>
-    <w:p>
-      <w:pPr>
-        <w:spacing w:line="336" w:lineRule="auto" w:after="180"/>
-        <w:shd w:fill="FFF5E6"/>
       </w:pPr>
       <w:r>
         <w:rPr>
@@ -4645,58 +5417,57 @@
     </w:tbl>
     <w:p>
       <w:pPr>
-        <w:pStyle w:val="Heading3"/>
-      </w:pPr>
-      <w:r>
-        <w:t>Project checkpoint</w:t>
+        <w:spacing w:line="336" w:lineRule="auto" w:after="180"/>
+      </w:pPr>
+      <w:r>
+        <w:rPr>
+          <w:b w:val="0"/>
+        </w:rPr>
+        <w:t>Project checkpoint: Evaluate and revise. Compare with your starting method, explain errors and record a justified revision.</w:t>
       </w:r>
     </w:p>
     <w:p>
       <w:pPr>
         <w:spacing w:line="336" w:lineRule="auto" w:after="180"/>
-        <w:shd w:fill="EDF7F3"/>
       </w:pPr>
       <w:r>
         <w:rPr>
           <w:b w:val="0"/>
         </w:rPr>
-        <w:t>Project checkpoint: Evaluate and revise. Compare with your starting method, explain errors and record a justified revision.</w:t>
+        <w:t xml:space="preserve">Use the weekly teacher answer for topic-specific reasoning. A saved progress tick is an activity record; judge mastery from the learner’s explanation and </w:t>
+      </w:r>
+      <w:r>
+        <w:rPr>
+          <w:b/>
+        </w:rPr>
+        <w:t>evidence</w:t>
+      </w:r>
+      <w:r>
+        <w:rPr>
+          <w:b w:val="0"/>
+        </w:rPr>
+        <w:t>.</w:t>
       </w:r>
     </w:p>
     <w:p>
       <w:pPr>
-        <w:spacing w:line="336" w:lineRule="auto" w:after="180"/>
-      </w:pPr>
-      <w:r>
-        <w:rPr>
-          <w:b w:val="0"/>
-        </w:rPr>
-        <w:t xml:space="preserve">Use the weekly teacher answer for topic-specific reasoning. A saved progress tick is an activity record; judge mastery from the learner’s explanation and </w:t>
-      </w:r>
-      <w:r>
-        <w:rPr>
-          <w:b/>
-        </w:rPr>
-        <w:t>evidence</w:t>
-      </w:r>
-      <w:r>
-        <w:rPr>
-          <w:b w:val="0"/>
-        </w:rPr>
-        <w:t>.</w:t>
+        <w:pStyle w:val="Heading1"/>
+      </w:pPr>
+      <w:r>
+        <w:t>08. Reference · Feedback,labs and repair paths</w:t>
       </w:r>
     </w:p>
     <w:p>
-      <w:pPr>
-        <w:pStyle w:val="Heading1"/>
-      </w:pPr>
-      <w:r>
-        <w:t>08. Use feedback, labs and repair paths</w:t>
+      <w:r>
+        <w:t>Retain the first attempt and the evidence used for a repair.</w:t>
       </w:r>
     </w:p>
     <w:p>
-      <w:r>
-        <w:t>Use feedback, earlier review and portfolios purposefully. Apply the coding routine only when this lesson has an executable lab.</w:t>
+      <w:pPr>
+        <w:pStyle w:val="Heading2"/>
+      </w:pPr>
+      <w:r>
+        <w:t>Feedback and record guidance</w:t>
       </w:r>
     </w:p>
     <w:p>
@@ -4734,40 +5505,42 @@
       </w:r>
     </w:p>
     <w:p>
-      <w:pPr>
-        <w:pStyle w:val="Heading3"/>
-      </w:pPr>
-      <w:r>
-        <w:t>For later coding lessons</w:t>
+      <w:r>
+        <w:t>This week has no code block. Use this routine when a later lesson includes an executable lab.</w:t>
       </w:r>
     </w:p>
     <w:p>
-      <w:r>
-        <w:t>This week has no code block. Use this routine when a later lesson includes an executable lab.</w:t>
+      <w:pPr>
+        <w:spacing w:line="336" w:lineRule="auto" w:after="180"/>
+      </w:pPr>
+      <w:r>
+        <w:rPr>
+          <w:b w:val="0"/>
+        </w:rPr>
+        <w:t xml:space="preserve">Ask students to predict before running code. Preserve errors and actual </w:t>
+      </w:r>
+      <w:r>
+        <w:rPr>
+          <w:b/>
+        </w:rPr>
+        <w:t>output</w:t>
+      </w:r>
+      <w:r>
+        <w:rPr>
+          <w:b w:val="0"/>
+        </w:rPr>
+        <w:t>s; collect a changed test and an explanation. The branch-boundary and indexing lessons deliberately include failure cases.</w:t>
       </w:r>
     </w:p>
     <w:p>
       <w:pPr>
         <w:spacing w:line="336" w:lineRule="auto" w:after="180"/>
-        <w:shd w:fill="F1F6F8"/>
       </w:pPr>
       <w:r>
         <w:rPr>
           <w:b w:val="0"/>
         </w:rPr>
-        <w:t xml:space="preserve">Ask students to predict before running code. Preserve errors and actual </w:t>
-      </w:r>
-      <w:r>
-        <w:rPr>
-          <w:b/>
-        </w:rPr>
-        <w:t>output</w:t>
-      </w:r>
-      <w:r>
-        <w:rPr>
-          <w:b w:val="0"/>
-        </w:rPr>
-        <w:t>s; collect a changed test and an explanation. The branch-boundary and indexing lessons deliberately include failure cases.</w:t>
+        <w:t>Use the earlier worked-explanation links to address a specific missing building block, then return to the current question. Adapt this suggestion after observing the learner; it is not an automatic diagnosis.</w:t>
       </w:r>
     </w:p>
     <w:p>
@@ -4778,71 +5551,37 @@
         <w:rPr>
           <w:b w:val="0"/>
         </w:rPr>
-        <w:t>Use the earlier worked-explanation links to address a specific missing building block, then return to the current question. Adapt this suggestion after observing the learner; it is not an automatic diagnosis.</w:t>
+        <w:t xml:space="preserve">Collect the completed-work portfolio as </w:t>
+      </w:r>
+      <w:r>
+        <w:rPr>
+          <w:b/>
+        </w:rPr>
+        <w:t>evidence</w:t>
+      </w:r>
+      <w:r>
+        <w:rPr>
+          <w:b w:val="0"/>
+        </w:rPr>
+        <w:t>. Record support separately from correctness, and assess explanation, trace/test and limitations. Progress ticks and quiz selections alone do not establish mastery.</w:t>
       </w:r>
     </w:p>
     <w:p>
       <w:pPr>
-        <w:spacing w:line="336" w:lineRule="auto" w:after="180"/>
-      </w:pPr>
-      <w:r>
-        <w:rPr>
-          <w:b w:val="0"/>
-        </w:rPr>
-        <w:t xml:space="preserve">Collect the completed-work portfolio as </w:t>
-      </w:r>
-      <w:r>
-        <w:rPr>
-          <w:b/>
-        </w:rPr>
-        <w:t>evidence</w:t>
-      </w:r>
-      <w:r>
-        <w:rPr>
-          <w:b w:val="0"/>
-        </w:rPr>
-        <w:t>. Record support separately from correctness, and assess explanation, trace/test and limitations. Progress ticks and quiz selections alone do not establish mastery.</w:t>
+        <w:pStyle w:val="Heading1"/>
+      </w:pPr>
+      <w:r>
+        <w:t>09. Reference · Teach with the six pictures</w:t>
       </w:r>
     </w:p>
     <w:p>
-      <w:pPr>
-        <w:pStyle w:val="Heading1"/>
-      </w:pPr>
-      <w:r>
-        <w:t>09. Visual concept journey</w:t>
+      <w:r>
+        <w:t>Choose one picture for a particular reasoning move.</w:t>
       </w:r>
     </w:p>
     <w:p>
-      <w:r>
-        <w:t>Show one Deployment environments graphic at a time, request a prediction and discuss its trace before the independent assessment.</w:t>
-      </w:r>
-    </w:p>
-    <w:p>
-      <w:pPr>
-        <w:spacing w:line="336" w:lineRule="auto" w:after="180"/>
-      </w:pPr>
-      <w:r>
-        <w:rPr>
-          <w:b w:val="0"/>
-        </w:rPr>
-        <w:t xml:space="preserve">Use one picture at a time. Hide a worked result before asking for a </w:t>
-      </w:r>
-      <w:r>
-        <w:rPr>
-          <w:b/>
-        </w:rPr>
-        <w:t>prediction</w:t>
-      </w:r>
-      <w:r>
-        <w:rPr>
-          <w:b w:val="0"/>
-        </w:rPr>
-        <w:t>, then reveal it for feedback. These are supported teaching cases; retain the separate independent assessment for a fresh first attempt.</w:t>
-      </w:r>
-    </w:p>
-    <w:p>
-      <w:pPr>
-        <w:pStyle w:val="Heading3"/>
+      <w:pPr>
+        <w:pStyle w:val="Heading2"/>
       </w:pPr>
       <w:r>
         <w:t>01. Deployment environments: the case</w:t>
@@ -4853,7 +5592,7 @@
         <w:drawing>
           <wp:inline xmlns:a="http://schemas.openxmlformats.org/drawingml/2006/main" xmlns:pic="http://schemas.openxmlformats.org/drawingml/2006/picture">
             <wp:extent cx="5486400" cy="2834640"/>
-            <wp:docPr id="2" name="Picture 2" descr="Separate rehearsal and live service. Staging rehearses a new answer version with fictional records; production serves approved school records. Supplied facts: Staging card names trial room Z; production card names room A. Credentials and stores are separate."/>
+            <wp:docPr id="3" name="Picture 3" descr="Separate rehearsal and live service. Staging rehearses a new answer version with fictional records; production serves approved school records. Supplied facts: Staging card names trial room Z; production card names room A. Credentials and stores are separate."/>
             <wp:cNvGraphicFramePr>
               <a:graphicFrameLocks noChangeAspect="1"/>
             </wp:cNvGraphicFramePr>
@@ -4865,7 +5604,7 @@
                     <pic:cNvPicPr/>
                   </pic:nvPicPr>
                   <pic:blipFill>
-                    <a:blip r:embed="rId10"/>
+                    <a:blip r:embed="rId11"/>
                     <a:stretch>
                       <a:fillRect/>
                     </a:stretch>
@@ -4909,7 +5648,6 @@
     <w:p>
       <w:pPr>
         <w:spacing w:line="336" w:lineRule="auto" w:after="180"/>
-        <w:shd w:fill="F5F1FB"/>
       </w:pPr>
       <w:r>
         <w:rPr>
@@ -4920,27 +5658,18 @@
     </w:p>
     <w:p>
       <w:pPr>
-        <w:pStyle w:val="Heading3"/>
-      </w:pPr>
-      <w:r>
-        <w:t>Discuss while showing the picture</w:t>
+        <w:spacing w:line="336" w:lineRule="auto" w:after="180"/>
+      </w:pPr>
+      <w:r>
+        <w:rPr>
+          <w:b w:val="0"/>
+        </w:rPr>
+        <w:t>Teacher prompt: Point to the given fact that matters most. Explain why it matters. Ask learners to describe one label or arrow in ordinary words. Use the adjacent transcript if the image is difficult to see.</w:t>
       </w:r>
     </w:p>
     <w:p>
       <w:pPr>
-        <w:spacing w:line="336" w:lineRule="auto" w:after="180"/>
-        <w:shd w:fill="F1F6F8"/>
-      </w:pPr>
-      <w:r>
-        <w:rPr>
-          <w:b w:val="0"/>
-        </w:rPr>
-        <w:t>Teacher prompt: Point to the given fact that matters most. Explain why it matters. Ask learners to describe one label or arrow in ordinary words. Use the adjacent transcript if the image is difficult to see.</w:t>
-      </w:r>
-    </w:p>
-    <w:p>
-      <w:pPr>
-        <w:pStyle w:val="Heading3"/>
+        <w:pStyle w:val="Heading2"/>
       </w:pPr>
       <w:r>
         <w:t>02. Follow the deciding steps</w:t>
@@ -4951,7 +5680,7 @@
         <w:drawing>
           <wp:inline xmlns:a="http://schemas.openxmlformats.org/drawingml/2006/main" xmlns:pic="http://schemas.openxmlformats.org/drawingml/2006/picture">
             <wp:extent cx="5486400" cy="3182112"/>
-            <wp:docPr id="3" name="Picture 3" descr="Use staging data: The rehearsal reads fictional room Z. → Check actual connection: Staging credentials must not reach production storage. → Review evidence: A passing rehearsal supports release review, not automatic promotion."/>
+            <wp:docPr id="4" name="Picture 4" descr="Use staging data: The rehearsal reads fictional room Z. → Check actual connection: Staging credentials must not reach production storage. → Review evidence: A passing rehearsal supports release review, not automatic promotion."/>
             <wp:cNvGraphicFramePr>
               <a:graphicFrameLocks noChangeAspect="1"/>
             </wp:cNvGraphicFramePr>
@@ -4963,7 +5692,7 @@
                     <pic:cNvPicPr/>
                   </pic:nvPicPr>
                   <pic:blipFill>
-                    <a:blip r:embed="rId11"/>
+                    <a:blip r:embed="rId9"/>
                     <a:stretch>
                       <a:fillRect/>
                     </a:stretch>
@@ -5008,7 +5737,6 @@
     <w:p>
       <w:pPr>
         <w:spacing w:line="336" w:lineRule="auto" w:after="180"/>
-        <w:shd w:fill="F5F1FB"/>
       </w:pPr>
       <w:r>
         <w:rPr>
@@ -5031,39 +5759,30 @@
     </w:p>
     <w:p>
       <w:pPr>
-        <w:pStyle w:val="Heading3"/>
-      </w:pPr>
-      <w:r>
-        <w:t>Discuss while showing the picture</w:t>
+        <w:spacing w:line="336" w:lineRule="auto" w:after="180"/>
+      </w:pPr>
+      <w:r>
+        <w:rPr>
+          <w:b w:val="0"/>
+        </w:rPr>
+        <w:t xml:space="preserve">Teacher prompt: Point to each numbered stage and explain which recorded </w:t>
+      </w:r>
+      <w:r>
+        <w:rPr>
+          <w:b/>
+        </w:rPr>
+        <w:t>input</w:t>
+      </w:r>
+      <w:r>
+        <w:rPr>
+          <w:b w:val="0"/>
+        </w:rPr>
+        <w:t xml:space="preserve"> it uses. Ask learners to describe one label or arrow in ordinary words. Use the adjacent transcript if the image is difficult to see.</w:t>
       </w:r>
     </w:p>
     <w:p>
       <w:pPr>
-        <w:spacing w:line="336" w:lineRule="auto" w:after="180"/>
-        <w:shd w:fill="F1F6F8"/>
-      </w:pPr>
-      <w:r>
-        <w:rPr>
-          <w:b w:val="0"/>
-        </w:rPr>
-        <w:t xml:space="preserve">Teacher prompt: Point to each numbered stage and explain which recorded </w:t>
-      </w:r>
-      <w:r>
-        <w:rPr>
-          <w:b/>
-        </w:rPr>
-        <w:t>input</w:t>
-      </w:r>
-      <w:r>
-        <w:rPr>
-          <w:b w:val="0"/>
-        </w:rPr>
-        <w:t xml:space="preserve"> it uses. Ask learners to describe one label or arrow in ordinary words. Use the adjacent transcript if the image is difficult to see.</w:t>
-      </w:r>
-    </w:p>
-    <w:p>
-      <w:pPr>
-        <w:pStyle w:val="Heading3"/>
+        <w:pStyle w:val="Heading2"/>
       </w:pPr>
       <w:r>
         <w:t>03. Deployment environments — evidence trace</w:t>
@@ -5074,7 +5793,7 @@
         <w:drawing>
           <wp:inline xmlns:a="http://schemas.openxmlformats.org/drawingml/2006/main" xmlns:pic="http://schemas.openxmlformats.org/drawingml/2006/picture">
             <wp:extent cx="5486400" cy="2996184"/>
-            <wp:docPr id="4" name="Picture 4" descr="Deployment environments — evidence trace. Staging configuration points to production storage while the interface displays staging. | For the classroom mock ENV selects a separate fixture store and secret namespace. Validate allowed environment names. A staging run cannot use production write credentials. | The label is misleading; block the run through configuration validation. A display badge is not an isolation boundary."/>
+            <wp:docPr id="5" name="Picture 5" descr="Deployment environments — evidence trace. Staging configuration points to production storage while the interface displays staging. | For the classroom mock ENV selects a separate fixture store and secret namespace. Validate allowed environment names. A staging run cannot use production write credentials. | The label is misleading; block the run through configuration validation. A display badge is not an isolation boundary."/>
             <wp:cNvGraphicFramePr>
               <a:graphicFrameLocks noChangeAspect="1"/>
             </wp:cNvGraphicFramePr>
@@ -5178,7 +5897,6 @@
     <w:p>
       <w:pPr>
         <w:spacing w:line="336" w:lineRule="auto" w:after="180"/>
-        <w:shd w:fill="F5F1FB"/>
       </w:pPr>
       <w:r>
         <w:rPr>
@@ -5189,27 +5907,18 @@
     </w:p>
     <w:p>
       <w:pPr>
-        <w:pStyle w:val="Heading3"/>
-      </w:pPr>
-      <w:r>
-        <w:t>Discuss while showing the picture</w:t>
+        <w:spacing w:line="336" w:lineRule="auto" w:after="180"/>
+      </w:pPr>
+      <w:r>
+        <w:rPr>
+          <w:b w:val="0"/>
+        </w:rPr>
+        <w:t>Teacher prompt: Read the labels and values. Explain the relationship the model shows. Ask learners to describe one label or arrow in ordinary words. Use the adjacent transcript if the image is difficult to see.</w:t>
       </w:r>
     </w:p>
     <w:p>
       <w:pPr>
-        <w:spacing w:line="336" w:lineRule="auto" w:after="180"/>
-        <w:shd w:fill="F1F6F8"/>
-      </w:pPr>
-      <w:r>
-        <w:rPr>
-          <w:b w:val="0"/>
-        </w:rPr>
-        <w:t>Teacher prompt: Read the labels and values. Explain the relationship the model shows. Ask learners to describe one label or arrow in ordinary words. Use the adjacent transcript if the image is difficult to see.</w:t>
-      </w:r>
-    </w:p>
-    <w:p>
-      <w:pPr>
-        <w:pStyle w:val="Heading3"/>
+        <w:pStyle w:val="Heading2"/>
       </w:pPr>
       <w:r>
         <w:t>04. Change one thing. Trace what follows.</w:t>
@@ -5220,7 +5929,7 @@
         <w:drawing>
           <wp:inline xmlns:a="http://schemas.openxmlformats.org/drawingml/2006/main" xmlns:pic="http://schemas.openxmlformats.org/drawingml/2006/picture">
             <wp:extent cx="5486400" cy="3026664"/>
-            <wp:docPr id="5" name="Picture 5" descr="Original case: A passing rehearsal supports release review, not automatic promotion. Changed condition: Point staging at the production credential. Expected result: Stop the rehearsal because its separation boundary is breached. Reason: Actual access matters more than the environment label."/>
+            <wp:docPr id="6" name="Picture 6" descr="Original case: A passing rehearsal supports release review, not automatic promotion. Changed condition: Point staging at the production credential. Expected result: Stop the rehearsal because its separation boundary is breached. Reason: Actual access matters more than the environment label."/>
             <wp:cNvGraphicFramePr>
               <a:graphicFrameLocks noChangeAspect="1"/>
             </wp:cNvGraphicFramePr>
@@ -5288,7 +5997,6 @@
     <w:p>
       <w:pPr>
         <w:spacing w:line="336" w:lineRule="auto" w:after="180"/>
-        <w:shd w:fill="F5F1FB"/>
       </w:pPr>
       <w:r>
         <w:rPr>
@@ -5299,51 +6007,41 @@
     </w:p>
     <w:p>
       <w:pPr>
-        <w:pStyle w:val="Heading3"/>
-      </w:pPr>
-      <w:r>
-        <w:t>Discuss while showing the picture</w:t>
+        <w:spacing w:line="336" w:lineRule="auto" w:after="180"/>
+      </w:pPr>
+      <w:r>
+        <w:rPr>
+          <w:b w:val="0"/>
+        </w:rPr>
+        <w:t>Teacher prompt: Predict before checking the worked changed-case result. Name what changed and what the supplied facts allow you to conclude. Ask learners to describe one label or arrow in ordinary words.</w:t>
       </w:r>
     </w:p>
     <w:p>
       <w:pPr>
         <w:spacing w:line="336" w:lineRule="auto" w:after="180"/>
-        <w:shd w:fill="F1F6F8"/>
       </w:pPr>
       <w:r>
         <w:rPr>
           <w:b w:val="0"/>
         </w:rPr>
-        <w:t>Teacher prompt: Predict before checking the worked changed-case result. Name what changed and what the supplied facts allow you to conclude. Ask learners to describe one label or arrow in ordinary words.</w:t>
+        <w:t xml:space="preserve">Use the adjacent transcript if the image is difficult to see. Changed-case reasoning: Actual access matters more than the </w:t>
+      </w:r>
+      <w:r>
+        <w:rPr>
+          <w:b/>
+        </w:rPr>
+        <w:t>environment</w:t>
+      </w:r>
+      <w:r>
+        <w:rPr>
+          <w:b w:val="0"/>
+        </w:rPr>
+        <w:t xml:space="preserve"> label.</w:t>
       </w:r>
     </w:p>
     <w:p>
       <w:pPr>
-        <w:spacing w:line="336" w:lineRule="auto" w:after="180"/>
-        <w:shd w:fill="F1F6F8"/>
-      </w:pPr>
-      <w:r>
-        <w:rPr>
-          <w:b w:val="0"/>
-        </w:rPr>
-        <w:t xml:space="preserve">Use the adjacent transcript if the image is difficult to see. Changed-case reasoning: Actual access matters more than the </w:t>
-      </w:r>
-      <w:r>
-        <w:rPr>
-          <w:b/>
-        </w:rPr>
-        <w:t>environment</w:t>
-      </w:r>
-      <w:r>
-        <w:rPr>
-          <w:b w:val="0"/>
-        </w:rPr>
-        <w:t xml:space="preserve"> label.</w:t>
-      </w:r>
-    </w:p>
-    <w:p>
-      <w:pPr>
-        <w:pStyle w:val="Heading3"/>
+        <w:pStyle w:val="Heading2"/>
       </w:pPr>
       <w:r>
         <w:t>05. Connect the explanation to its limit</w:t>
@@ -5354,7 +6052,7 @@
         <w:drawing>
           <wp:inline xmlns:a="http://schemas.openxmlformats.org/drawingml/2006/main" xmlns:pic="http://schemas.openxmlformats.org/drawingml/2006/picture">
             <wp:extent cx="5486400" cy="2834640"/>
-            <wp:docPr id="6" name="Picture 6" descr="An environment includes code, configuration, permissions and data. A staging label alone cannot create separation. Limit: Fictional fixtures can miss live edge cases; use approved privacy-safe representative test conditions too."/>
+            <wp:docPr id="7" name="Picture 7" descr="An environment includes code, configuration, permissions and data. A staging label alone cannot create separation. Limit: Fictional fixtures can miss live edge cases; use approved privacy-safe representative test conditions too."/>
             <wp:cNvGraphicFramePr>
               <a:graphicFrameLocks noChangeAspect="1"/>
             </wp:cNvGraphicFramePr>
@@ -5422,7 +6120,6 @@
     <w:p>
       <w:pPr>
         <w:spacing w:line="336" w:lineRule="auto" w:after="180"/>
-        <w:shd w:fill="F5F1FB"/>
       </w:pPr>
       <w:r>
         <w:rPr>
@@ -5433,39 +6130,29 @@
     </w:p>
     <w:p>
       <w:pPr>
-        <w:pStyle w:val="Heading3"/>
-      </w:pPr>
-      <w:r>
-        <w:t>Discuss while showing the picture</w:t>
+        <w:spacing w:line="336" w:lineRule="auto" w:after="180"/>
+      </w:pPr>
+      <w:r>
+        <w:rPr>
+          <w:b w:val="0"/>
+        </w:rPr>
+        <w:t>Teacher prompt: Explain the case, then point to a limit on the claim. Ask learners to describe one label or arrow in ordinary words. Use the adjacent transcript if the image is difficult to see.</w:t>
       </w:r>
     </w:p>
     <w:p>
       <w:pPr>
         <w:spacing w:line="336" w:lineRule="auto" w:after="180"/>
-        <w:shd w:fill="F1F6F8"/>
       </w:pPr>
       <w:r>
         <w:rPr>
           <w:b w:val="0"/>
         </w:rPr>
-        <w:t>Teacher prompt: Explain the case, then point to a limit on the claim. Ask learners to describe one label or arrow in ordinary words. Use the adjacent transcript if the image is difficult to see.</w:t>
+        <w:t>Keep the stated scope: Fictional fixtures can miss live edge cases; use approved privacy-safe representative test conditions too.</w:t>
       </w:r>
     </w:p>
     <w:p>
       <w:pPr>
-        <w:spacing w:line="336" w:lineRule="auto" w:after="180"/>
-        <w:shd w:fill="F1F6F8"/>
-      </w:pPr>
-      <w:r>
-        <w:rPr>
-          <w:b w:val="0"/>
-        </w:rPr>
-        <w:t>Keep the stated scope: Fictional fixtures can miss live edge cases; use approved privacy-safe representative test conditions too.</w:t>
-      </w:r>
-    </w:p>
-    <w:p>
-      <w:pPr>
-        <w:pStyle w:val="Heading3"/>
+        <w:pStyle w:val="Heading2"/>
       </w:pPr>
       <w:r>
         <w:t>06. Make the idea visible in your project</w:t>
@@ -5476,7 +6163,7 @@
         <w:drawing>
           <wp:inline xmlns:a="http://schemas.openxmlformats.org/drawingml/2006/main" xmlns:pic="http://schemas.openxmlformats.org/drawingml/2006/picture">
             <wp:extent cx="5486400" cy="3529584"/>
-            <wp:docPr id="7" name="Picture 7" descr="For the Grounded Learning Service, retain an annotated trace and the changed-case result. Name the contract or evidence that makes the deciding step valid, so another team can review it. Draw your input, deciding step, result and limit. Supported question: Identify the staging data and credential boundary. Why must the rehearsal stop if its credential reaches production even though the process is labelled staging?"/>
+            <wp:docPr id="8" name="Picture 8" descr="For the Grounded Learning Service, retain an annotated trace and the changed-case result. Name the contract or evidence that makes the deciding step valid, so another team can review it. Draw your input, deciding step, result and limit. Supported question: Identify the staging data and credential boundary. Why must the rehearsal stop if its credential reaches production even though the process is labelled staging?"/>
             <wp:cNvGraphicFramePr>
               <a:graphicFrameLocks noChangeAspect="1"/>
             </wp:cNvGraphicFramePr>
@@ -5579,7 +6266,6 @@
     <w:p>
       <w:pPr>
         <w:spacing w:line="336" w:lineRule="auto" w:after="180"/>
-        <w:shd w:fill="F5F1FB"/>
       </w:pPr>
       <w:r>
         <w:rPr>
@@ -5602,70 +6288,138 @@
     </w:p>
     <w:p>
       <w:pPr>
-        <w:pStyle w:val="Heading3"/>
-      </w:pPr>
-      <w:r>
-        <w:t>Discuss while showing the picture</w:t>
+        <w:spacing w:line="336" w:lineRule="auto" w:after="180"/>
+      </w:pPr>
+      <w:r>
+        <w:rPr>
+          <w:b w:val="0"/>
+        </w:rPr>
+        <w:t xml:space="preserve">Teacher prompt: Draw your project trace and justify the deciding step using </w:t>
+      </w:r>
+      <w:r>
+        <w:rPr>
+          <w:b/>
+        </w:rPr>
+        <w:t>evidence</w:t>
+      </w:r>
+      <w:r>
+        <w:rPr>
+          <w:b w:val="0"/>
+        </w:rPr>
+        <w:t>. Ask learners to describe one label or arrow in ordinary words. Use the adjacent transcript if the image is difficult to see.</w:t>
       </w:r>
     </w:p>
     <w:p>
       <w:pPr>
         <w:spacing w:line="336" w:lineRule="auto" w:after="180"/>
-        <w:shd w:fill="F1F6F8"/>
       </w:pPr>
       <w:r>
         <w:rPr>
           <w:b w:val="0"/>
         </w:rPr>
-        <w:t xml:space="preserve">Teacher prompt: Draw your project trace and justify the deciding step using </w:t>
-      </w:r>
-      <w:r>
-        <w:rPr>
-          <w:b/>
-        </w:rPr>
-        <w:t>evidence</w:t>
-      </w:r>
-      <w:r>
-        <w:rPr>
-          <w:b w:val="0"/>
-        </w:rPr>
-        <w:t>. Ask learners to describe one label or arrow in ordinary words. Use the adjacent transcript if the image is difficult to see.</w:t>
+        <w:t>Supported practice key: The rehearsal reads fictional room Z. Staging credentials must not reach production storage. A passing rehearsal supports release review, not automatic promotion.</w:t>
       </w:r>
     </w:p>
     <w:p>
       <w:pPr>
         <w:spacing w:line="336" w:lineRule="auto" w:after="180"/>
-        <w:shd w:fill="F1F6F8"/>
       </w:pPr>
       <w:r>
         <w:rPr>
           <w:b w:val="0"/>
         </w:rPr>
-        <w:t>Supported practice key: The rehearsal reads fictional room Z. Staging credentials must not reach production storage. A passing rehearsal supports release review, not automatic promotion.</w:t>
+        <w:t xml:space="preserve">Changed case: Stop the rehearsal because its separation boundary is breached. Actual access matters more than the </w:t>
+      </w:r>
+      <w:r>
+        <w:rPr>
+          <w:b/>
+        </w:rPr>
+        <w:t>environment</w:t>
+      </w:r>
+      <w:r>
+        <w:rPr>
+          <w:b w:val="0"/>
+        </w:rPr>
+        <w:t xml:space="preserve"> label.</w:t>
       </w:r>
     </w:p>
     <w:p>
       <w:pPr>
+        <w:pStyle w:val="Heading2"/>
+      </w:pPr>
+      <w:r>
+        <w:t>Earlier wording, alternatives and picture transcripts · reference / check after trying</w:t>
+      </w:r>
+    </w:p>
+    <w:p>
+      <w:pPr>
         <w:spacing w:line="336" w:lineRule="auto" w:after="180"/>
-        <w:shd w:fill="F1F6F8"/>
       </w:pPr>
       <w:r>
         <w:rPr>
           <w:b w:val="0"/>
         </w:rPr>
-        <w:t xml:space="preserve">Changed case: Stop the rehearsal because its separation boundary is breached. Actual access matters more than the </w:t>
+        <w:t xml:space="preserve">Use one picture at a time. Hide a worked result before asking for a </w:t>
       </w:r>
       <w:r>
         <w:rPr>
           <w:b/>
         </w:rPr>
-        <w:t>environment</w:t>
+        <w:t>prediction</w:t>
       </w:r>
       <w:r>
         <w:rPr>
           <w:b w:val="0"/>
         </w:rPr>
-        <w:t xml:space="preserve"> label.</w:t>
+        <w:t>, then reveal it for feedback. These are supported teaching cases; retain the separate independent assessment for a fresh first attempt.</w:t>
+      </w:r>
+    </w:p>
+    <w:p>
+      <w:pPr>
+        <w:pStyle w:val="Heading3"/>
+      </w:pPr>
+      <w:r>
+        <w:t>01. Deployment environments: the case</w:t>
+      </w:r>
+    </w:p>
+    <w:p>
+      <w:pPr>
+        <w:pStyle w:val="Heading3"/>
+      </w:pPr>
+      <w:r>
+        <w:t>02. Follow the deciding steps</w:t>
+      </w:r>
+    </w:p>
+    <w:p>
+      <w:pPr>
+        <w:pStyle w:val="Heading3"/>
+      </w:pPr>
+      <w:r>
+        <w:t>03. Deployment environments — evidence trace</w:t>
+      </w:r>
+    </w:p>
+    <w:p>
+      <w:pPr>
+        <w:pStyle w:val="Heading3"/>
+      </w:pPr>
+      <w:r>
+        <w:t>04. Change one thing. Trace what follows.</w:t>
+      </w:r>
+    </w:p>
+    <w:p>
+      <w:pPr>
+        <w:pStyle w:val="Heading3"/>
+      </w:pPr>
+      <w:r>
+        <w:t>05. Connect the explanation to its limit</w:t>
+      </w:r>
+    </w:p>
+    <w:p>
+      <w:pPr>
+        <w:pStyle w:val="Heading3"/>
+      </w:pPr>
+      <w:r>
+        <w:t>06. Make the idea visible in your project</w:t>
       </w:r>
     </w:p>
     <w:sectPr>
